--- a/praca/praca_koncowa.docx
+++ b/praca/praca_koncowa.docx
@@ -149,75 +149,17 @@
         <w:pStyle w:val="FirstParagraph"/>
       </w:pPr>
       <w:r>
-        <w:t xml:space="preserve">Operatorzy telekomunikacyjni, ang. CSP (Communication Service Providers) działają na silnie konkurencyjnym rynku, który wymaga ciągłej redukcji kosztów. Największe nakłady inwestycyjne związane są z zakupem pasma na licytacjach krajowych. Efektywne wykorzystanie tego zasobu decyduje o przewadze konkurencyjnej na rynku usług telekomunikacyjnych. Miarą efektywności użycia pasma jest efektywność spektralna (ang. spectral efficiency), która definiowana jest jako ilość przesłanych bitów na sekundę przypadająca na jednostkę szerokości pasma. Zazwyczaj jest wyrażana w jednostkach bit/s/Hz.</w:t>
-      </w:r>
-    </w:p>
-    <w:p>
-      <w:pPr>
-        <w:pStyle w:val="BodyText"/>
-      </w:pPr>
-      <w:r>
-        <w:t xml:space="preserve">W celu poprawienia efektywności spektralnej operatorzy wykorzystują w sieciach komórkowych technologię Massive MIMO (ang. Multiple Input Multiple Output), która wykorzystuje macierze antenowe o liczbie elementów znacznie przekraczającej liczbę jednocześnie obsługiwanych użytkowników. Dzięki zwielokrotnieniu przestrzennemu (ang. spatial multiplexing) możliwa jest jednoczesna transmisja do wielu użytkowników w tym samym zasobie częstotliwościowym i czasowym, co bezpośrednio zwiększa efektywność spektralną systemu.</w:t>
-      </w:r>
-      <w:r>
-        <w:t xml:space="preserve"> </w:t>
-      </w:r>
-      <w:r>
-        <w:t xml:space="preserve">(Park 2024)</w:t>
-      </w:r>
-    </w:p>
-    <w:p>
-      <w:pPr>
-        <w:pStyle w:val="BodyText"/>
-      </w:pPr>
-      <w:r>
-        <w:t xml:space="preserve">Aby dalej poprawić efektywność spektralną organizacja standaryzująca 3GPP przeprowadziła analizę możliwości wykorzystania uczenia maszynowego w telekomunikacji. W efekcie powstał raport techniczny TR 38.843</w:t>
-      </w:r>
-      <w:r>
-        <w:t xml:space="preserve"> </w:t>
-      </w:r>
-      <w:r>
-        <w:t xml:space="preserve">“</w:t>
-      </w:r>
-      <w:r>
-        <w:t xml:space="preserve">Study on Artificial Intelligence (AI)/Machine Learning (ML) for NR air interface</w:t>
-      </w:r>
-      <w:r>
-        <w:t xml:space="preserve">”</w:t>
-      </w:r>
-      <w:r>
-        <w:t xml:space="preserve">, w którym opisano scenariusz predykcji wiązki w przestrzeni przy wykorzystaniu modeli uczenia maszynowego.</w:t>
-      </w:r>
-    </w:p>
-    <w:p>
-      <w:pPr>
-        <w:pStyle w:val="BodyText"/>
-      </w:pPr>
-      <w:r>
-        <w:t xml:space="preserve">Celem niniejszej pracy jest implementacja opisanego w raporcie TR 38.843 scenariusza predykcji wiązki w przestrzeni z wykorzystaniem bibliotek do uczenia maszynowego w języku Python oraz analiza uzyskanej efektywności spektralnej i porównanie jej z efektywnością spektralną uzyskaną przy wykorzystaniu tradycyjnych metod bazujących na pomiarach pilotowych.</w:t>
-      </w:r>
-      <w:r>
-        <w:t xml:space="preserve">(3GPP 2024)</w:t>
-      </w:r>
-    </w:p>
-    <w:p>
-      <w:pPr>
-        <w:pStyle w:val="BodyText"/>
-      </w:pPr>
-      <w:r>
-        <w:t xml:space="preserve">W pracy wykorzystano zbiór danych wygenerowany za pomocą frameworku DeepMIMO (Arizona State University), opartego na danych z symulacji ray-tracingowych przeprowadzonych w oprogramowaniu Remcom Wireless InSite dla scenariusza 3GPP 5G NR outdoor.</w:t>
-      </w:r>
-      <w:r>
-        <w:t xml:space="preserve"> </w:t>
-      </w:r>
-      <w:r>
-        <w:t xml:space="preserve">(Alkhateeb 2019)</w:t>
-      </w:r>
-    </w:p>
-    <w:p>
-      <w:pPr>
-        <w:pStyle w:val="BodyText"/>
-      </w:pPr>
+        <w:t xml:space="preserve">Problem [opis do zrobienia]</w:t>
+      </w:r>
+      <w:r>
+        <w:t xml:space="preserve"> </w:t>
+      </w:r>
+      <w:r>
+        <w:t xml:space="preserve">Dane [opis do zrobienia]</w:t>
+      </w:r>
+      <w:r>
+        <w:t xml:space="preserve"> </w:t>
+      </w:r>
       <w:r>
         <w:t xml:space="preserve">Metoda [opis do zrobienia]</w:t>
       </w:r>
@@ -281,7 +223,84 @@
         <w:pStyle w:val="FirstParagraph"/>
       </w:pPr>
       <w:r>
-        <w:t xml:space="preserve">[Opis tła problemu, dlaczego temat jest ważny i aktualny…]</w:t>
+        <w:t xml:space="preserve">Operatorzy telekomunikacyjni (ang. Communication Service Providers, CSP) działają na silnie konkurencyjnym rynku, który wymaga ciągłej redukcji kosztów. Największe nakłady inwestycyjne związane są z zakupem pasma na licytacjach krajowych. Efektywne wykorzystanie tego zasobu decyduje o przewadze konkurencyjnej na rynku usług telekomunikacyjnych. Miarą efektywności użycia pasma jest efektywność spektralna (ang. spectral efficiency), która definiowana jest jako przepływność binarna (liczba przesłanych bitów na sekundę) przypadająca na jednostkę szerokości pasma [bit/s/Hz].</w:t>
+      </w:r>
+    </w:p>
+    <w:p>
+      <w:pPr>
+        <w:pStyle w:val="BodyText"/>
+      </w:pPr>
+      <w:r>
+        <w:t xml:space="preserve">W celu poprawy efektywności spektralnej operatorzy wykorzystują w sieciach komórkowych technologię Massive MIMO (ang. Multiple Input Multiple Output), która wykorzystuje macierze antenowe o liczbie elementów znacznie przekraczającej liczbę jednocześnie obsługiwanych użytkowników. Dzięki zwielokrotnieniu przestrzennemu (ang. spatial multiplexing) możliwa jest jednoczesna transmisja do wielu użytkowników w tym samym zasobie częstotliwościowym i czasowym, co bezpośrednio zwiększa efektywność spektralną systemu</w:t>
+      </w:r>
+      <w:r>
+        <w:t xml:space="preserve"> </w:t>
+      </w:r>
+      <w:r>
+        <w:t xml:space="preserve">(Park 2024)</w:t>
+      </w:r>
+      <w:r>
+        <w:t xml:space="preserve">.</w:t>
+      </w:r>
+    </w:p>
+    <w:p>
+      <w:pPr>
+        <w:pStyle w:val="BodyText"/>
+      </w:pPr>
+      <w:r>
+        <w:t xml:space="preserve">Aby dalej poprawić efektywność spektralną, organizacja standaryzująca 3GPP przeprowadziła analizę możliwości wykorzystania uczenia maszynowego w telekomunikacji. W efekcie powstał raport techniczny TR 38.843</w:t>
+      </w:r>
+      <w:r>
+        <w:t xml:space="preserve"> </w:t>
+      </w:r>
+      <w:r>
+        <w:t xml:space="preserve">“</w:t>
+      </w:r>
+      <w:r>
+        <w:t xml:space="preserve">Study on Artificial Intelligence (AI)/Machine Learning (ML) for NR air interface</w:t>
+      </w:r>
+      <w:r>
+        <w:t xml:space="preserve">”</w:t>
+      </w:r>
+      <w:r>
+        <w:t xml:space="preserve">, w którym opisano scenariusz predykcji wiązki w dziedzinie przestrzennej (ang. spatial domain beam prediction), polegający na wyznaczeniu optymalnego wektora kształtowania wiązki na podstawie sygnałów pilotażowych o zredukowanej liczbie pomiarów.</w:t>
+      </w:r>
+    </w:p>
+    <w:p>
+      <w:pPr>
+        <w:pStyle w:val="BodyText"/>
+      </w:pPr>
+      <w:r>
+        <w:t xml:space="preserve">W pracy</w:t>
+      </w:r>
+      <w:r>
+        <w:t xml:space="preserve"> </w:t>
+      </w:r>
+      <w:r>
+        <w:t xml:space="preserve">(Ahmed Alkhateeb et al. 2018)</w:t>
+      </w:r>
+      <w:r>
+        <w:t xml:space="preserve"> </w:t>
+      </w:r>
+      <w:r>
+        <w:t xml:space="preserve">zaproponowano architekturę skoordynowanego kształtowania wiązki z wykorzystaniem głębokich sieci neuronowych dla systemów fal milimetrowych, która pozwala na znaczne ograniczenie narzutu pilotowego. Niniejsza praca nawiązuje do tej metodyki, stanowiąc jej replikację i próbę optymalizacji w wybranym scenariuszu.</w:t>
+      </w:r>
+    </w:p>
+    <w:p>
+      <w:pPr>
+        <w:pStyle w:val="BodyText"/>
+      </w:pPr>
+      <w:r>
+        <w:t xml:space="preserve">W pracy wykorzystano zbiór danych wygenerowany za pomocą frameworku DeepMIMO (Arizona State University), opartego na danych z symulacji ray-tracingowych przeprowadzonych w oprogramowaniu Remcom Wireless InSite dla scenariusza 3GPP 5G NR outdoor</w:t>
+      </w:r>
+      <w:r>
+        <w:t xml:space="preserve"> </w:t>
+      </w:r>
+      <w:r>
+        <w:t xml:space="preserve">(A. Alkhateeb 2019)</w:t>
+      </w:r>
+      <w:r>
+        <w:t xml:space="preserve">.</w:t>
       </w:r>
     </w:p>
     <w:bookmarkEnd w:id="25"/>
@@ -299,7 +318,16 @@
         <w:pStyle w:val="FirstParagraph"/>
       </w:pPr>
       <w:r>
-        <w:t xml:space="preserve">Głównym celem niniejszej pracy jest [opis celu głównego].</w:t>
+        <w:t xml:space="preserve">Głównym celem niniejszej pracy jest implementacja scenariusza predykcji wiązki w dziedzinie przestrzennej (zdefiniowanego w raporcie technicznym 3GPP TR 38.843) z wykorzystaniem modeli uczenia maszynowego w języku Python. Praca obejmuje analizę osiągniętej efektywności spektralnej oraz jej porównanie z metodami konwencjonalnymi, opartymi na wyczerpującym przeszukiwaniu wiązek i pomiarach pilotowych</w:t>
+      </w:r>
+      <w:r>
+        <w:t xml:space="preserve"> </w:t>
+      </w:r>
+      <w:r>
+        <w:t xml:space="preserve">(3GPP 2024)</w:t>
+      </w:r>
+      <w:r>
+        <w:t xml:space="preserve">.</w:t>
       </w:r>
     </w:p>
     <w:p>
@@ -329,51 +357,16 @@
         <w:t xml:space="preserve"> </w:t>
       </w:r>
       <w:r>
-        <w:t xml:space="preserve">[Pierwsze pytanie badawcze…]</w:t>
-      </w:r>
-      <w:r>
-        <w:t xml:space="preserve"> </w:t>
-      </w:r>
-      <w:r>
-        <w:t xml:space="preserve">2.</w:t>
-      </w:r>
-      <w:r>
-        <w:t xml:space="preserve"> </w:t>
-      </w:r>
-      <w:r>
-        <w:rPr>
-          <w:b/>
-          <w:bCs/>
-        </w:rPr>
-        <w:t xml:space="preserve">PB2:</w:t>
-      </w:r>
-      <w:r>
-        <w:t xml:space="preserve"> </w:t>
-      </w:r>
-      <w:r>
-        <w:t xml:space="preserve">[Drugie pytanie badawcze…]</w:t>
-      </w:r>
-      <w:r>
-        <w:t xml:space="preserve"> </w:t>
-      </w:r>
-      <w:r>
-        <w:t xml:space="preserve">3.</w:t>
-      </w:r>
-      <w:r>
-        <w:t xml:space="preserve"> </w:t>
-      </w:r>
-      <w:r>
-        <w:rPr>
-          <w:b/>
-          <w:bCs/>
-        </w:rPr>
-        <w:t xml:space="preserve">PB3:</w:t>
-      </w:r>
-      <w:r>
-        <w:t xml:space="preserve"> </w:t>
-      </w:r>
-      <w:r>
-        <w:t xml:space="preserve">[Trzecie pytanie badawcze…]</w:t>
+        <w:t xml:space="preserve">Czy modyfikacja architektury modelu lub wstępnego przetwarzania cech pozwala uzyskać wyższą efektywność spektralną w porównaniu z rozwiązaniem bazowym przedstawionym przez Alkhateeba i in.</w:t>
+      </w:r>
+      <w:r>
+        <w:t xml:space="preserve"> </w:t>
+      </w:r>
+      <w:r>
+        <w:t xml:space="preserve">(Ahmed Alkhateeb et al. 2018)</w:t>
+      </w:r>
+      <w:r>
+        <w:t xml:space="preserve">?</w:t>
       </w:r>
     </w:p>
     <w:bookmarkEnd w:id="26"/>
@@ -1892,7 +1885,7 @@
     </w:p>
     <w:bookmarkEnd w:id="51"/>
     <w:bookmarkEnd w:id="52"/>
-    <w:bookmarkStart w:id="61" w:name="bibliografia-i-załączniki"/>
+    <w:bookmarkStart w:id="63" w:name="bibliografia-i-załączniki"/>
     <w:p>
       <w:pPr>
         <w:pStyle w:val="Heading1"/>
@@ -2008,7 +2001,7 @@
       </w:r>
     </w:p>
     <w:bookmarkEnd w:id="54"/>
-    <w:bookmarkStart w:id="60" w:name="literatura"/>
+    <w:bookmarkStart w:id="62" w:name="literatura"/>
     <w:p>
       <w:pPr>
         <w:pStyle w:val="Heading2"/>
@@ -2017,7 +2010,7 @@
         <w:t xml:space="preserve">7.3. Literatura</w:t>
       </w:r>
     </w:p>
-    <w:bookmarkStart w:id="59" w:name="refs"/>
+    <w:bookmarkStart w:id="61" w:name="refs"/>
     <w:bookmarkStart w:id="55" w:name="ref-3gpp_tr38843"/>
     <w:p>
       <w:pPr>
@@ -2105,12 +2098,64 @@
       </w:r>
     </w:p>
     <w:bookmarkEnd w:id="56"/>
-    <w:bookmarkStart w:id="58" w:name="ref-sharetechnote_massive_mimo"/>
+    <w:bookmarkStart w:id="58" w:name="ref-alkhateeb2018deep"/>
     <w:p>
       <w:pPr>
         <w:pStyle w:val="Bibliography"/>
       </w:pPr>
       <w:r>
+        <w:t xml:space="preserve">Alkhateeb, Ahmed, Sam Alex, Paul Varkey, Ying Li, Qi Qu, and Djordje Tujkovic. 2018.</w:t>
+      </w:r>
+      <w:r>
+        <w:t xml:space="preserve"> </w:t>
+      </w:r>
+      <w:r>
+        <w:t xml:space="preserve">“</w:t>
+      </w:r>
+      <w:r>
+        <w:t xml:space="preserve">Deep Learning Coordinated Beamforming for Highly-Mobile Millimeter Wave Systems</w:t>
+      </w:r>
+      <w:r>
+        <w:t xml:space="preserve">.”</w:t>
+      </w:r>
+      <w:r>
+        <w:t xml:space="preserve"> </w:t>
+      </w:r>
+      <w:r>
+        <w:rPr>
+          <w:i/>
+          <w:iCs/>
+        </w:rPr>
+        <w:t xml:space="preserve">IEEE Access</w:t>
+      </w:r>
+      <w:r>
+        <w:t xml:space="preserve"> </w:t>
+      </w:r>
+      <w:r>
+        <w:t xml:space="preserve">6: 37328–48.</w:t>
+      </w:r>
+      <w:r>
+        <w:t xml:space="preserve"> </w:t>
+      </w:r>
+      <w:hyperlink r:id="rId57">
+        <w:r>
+          <w:rPr>
+            <w:rStyle w:val="Hyperlink"/>
+          </w:rPr>
+          <w:t xml:space="preserve">https://doi.org/10.1109/ACCESS.2018.2850226</w:t>
+        </w:r>
+      </w:hyperlink>
+      <w:r>
+        <w:t xml:space="preserve">.</w:t>
+      </w:r>
+    </w:p>
+    <w:bookmarkEnd w:id="58"/>
+    <w:bookmarkStart w:id="60" w:name="ref-sharetechnote_massive_mimo"/>
+    <w:p>
+      <w:pPr>
+        <w:pStyle w:val="Bibliography"/>
+      </w:pPr>
+      <w:r>
         <w:t xml:space="preserve">Park, Jaekyun. 2024.</w:t>
       </w:r>
       <w:r>
@@ -2134,7 +2179,7 @@
       <w:r>
         <w:t xml:space="preserve"> </w:t>
       </w:r>
-      <w:hyperlink r:id="rId57">
+      <w:hyperlink r:id="rId59">
         <w:r>
           <w:rPr>
             <w:rStyle w:val="Hyperlink"/>
@@ -2146,15 +2191,15 @@
         <w:t xml:space="preserve">.</w:t>
       </w:r>
     </w:p>
-    <w:bookmarkEnd w:id="58"/>
-    <w:bookmarkEnd w:id="59"/>
-    <w:p>
-      <w:r>
-        <w:br w:type="page"/>
-      </w:r>
-    </w:p>
     <w:bookmarkEnd w:id="60"/>
     <w:bookmarkEnd w:id="61"/>
+    <w:p>
+      <w:r>
+        <w:br w:type="page"/>
+      </w:r>
+    </w:p>
+    <w:bookmarkEnd w:id="62"/>
+    <w:bookmarkEnd w:id="63"/>
     <w:sectPr>
       <w:pgSz w:h="15840" w:w="12240"/>
       <w:pgMar w:bottom="1418" w:footer="720" w:gutter="0" w:header="720" w:left="1418" w:right="1418" w:top="1418"/>

--- a/praca/praca_koncowa.docx
+++ b/praca/praca_koncowa.docx
@@ -223,7 +223,16 @@
         <w:pStyle w:val="FirstParagraph"/>
       </w:pPr>
       <w:r>
-        <w:t xml:space="preserve">Operatorzy telekomunikacyjni (ang. Communication Service Providers, CSP) działają na silnie konkurencyjnym rynku, który wymaga ciągłej redukcji kosztów. Największe nakłady inwestycyjne związane są z zakupem pasma na licytacjach krajowych. Efektywne wykorzystanie tego zasobu decyduje o przewadze konkurencyjnej na rynku usług telekomunikacyjnych. Miarą efektywności użycia pasma jest efektywność spektralna (ang. spectral efficiency), która definiowana jest jako przepływność binarna (liczba przesłanych bitów na sekundę) przypadająca na jednostkę szerokości pasma [bit/s/Hz].</w:t>
+        <w:t xml:space="preserve">Operatorzy telekomunikacyjni (ang. Communication Service Providers, CSP) działają na silnie konkurencyjnym rynku, który wymaga ciągłej redukcji kosztów. Jednym z największych kosztów operatorów jest pozyskanie pasma w aukcjach krajowych</w:t>
+      </w:r>
+      <w:r>
+        <w:t xml:space="preserve"> </w:t>
+      </w:r>
+      <w:r>
+        <w:t xml:space="preserve">(Garbellini, Bahia, and Castells 2018)</w:t>
+      </w:r>
+      <w:r>
+        <w:t xml:space="preserve">. Efektywne wykorzystanie tego zasobu decyduje o przewadze konkurencyjnej na rynku usług telekomunikacyjnych. Miarą efektywności użycia pasma jest efektywność spektralna (ang. spectral efficiency), która definiowana jest jako przepływność binarna (liczba przesłanych bitów na sekundę) przypadająca na jednostkę szerokości pasma [bit/s/Hz].</w:t>
       </w:r>
     </w:p>
     <w:p>
@@ -231,13 +240,13 @@
         <w:pStyle w:val="BodyText"/>
       </w:pPr>
       <w:r>
-        <w:t xml:space="preserve">W celu poprawy efektywności spektralnej operatorzy wykorzystują w sieciach komórkowych technologię Massive MIMO (ang. Multiple Input Multiple Output), która wykorzystuje macierze antenowe o liczbie elementów znacznie przekraczającej liczbę jednocześnie obsługiwanych użytkowników. Dzięki zwielokrotnieniu przestrzennemu (ang. spatial multiplexing) możliwa jest jednoczesna transmisja do wielu użytkowników w tym samym zasobie częstotliwościowym i czasowym, co bezpośrednio zwiększa efektywność spektralną systemu</w:t>
-      </w:r>
-      <w:r>
-        <w:t xml:space="preserve"> </w:t>
-      </w:r>
-      <w:r>
-        <w:t xml:space="preserve">(Park 2024)</w:t>
+        <w:t xml:space="preserve">W celu poprawy efektywności spektralnej operatorzy stosują w sieciach komórkowych technologię Massive MIMO (ang. Multiple Input Multiple Output), która wykorzystuje macierze antenowe o liczbie elementów znacznie przekraczającej liczbę jednocześnie obsługiwanych użytkowników. Dzięki zwielokrotnieniu przestrzennemu (ang. spatial multiplexing) możliwa jest jednoczesna transmisja do wielu użytkowników w tym samym zasobie częstotliwościowym i czasowym, co bezpośrednio zwiększa efektywność spektralną systemu</w:t>
+      </w:r>
+      <w:r>
+        <w:t xml:space="preserve"> </w:t>
+      </w:r>
+      <w:r>
+        <w:t xml:space="preserve">(Marzetta 2010; Björnson, Hoydis, and Sanguinetti 2017)</w:t>
       </w:r>
       <w:r>
         <w:t xml:space="preserve">.</w:t>
@@ -248,22 +257,16 @@
         <w:pStyle w:val="BodyText"/>
       </w:pPr>
       <w:r>
-        <w:t xml:space="preserve">Aby dalej poprawić efektywność spektralną, organizacja standaryzująca 3GPP przeprowadziła analizę możliwości wykorzystania uczenia maszynowego w telekomunikacji. W efekcie powstał raport techniczny TR 38.843</w:t>
-      </w:r>
-      <w:r>
-        <w:t xml:space="preserve"> </w:t>
-      </w:r>
-      <w:r>
-        <w:t xml:space="preserve">“</w:t>
-      </w:r>
-      <w:r>
-        <w:t xml:space="preserve">Study on Artificial Intelligence (AI)/Machine Learning (ML) for NR air interface</w:t>
-      </w:r>
-      <w:r>
-        <w:t xml:space="preserve">”</w:t>
-      </w:r>
-      <w:r>
-        <w:t xml:space="preserve">, w którym opisano scenariusz predykcji wiązki w dziedzinie przestrzennej (ang. spatial domain beam prediction), polegający na wyznaczeniu optymalnego wektora kształtowania wiązki na podstawie sygnałów pilotażowych o zredukowanej liczbie pomiarów.</w:t>
+        <w:t xml:space="preserve">Organizacja 3GPP (ang. 3rd Generation Partnership Project) przeanalizowała zastosowanie uczenia maszynowego w interfejsie radiowym 5G, m.in. do predykcji wiązki przy ograniczonej liczbie pomiarów, co pozwala zmniejszyć narzut sygnalizacyjny i podnieść efektywność spektralną</w:t>
+      </w:r>
+      <w:r>
+        <w:t xml:space="preserve"> </w:t>
+      </w:r>
+      <w:r>
+        <w:t xml:space="preserve">(3GPP 2024)</w:t>
+      </w:r>
+      <w:r>
+        <w:t xml:space="preserve">.</w:t>
       </w:r>
     </w:p>
     <w:p>
@@ -271,7 +274,7 @@
         <w:pStyle w:val="BodyText"/>
       </w:pPr>
       <w:r>
-        <w:t xml:space="preserve">W pracy</w:t>
+        <w:t xml:space="preserve">Alkhateeb i in.</w:t>
       </w:r>
       <w:r>
         <w:t xml:space="preserve"> </w:t>
@@ -283,7 +286,7 @@
         <w:t xml:space="preserve"> </w:t>
       </w:r>
       <w:r>
-        <w:t xml:space="preserve">zaproponowano architekturę skoordynowanego kształtowania wiązki z wykorzystaniem głębokich sieci neuronowych dla systemów fal milimetrowych, która pozwala na znaczne ograniczenie narzutu pilotowego. Niniejsza praca nawiązuje do tej metodyki, stanowiąc jej replikację i próbę optymalizacji w wybranym scenariuszu.</w:t>
+        <w:t xml:space="preserve">zaproponowali architekturę skoordynowanego kształtowania wiązki z wykorzystaniem głębokich sieci neuronowych dla systemów fal milimetrowych, która pozwala na znaczne ograniczenie narzutu pilotowego. Niniejsza praca nawiązuje do tej metodyki, stanowiąc jej replikację i próbę optymalizacji w wybranym scenariuszu.</w:t>
       </w:r>
     </w:p>
     <w:p>
@@ -291,7 +294,19 @@
         <w:pStyle w:val="BodyText"/>
       </w:pPr>
       <w:r>
-        <w:t xml:space="preserve">W pracy wykorzystano zbiór danych wygenerowany za pomocą frameworku DeepMIMO (Arizona State University), opartego na danych z symulacji ray-tracingowych przeprowadzonych w oprogramowaniu Remcom Wireless InSite dla scenariusza 3GPP 5G NR outdoor</w:t>
+        <w:t xml:space="preserve">W niniejszej pracy wykorzystano zbiór danych DeepMIMO v4</w:t>
+      </w:r>
+      <w:r>
+        <w:t xml:space="preserve"> </w:t>
+      </w:r>
+      <w:r>
+        <w:t xml:space="preserve">(Ahmed Alkhateeb 2024)</w:t>
+      </w:r>
+      <w:r>
+        <w:t xml:space="preserve"> </w:t>
+      </w:r>
+      <w:r>
+        <w:t xml:space="preserve">(Arizona State University) dla scenariusza O1 (ulica w mieście, 60 GHz), opartego na symulacjach ray-tracingowych w programie Remcom Wireless InSite</w:t>
       </w:r>
       <w:r>
         <w:t xml:space="preserve"> </w:t>
@@ -318,7 +333,7 @@
         <w:pStyle w:val="FirstParagraph"/>
       </w:pPr>
       <w:r>
-        <w:t xml:space="preserve">Głównym celem niniejszej pracy jest implementacja scenariusza predykcji wiązki w dziedzinie przestrzennej (zdefiniowanego w raporcie technicznym 3GPP TR 38.843) z wykorzystaniem modeli uczenia maszynowego w języku Python. Praca obejmuje analizę osiągniętej efektywności spektralnej oraz jej porównanie z metodami konwencjonalnymi, opartymi na wyczerpującym przeszukiwaniu wiązek i pomiarach pilotowych</w:t>
+        <w:t xml:space="preserve">Głównym celem pracy jest implementacja i ocena modelu uczenia głębokiego do skoordynowanego kształtowania wiązki (ang. Deep Learning Coordinated Beamforming) w dziedzinie przestrzennej, zgodnie ze scenariuszem opisanym w raporcie 3GPP TR 38.843</w:t>
       </w:r>
       <w:r>
         <w:t xml:space="preserve"> </w:t>
@@ -327,7 +342,28 @@
         <w:t xml:space="preserve">(3GPP 2024)</w:t>
       </w:r>
       <w:r>
-        <w:t xml:space="preserve">.</w:t>
+        <w:t xml:space="preserve"> </w:t>
+      </w:r>
+      <w:r>
+        <w:t xml:space="preserve">oraz metodyką Alkhateeba i in.</w:t>
+      </w:r>
+      <w:r>
+        <w:t xml:space="preserve"> </w:t>
+      </w:r>
+      <w:r>
+        <w:t xml:space="preserve">(Ahmed Alkhateeb et al. 2018)</w:t>
+      </w:r>
+      <w:r>
+        <w:t xml:space="preserve">. Na podstawie ograniczonej liczby dookólnych pomiarów pilotowych sieć neuronowa wyznacza wiązkę z predefiniowanej książki kodowej. Uzyskaną efektywność spektralną netto (ang. effective spectral efficiency) porównano z dwoma punktami odniesienia z pracy</w:t>
+      </w:r>
+      <w:r>
+        <w:t xml:space="preserve"> </w:t>
+      </w:r>
+      <w:r>
+        <w:t xml:space="preserve">(Ahmed Alkhateeb et al. 2018)</w:t>
+      </w:r>
+      <w:r>
+        <w:t xml:space="preserve">: wyidealizowanym doborem wiązki bez narzutu treningowego (ang. Genie-Aided Coordinated Beamforming, górna granica wydajności) oraz konwencjonalną metodą bazową opartą na wyczerpującym przeszukiwaniu książki kodowej z uwzględnieniem narzutu czasowego na trening wiązek (ang. Baseline Coordinated Beamforming).</w:t>
       </w:r>
     </w:p>
     <w:p>
@@ -357,7 +393,7 @@
         <w:t xml:space="preserve"> </w:t>
       </w:r>
       <w:r>
-        <w:t xml:space="preserve">Czy modyfikacja architektury modelu lub wstępnego przetwarzania cech pozwala uzyskać wyższą efektywność spektralną w porównaniu z rozwiązaniem bazowym przedstawionym przez Alkhateeba i in.</w:t>
+        <w:t xml:space="preserve">Czy model wytrenowany na danych DeepMIMO v4 (scenariusz O1, 60 GHz) osiąga efektywność spektralną różniącą się o nie więcej niż 5% od wyników Alkhateeba i in.</w:t>
       </w:r>
       <w:r>
         <w:t xml:space="preserve"> </w:t>
@@ -366,41 +402,38 @@
         <w:t xml:space="preserve">(Ahmed Alkhateeb et al. 2018)</w:t>
       </w:r>
       <w:r>
-        <w:t xml:space="preserve">?</w:t>
-      </w:r>
-    </w:p>
-    <w:bookmarkEnd w:id="26"/>
-    <w:bookmarkStart w:id="27" w:name="przegląd-literatury"/>
-    <w:p>
-      <w:pPr>
-        <w:pStyle w:val="Heading2"/>
-      </w:pPr>
-      <w:r>
-        <w:t xml:space="preserve">1.3. Przegląd literatury</w:t>
-      </w:r>
-    </w:p>
-    <w:p>
-      <w:pPr>
-        <w:pStyle w:val="FirstParagraph"/>
-      </w:pPr>
-      <w:r>
-        <w:t xml:space="preserve">[Krótki przegląd stanu wiedzy wraz z cytowaniami, np.</w:t>
-      </w:r>
-      <w:r>
-        <w:t xml:space="preserve"> </w:t>
-      </w:r>
-      <w:r>
-        <w:t xml:space="preserve">(</w:t>
+        <w:t xml:space="preserve"> </w:t>
+      </w:r>
+      <w:r>
+        <w:t xml:space="preserve">przy tej samej liczbie anten i książce kodowej?</w:t>
+      </w:r>
+      <w:r>
+        <w:t xml:space="preserve"> </w:t>
+      </w:r>
+      <w:r>
+        <w:t xml:space="preserve">2.</w:t>
+      </w:r>
+      <w:r>
+        <w:t xml:space="preserve"> </w:t>
       </w:r>
       <w:r>
         <w:rPr>
           <w:b/>
           <w:bCs/>
         </w:rPr>
-        <w:t xml:space="preserve">breiman2001random?</w:t>
-      </w:r>
-      <w:r>
-        <w:t xml:space="preserve">;</w:t>
+        <w:t xml:space="preserve">PB2:</w:t>
+      </w:r>
+      <w:r>
+        <w:t xml:space="preserve"> </w:t>
+      </w:r>
+      <w:r>
+        <w:t xml:space="preserve">Jak zmiana architektury sieci (liczba warstw, liczba neuronów) i hiperparametrów treningu wpływa na efektywność spektralną oraz liczbę parametrów i czas inferencji modelu?</w:t>
+      </w:r>
+      <w:r>
+        <w:t xml:space="preserve"> </w:t>
+      </w:r>
+      <w:r>
+        <w:t xml:space="preserve">3.</w:t>
       </w:r>
       <w:r>
         <w:t xml:space="preserve"> </w:t>
@@ -410,13 +443,174 @@
           <w:b/>
           <w:bCs/>
         </w:rPr>
-        <w:t xml:space="preserve">pedregosa2011scikit?</w:t>
-      </w:r>
-      <w:r>
-        <w:t xml:space="preserve">)</w:t>
-      </w:r>
-      <w:r>
-        <w:t xml:space="preserve">…]</w:t>
+        <w:t xml:space="preserve">PB3:</w:t>
+      </w:r>
+      <w:r>
+        <w:t xml:space="preserve"> </w:t>
+      </w:r>
+      <w:r>
+        <w:t xml:space="preserve">Czy możliwe jest uruchomienie modeli opracowanych w ramach PB1 i PB2 w środowisku NVIDIA AI Aerial bez zmian w architekturze i jakie są różnice w czasie inferencji oraz wymaganiach sprzętowych względem uruchomienia w PyTorch?</w:t>
+      </w:r>
+    </w:p>
+    <w:bookmarkEnd w:id="26"/>
+    <w:bookmarkStart w:id="27" w:name="przegląd-literatury"/>
+    <w:p>
+      <w:pPr>
+        <w:pStyle w:val="Heading2"/>
+      </w:pPr>
+      <w:r>
+        <w:t xml:space="preserve">1.3. Przegląd literatury</w:t>
+      </w:r>
+    </w:p>
+    <w:p>
+      <w:pPr>
+        <w:pStyle w:val="FirstParagraph"/>
+      </w:pPr>
+      <w:r>
+        <w:t xml:space="preserve">Organizacja standaryzująca 3GPP wraz z pierwszym wydaniem 5G-Advanced rozpoczęła prace nad wykorzystaniem AI/ML w sieciach telekomunikacyjnych</w:t>
+      </w:r>
+      <w:r>
+        <w:t xml:space="preserve"> </w:t>
+      </w:r>
+      <w:r>
+        <w:t xml:space="preserve">(Lin 2023)</w:t>
+      </w:r>
+      <w:r>
+        <w:t xml:space="preserve">. W ramach grupy roboczej TSG RAN (ang. Technical Specification Group Radio Access Network) opracowano raport techniczny TR 38.843, opisujący wyniki studium nad zastosowaniem AI/ML w interfejsie radiowym NR (ang. New Radio)</w:t>
+      </w:r>
+      <w:r>
+        <w:t xml:space="preserve"> </w:t>
+      </w:r>
+      <w:r>
+        <w:t xml:space="preserve">(3GPP 2024)</w:t>
+      </w:r>
+      <w:r>
+        <w:t xml:space="preserve">. W dokumencie wytypowano trzy przypadki użycia, dla których przeprowadzono badania i które stanowią punkt odniesienia dla prac w tym obszarze:</w:t>
+      </w:r>
+    </w:p>
+    <w:p>
+      <w:pPr>
+        <w:pStyle w:val="Compact"/>
+        <w:numPr>
+          <w:ilvl w:val="0"/>
+          <w:numId w:val="1001"/>
+        </w:numPr>
+      </w:pPr>
+      <w:r>
+        <w:t xml:space="preserve">kompresja informacji zwrotnej o stanie kanału (ang. Channel State Information feedback, CSI feedback),</w:t>
+      </w:r>
+    </w:p>
+    <w:p>
+      <w:pPr>
+        <w:pStyle w:val="Compact"/>
+        <w:numPr>
+          <w:ilvl w:val="0"/>
+          <w:numId w:val="1001"/>
+        </w:numPr>
+      </w:pPr>
+      <w:r>
+        <w:t xml:space="preserve">zarządzanie wiązką (ang. beam management),</w:t>
+      </w:r>
+    </w:p>
+    <w:p>
+      <w:pPr>
+        <w:pStyle w:val="Compact"/>
+        <w:numPr>
+          <w:ilvl w:val="0"/>
+          <w:numId w:val="1001"/>
+        </w:numPr>
+      </w:pPr>
+      <w:r>
+        <w:t xml:space="preserve">pozycjonowanie (ang. positioning).</w:t>
+      </w:r>
+    </w:p>
+    <w:p>
+      <w:pPr>
+        <w:pStyle w:val="FirstParagraph"/>
+      </w:pPr>
+      <w:r>
+        <w:t xml:space="preserve">W zarządzaniu wiązką wyróżniono predykcję w dziedzinie przestrzennej (BM-Case 1) i czasowej (BM-Case 2); niniejsza praca dotyczy pierwszego przypadku.</w:t>
+      </w:r>
+    </w:p>
+    <w:p>
+      <w:pPr>
+        <w:pStyle w:val="BodyText"/>
+      </w:pPr>
+      <w:r>
+        <w:t xml:space="preserve">W konwencjonalnych systemach 5G NR procedury zarządzania wiązką opierają się na okresowym przemiataniu wiązek (ang. beam sweeping) przy użyciu bloków synchronizacyjnych SSB (ang. Synchronization Signal Block) oraz sygnałów referencyjnych CSI-RS (ang. Channel State Information Reference Signal)</w:t>
+      </w:r>
+      <w:r>
+        <w:t xml:space="preserve"> </w:t>
+      </w:r>
+      <w:r>
+        <w:t xml:space="preserve">(Giordani et al. 2019)</w:t>
+      </w:r>
+      <w:r>
+        <w:t xml:space="preserve">. Wraz ze wzrostem liczby elementów antenowych w pasmach fal milimetrowych wyczerpujące przeszukiwanie przestrzeni staje się źródłem znacznego narzutu czasowego i spadku przepływności, co motywuje poszukiwanie metod predykcyjnych opartych na AI/ML.</w:t>
+      </w:r>
+    </w:p>
+    <w:p>
+      <w:pPr>
+        <w:pStyle w:val="BodyText"/>
+      </w:pPr>
+      <w:r>
+        <w:t xml:space="preserve">Alkhateeb i in.</w:t>
+      </w:r>
+      <w:r>
+        <w:t xml:space="preserve"> </w:t>
+      </w:r>
+      <w:r>
+        <w:t xml:space="preserve">(Ahmed Alkhateeb et al. 2018)</w:t>
+      </w:r>
+      <w:r>
+        <w:t xml:space="preserve"> </w:t>
+      </w:r>
+      <w:r>
+        <w:t xml:space="preserve">zaproponowali uczenie głębokie do skoordynowanego kształtowania wiązki, wykorzystując dane z symulacji ray-tracingowych, na których oparto później zbiór DeepMIMO</w:t>
+      </w:r>
+      <w:r>
+        <w:t xml:space="preserve"> </w:t>
+      </w:r>
+      <w:r>
+        <w:t xml:space="preserve">(A. Alkhateeb 2019)</w:t>
+      </w:r>
+      <w:r>
+        <w:t xml:space="preserve">. Wykazali, że model osiąga przepływność bliską optymalnej przy znacznie mniejszym narzucie pilotowym.</w:t>
+      </w:r>
+    </w:p>
+    <w:p>
+      <w:pPr>
+        <w:pStyle w:val="BodyText"/>
+      </w:pPr>
+      <w:r>
+        <w:t xml:space="preserve">Na potrzeby badań nad sztuczną inteligencją w warstwie fizycznej firma NVIDIA udostępniła otwartą bibliotekę Sionna, umożliwiającą akcelerowane na GPU symulacje łącza radiowego z różniczkowalnymi blokami przetwarzania sygnałów</w:t>
+      </w:r>
+      <w:r>
+        <w:t xml:space="preserve"> </w:t>
+      </w:r>
+      <w:r>
+        <w:t xml:space="preserve">(Hoydis et al. 2022)</w:t>
+      </w:r>
+      <w:r>
+        <w:t xml:space="preserve">. Jej rozwinięciami są Sionna Research Kit, który pozwala uruchamiać modele w czasie rzeczywistym na stosie RAN</w:t>
+      </w:r>
+      <w:r>
+        <w:t xml:space="preserve"> </w:t>
+      </w:r>
+      <w:r>
+        <w:t xml:space="preserve">(Cammerer et al. 2025)</w:t>
+      </w:r>
+      <w:r>
+        <w:t xml:space="preserve">, oraz platforma NVIDIA AI Aerial, obejmująca m.in. akcelerowaną warstwę fizyczną i cyfrowego bliźniaka sieci</w:t>
+      </w:r>
+      <w:r>
+        <w:t xml:space="preserve"> </w:t>
+      </w:r>
+      <w:r>
+        <w:t xml:space="preserve">(Cohen-Arazi et al. 2025)</w:t>
+      </w:r>
+      <w:r>
+        <w:t xml:space="preserve">. Możliwość przeniesienia modeli predykcji wiązki na platformę NVIDIA AI Aerial jest przedmiotem pytania badawczego PB3.</w:t>
       </w:r>
     </w:p>
     <w:p>
@@ -1021,7 +1215,7 @@
         <w:pStyle w:val="Compact"/>
         <w:numPr>
           <w:ilvl w:val="0"/>
-          <w:numId w:val="1001"/>
+          <w:numId w:val="1002"/>
         </w:numPr>
       </w:pPr>
       <w:r>
@@ -1043,7 +1237,7 @@
         <w:pStyle w:val="Compact"/>
         <w:numPr>
           <w:ilvl w:val="0"/>
-          <w:numId w:val="1001"/>
+          <w:numId w:val="1002"/>
         </w:numPr>
       </w:pPr>
       <w:r>
@@ -1885,7 +2079,7 @@
     </w:p>
     <w:bookmarkEnd w:id="51"/>
     <w:bookmarkEnd w:id="52"/>
-    <w:bookmarkStart w:id="63" w:name="bibliografia-i-załączniki"/>
+    <w:bookmarkStart w:id="79" w:name="bibliografia-i-załączniki"/>
     <w:p>
       <w:pPr>
         <w:pStyle w:val="Heading1"/>
@@ -2001,7 +2195,7 @@
       </w:r>
     </w:p>
     <w:bookmarkEnd w:id="54"/>
-    <w:bookmarkStart w:id="62" w:name="literatura"/>
+    <w:bookmarkStart w:id="78" w:name="literatura"/>
     <w:p>
       <w:pPr>
         <w:pStyle w:val="Heading2"/>
@@ -2010,7 +2204,7 @@
         <w:t xml:space="preserve">7.3. Literatura</w:t>
       </w:r>
     </w:p>
-    <w:bookmarkStart w:id="61" w:name="refs"/>
+    <w:bookmarkStart w:id="77" w:name="refs"/>
     <w:bookmarkStart w:id="55" w:name="ref-3gpp_tr38843"/>
     <w:p>
       <w:pPr>
@@ -2098,7 +2292,61 @@
       </w:r>
     </w:p>
     <w:bookmarkEnd w:id="56"/>
-    <w:bookmarkStart w:id="58" w:name="ref-alkhateeb2018deep"/>
+    <w:bookmarkStart w:id="58" w:name="ref-deepmimo_website"/>
+    <w:p>
+      <w:pPr>
+        <w:pStyle w:val="Bibliography"/>
+      </w:pPr>
+      <w:r>
+        <w:t xml:space="preserve">Alkhateeb, Ahmed. 2024.</w:t>
+      </w:r>
+      <w:r>
+        <w:t xml:space="preserve"> </w:t>
+      </w:r>
+      <w:r>
+        <w:t xml:space="preserve">“</w:t>
+      </w:r>
+      <w:r>
+        <w:t xml:space="preserve">DeepMIMO</w:t>
+      </w:r>
+      <w:r>
+        <w:t xml:space="preserve">: A Generic Deep Learning Dataset for Millimeter Wave and Massive</w:t>
+      </w:r>
+      <w:r>
+        <w:t xml:space="preserve"> </w:t>
+      </w:r>
+      <w:r>
+        <w:t xml:space="preserve">MIMO</w:t>
+      </w:r>
+      <w:r>
+        <w:t xml:space="preserve"> </w:t>
+      </w:r>
+      <w:r>
+        <w:t xml:space="preserve">Applications.”</w:t>
+      </w:r>
+      <w:r>
+        <w:t xml:space="preserve"> </w:t>
+      </w:r>
+      <w:r>
+        <w:t xml:space="preserve">2024.</w:t>
+      </w:r>
+      <w:r>
+        <w:t xml:space="preserve"> </w:t>
+      </w:r>
+      <w:hyperlink r:id="rId57">
+        <w:r>
+          <w:rPr>
+            <w:rStyle w:val="Hyperlink"/>
+          </w:rPr>
+          <w:t xml:space="preserve">https://www.deepmimo.net/</w:t>
+        </w:r>
+      </w:hyperlink>
+      <w:r>
+        <w:t xml:space="preserve">.</w:t>
+      </w:r>
+    </w:p>
+    <w:bookmarkEnd w:id="58"/>
+    <w:bookmarkStart w:id="60" w:name="ref-alkhateeb2018deep"/>
     <w:p>
       <w:pPr>
         <w:pStyle w:val="Bibliography"/>
@@ -2137,7 +2385,7 @@
       <w:r>
         <w:t xml:space="preserve"> </w:t>
       </w:r>
-      <w:hyperlink r:id="rId57">
+      <w:hyperlink r:id="rId59">
         <w:r>
           <w:rPr>
             <w:rStyle w:val="Hyperlink"/>
@@ -2149,57 +2397,494 @@
         <w:t xml:space="preserve">.</w:t>
       </w:r>
     </w:p>
-    <w:bookmarkEnd w:id="58"/>
-    <w:bookmarkStart w:id="60" w:name="ref-sharetechnote_massive_mimo"/>
+    <w:bookmarkEnd w:id="60"/>
+    <w:bookmarkStart w:id="62" w:name="ref-bjornson2017massive"/>
     <w:p>
       <w:pPr>
         <w:pStyle w:val="Bibliography"/>
       </w:pPr>
       <w:r>
-        <w:t xml:space="preserve">Park, Jaekyun. 2024.</w:t>
-      </w:r>
-      <w:r>
-        <w:t xml:space="preserve"> </w:t>
-      </w:r>
-      <w:r>
-        <w:t xml:space="preserve">“</w:t>
-      </w:r>
-      <w:r>
-        <w:t xml:space="preserve">5G | Massive MIMO - Definition</w:t>
-      </w:r>
-      <w:r>
-        <w:t xml:space="preserve">.”</w:t>
-      </w:r>
-      <w:r>
-        <w:t xml:space="preserve"> </w:t>
-      </w:r>
-      <w:r>
-        <w:t xml:space="preserve">ShareTechNote. 2024.</w:t>
-      </w:r>
-      <w:r>
-        <w:t xml:space="preserve"> </w:t>
-      </w:r>
-      <w:hyperlink r:id="rId59">
+        <w:t xml:space="preserve">Björnson, Emil, Jakob Hoydis, and Luca Sanguinetti. 2017.</w:t>
+      </w:r>
+      <w:r>
+        <w:t xml:space="preserve"> </w:t>
+      </w:r>
+      <w:r>
+        <w:rPr>
+          <w:i/>
+          <w:iCs/>
+        </w:rPr>
+        <w:t xml:space="preserve">Massive</w:t>
+      </w:r>
+      <w:r>
+        <w:rPr>
+          <w:i/>
+          <w:iCs/>
+        </w:rPr>
+        <w:t xml:space="preserve"> </w:t>
+      </w:r>
+      <w:r>
+        <w:rPr>
+          <w:i/>
+          <w:iCs/>
+        </w:rPr>
+        <w:t xml:space="preserve">MIMO</w:t>
+      </w:r>
+      <w:r>
+        <w:rPr>
+          <w:i/>
+          <w:iCs/>
+        </w:rPr>
+        <w:t xml:space="preserve"> </w:t>
+      </w:r>
+      <w:r>
+        <w:rPr>
+          <w:i/>
+          <w:iCs/>
+        </w:rPr>
+        <w:t xml:space="preserve">Networks: Spectral, Energy, and Hardware Efficiency</w:t>
+      </w:r>
+      <w:r>
+        <w:t xml:space="preserve">. Vol. 11. Foundations and Trends in Signal Processing 3–4. Now Publishers.</w:t>
+      </w:r>
+      <w:r>
+        <w:t xml:space="preserve"> </w:t>
+      </w:r>
+      <w:hyperlink r:id="rId61">
         <w:r>
           <w:rPr>
             <w:rStyle w:val="Hyperlink"/>
           </w:rPr>
-          <w:t xml:space="preserve">https://www.sharetechnote.com/html/5G/5G_MassiveMIMO_Definition.html</w:t>
+          <w:t xml:space="preserve">https://doi.org/10.1561/2000000093</w:t>
         </w:r>
       </w:hyperlink>
       <w:r>
         <w:t xml:space="preserve">.</w:t>
       </w:r>
     </w:p>
-    <w:bookmarkEnd w:id="60"/>
-    <w:bookmarkEnd w:id="61"/>
+    <w:bookmarkEnd w:id="62"/>
+    <w:bookmarkStart w:id="64" w:name="ref-cammerer2025sionna"/>
+    <w:p>
+      <w:pPr>
+        <w:pStyle w:val="Bibliography"/>
+      </w:pPr>
+      <w:r>
+        <w:t xml:space="preserve">Cammerer, Sebastian, Guillermo Marcus, Tobias Zirr, Fayçal Aı̈t Aoudia, Lorenzo Maggi, Jakob Hoydis, and Alexander Keller. 2025.</w:t>
+      </w:r>
+      <w:r>
+        <w:t xml:space="preserve"> </w:t>
+      </w:r>
+      <w:r>
+        <w:t xml:space="preserve">“</w:t>
+      </w:r>
+      <w:r>
+        <w:t xml:space="preserve">Sionna</w:t>
+      </w:r>
+      <w:r>
+        <w:t xml:space="preserve"> </w:t>
+      </w:r>
+      <w:r>
+        <w:t xml:space="preserve">Research Kit: A</w:t>
+      </w:r>
+      <w:r>
+        <w:t xml:space="preserve"> </w:t>
+      </w:r>
+      <w:r>
+        <w:t xml:space="preserve">GPU</w:t>
+      </w:r>
+      <w:r>
+        <w:t xml:space="preserve">-Accelerated Research Platform for</w:t>
+      </w:r>
+      <w:r>
+        <w:t xml:space="preserve"> </w:t>
+      </w:r>
+      <w:r>
+        <w:t xml:space="preserve">AI</w:t>
+      </w:r>
+      <w:r>
+        <w:t xml:space="preserve">-</w:t>
+      </w:r>
+      <w:r>
+        <w:t xml:space="preserve">RAN</w:t>
+      </w:r>
+      <w:r>
+        <w:t xml:space="preserve">.”</w:t>
+      </w:r>
+      <w:r>
+        <w:t xml:space="preserve"> </w:t>
+      </w:r>
+      <w:r>
+        <w:rPr>
+          <w:i/>
+          <w:iCs/>
+        </w:rPr>
+        <w:t xml:space="preserve">arXiv Preprint arXiv:2505.15848</w:t>
+      </w:r>
+      <w:r>
+        <w:t xml:space="preserve">.</w:t>
+      </w:r>
+      <w:r>
+        <w:t xml:space="preserve"> </w:t>
+      </w:r>
+      <w:hyperlink r:id="rId63">
+        <w:r>
+          <w:rPr>
+            <w:rStyle w:val="Hyperlink"/>
+          </w:rPr>
+          <w:t xml:space="preserve">https://doi.org/10.48550/arXiv.2505.15848</w:t>
+        </w:r>
+      </w:hyperlink>
+      <w:r>
+        <w:t xml:space="preserve">.</w:t>
+      </w:r>
+    </w:p>
+    <w:bookmarkEnd w:id="64"/>
+    <w:bookmarkStart w:id="66" w:name="ref-cohenarazi2025aerial"/>
+    <w:p>
+      <w:pPr>
+        <w:pStyle w:val="Bibliography"/>
+      </w:pPr>
+      <w:r>
+        <w:t xml:space="preserve">Cohen-Arazi, Kobi, Michael Roe, Zhen Hu, Rohan Chavan, Anna Ptasznik, Joanna Lin, Joao Morais, Joseph Boccuzzi, and Tommaso Balercia. 2025.</w:t>
+      </w:r>
+      <w:r>
+        <w:t xml:space="preserve"> </w:t>
+      </w:r>
+      <w:r>
+        <w:t xml:space="preserve">“</w:t>
+      </w:r>
+      <w:r>
+        <w:t xml:space="preserve">NVIDIA AI Aerial</w:t>
+      </w:r>
+      <w:r>
+        <w:t xml:space="preserve">:</w:t>
+      </w:r>
+      <w:r>
+        <w:t xml:space="preserve"> </w:t>
+      </w:r>
+      <w:r>
+        <w:t xml:space="preserve">AI</w:t>
+      </w:r>
+      <w:r>
+        <w:t xml:space="preserve">-Native Wireless Communications</w:t>
+      </w:r>
+      <w:r>
+        <w:t xml:space="preserve">.”</w:t>
+      </w:r>
+      <w:r>
+        <w:t xml:space="preserve"> </w:t>
+      </w:r>
+      <w:r>
+        <w:rPr>
+          <w:i/>
+          <w:iCs/>
+        </w:rPr>
+        <w:t xml:space="preserve">arXiv Preprint arXiv:2510.01533</w:t>
+      </w:r>
+      <w:r>
+        <w:t xml:space="preserve">.</w:t>
+      </w:r>
+      <w:r>
+        <w:t xml:space="preserve"> </w:t>
+      </w:r>
+      <w:hyperlink r:id="rId65">
+        <w:r>
+          <w:rPr>
+            <w:rStyle w:val="Hyperlink"/>
+          </w:rPr>
+          <w:t xml:space="preserve">https://doi.org/10.48550/arXiv.2510.01533</w:t>
+        </w:r>
+      </w:hyperlink>
+      <w:r>
+        <w:t xml:space="preserve">.</w:t>
+      </w:r>
+    </w:p>
+    <w:bookmarkEnd w:id="66"/>
+    <w:bookmarkStart w:id="68" w:name="ref-gsma2018spectrum_pricing"/>
+    <w:p>
+      <w:pPr>
+        <w:pStyle w:val="Bibliography"/>
+      </w:pPr>
+      <w:r>
+        <w:t xml:space="preserve">Garbellini, Chiara, Kalvin Bahia, and Pau Castells. 2018.</w:t>
+      </w:r>
+      <w:r>
+        <w:t xml:space="preserve"> </w:t>
+      </w:r>
+      <w:r>
+        <w:t xml:space="preserve">“</w:t>
+      </w:r>
+      <w:r>
+        <w:t xml:space="preserve">Spectrum Pricing in Developing Countries: Evidence to support better and more affordable mobile services</w:t>
+      </w:r>
+      <w:r>
+        <w:t xml:space="preserve">.”</w:t>
+      </w:r>
+      <w:r>
+        <w:t xml:space="preserve"> </w:t>
+      </w:r>
+      <w:r>
+        <w:t xml:space="preserve">Raport.</w:t>
+      </w:r>
+      <w:r>
+        <w:t xml:space="preserve"> </w:t>
+      </w:r>
+      <w:r>
+        <w:t xml:space="preserve">GSMA Intelligence</w:t>
+      </w:r>
+      <w:r>
+        <w:t xml:space="preserve">.</w:t>
+      </w:r>
+      <w:r>
+        <w:t xml:space="preserve"> </w:t>
+      </w:r>
+      <w:hyperlink r:id="rId67">
+        <w:r>
+          <w:rPr>
+            <w:rStyle w:val="Hyperlink"/>
+          </w:rPr>
+          <w:t xml:space="preserve">https://www.gsma.com/spectrum/resources/spectrum-pricing-in-developing-countries/</w:t>
+        </w:r>
+      </w:hyperlink>
+      <w:r>
+        <w:t xml:space="preserve">.</w:t>
+      </w:r>
+    </w:p>
+    <w:bookmarkEnd w:id="68"/>
+    <w:bookmarkStart w:id="70" w:name="ref-giordani2019tutorial"/>
+    <w:p>
+      <w:pPr>
+        <w:pStyle w:val="Bibliography"/>
+      </w:pPr>
+      <w:r>
+        <w:t xml:space="preserve">Giordani, Marco, Michele Polese, Arnab Roy, Douglas Castor, and Michele Zorzi. 2019.</w:t>
+      </w:r>
+      <w:r>
+        <w:t xml:space="preserve"> </w:t>
+      </w:r>
+      <w:r>
+        <w:t xml:space="preserve">“</w:t>
+      </w:r>
+      <w:r>
+        <w:t xml:space="preserve">A Tutorial on Beam Management for 3GPP NR at mmWave Frequencies</w:t>
+      </w:r>
+      <w:r>
+        <w:t xml:space="preserve">.”</w:t>
+      </w:r>
+      <w:r>
+        <w:t xml:space="preserve"> </w:t>
+      </w:r>
+      <w:r>
+        <w:rPr>
+          <w:i/>
+          <w:iCs/>
+        </w:rPr>
+        <w:t xml:space="preserve">IEEE Communications Surveys &amp; Tutorials</w:t>
+      </w:r>
+      <w:r>
+        <w:t xml:space="preserve"> </w:t>
+      </w:r>
+      <w:r>
+        <w:t xml:space="preserve">21 (1): 173–96.</w:t>
+      </w:r>
+      <w:r>
+        <w:t xml:space="preserve"> </w:t>
+      </w:r>
+      <w:hyperlink r:id="rId69">
+        <w:r>
+          <w:rPr>
+            <w:rStyle w:val="Hyperlink"/>
+          </w:rPr>
+          <w:t xml:space="preserve">https://doi.org/10.1109/COMST.2018.2869411</w:t>
+        </w:r>
+      </w:hyperlink>
+      <w:r>
+        <w:t xml:space="preserve">.</w:t>
+      </w:r>
+    </w:p>
+    <w:bookmarkEnd w:id="70"/>
+    <w:bookmarkStart w:id="72" w:name="ref-hoydis2022sionna"/>
+    <w:p>
+      <w:pPr>
+        <w:pStyle w:val="Bibliography"/>
+      </w:pPr>
+      <w:r>
+        <w:t xml:space="preserve">Hoydis, Jakob, Sebastian Cammerer, Fayçal Aı̈t Aoudia, Avinash Vem, Nikolaus Binder, Guillermo Marcus, and Alexander Keller. 2022.</w:t>
+      </w:r>
+      <w:r>
+        <w:t xml:space="preserve"> </w:t>
+      </w:r>
+      <w:r>
+        <w:t xml:space="preserve">“</w:t>
+      </w:r>
+      <w:r>
+        <w:t xml:space="preserve">Sionna: An Open-Source Library for Next-Generation Physical Layer Research</w:t>
+      </w:r>
+      <w:r>
+        <w:t xml:space="preserve">.”</w:t>
+      </w:r>
+      <w:r>
+        <w:t xml:space="preserve"> </w:t>
+      </w:r>
+      <w:r>
+        <w:rPr>
+          <w:i/>
+          <w:iCs/>
+        </w:rPr>
+        <w:t xml:space="preserve">arXiv Preprint arXiv:2203.11854</w:t>
+      </w:r>
+      <w:r>
+        <w:t xml:space="preserve">.</w:t>
+      </w:r>
+      <w:r>
+        <w:t xml:space="preserve"> </w:t>
+      </w:r>
+      <w:hyperlink r:id="rId71">
+        <w:r>
+          <w:rPr>
+            <w:rStyle w:val="Hyperlink"/>
+          </w:rPr>
+          <w:t xml:space="preserve">https://doi.org/10.48550/arXiv.2203.11854</w:t>
+        </w:r>
+      </w:hyperlink>
+      <w:r>
+        <w:t xml:space="preserve">.</w:t>
+      </w:r>
+    </w:p>
+    <w:bookmarkEnd w:id="72"/>
+    <w:bookmarkStart w:id="74" w:name="ref-lin2023overview"/>
+    <w:p>
+      <w:pPr>
+        <w:pStyle w:val="Bibliography"/>
+      </w:pPr>
+      <w:r>
+        <w:t xml:space="preserve">Lin, Xingqin. 2023.</w:t>
+      </w:r>
+      <w:r>
+        <w:t xml:space="preserve"> </w:t>
+      </w:r>
+      <w:r>
+        <w:t xml:space="preserve">“</w:t>
+      </w:r>
+      <w:r>
+        <w:t xml:space="preserve">An Overview of the</w:t>
+      </w:r>
+      <w:r>
+        <w:t xml:space="preserve"> </w:t>
+      </w:r>
+      <w:r>
+        <w:t xml:space="preserve">3GPP</w:t>
+      </w:r>
+      <w:r>
+        <w:t xml:space="preserve"> </w:t>
+      </w:r>
+      <w:r>
+        <w:t xml:space="preserve">Study on Artificial Intelligence for</w:t>
+      </w:r>
+      <w:r>
+        <w:t xml:space="preserve"> </w:t>
+      </w:r>
+      <w:r>
+        <w:t xml:space="preserve">5G</w:t>
+      </w:r>
+      <w:r>
+        <w:t xml:space="preserve"> </w:t>
+      </w:r>
+      <w:r>
+        <w:t xml:space="preserve">New Radio</w:t>
+      </w:r>
+      <w:r>
+        <w:t xml:space="preserve">.”</w:t>
+      </w:r>
+      <w:r>
+        <w:t xml:space="preserve"> </w:t>
+      </w:r>
+      <w:r>
+        <w:rPr>
+          <w:i/>
+          <w:iCs/>
+        </w:rPr>
+        <w:t xml:space="preserve">arXiv Preprint arXiv:2308.05315</w:t>
+      </w:r>
+      <w:r>
+        <w:t xml:space="preserve">.</w:t>
+      </w:r>
+      <w:r>
+        <w:t xml:space="preserve"> </w:t>
+      </w:r>
+      <w:hyperlink r:id="rId73">
+        <w:r>
+          <w:rPr>
+            <w:rStyle w:val="Hyperlink"/>
+          </w:rPr>
+          <w:t xml:space="preserve">https://doi.org/10.48550/arXiv.2308.05315</w:t>
+        </w:r>
+      </w:hyperlink>
+      <w:r>
+        <w:t xml:space="preserve">.</w:t>
+      </w:r>
+    </w:p>
+    <w:bookmarkEnd w:id="74"/>
+    <w:bookmarkStart w:id="76" w:name="ref-marzetta2010noncooperative"/>
+    <w:p>
+      <w:pPr>
+        <w:pStyle w:val="Bibliography"/>
+      </w:pPr>
+      <w:r>
+        <w:t xml:space="preserve">Marzetta, Thomas L. 2010.</w:t>
+      </w:r>
+      <w:r>
+        <w:t xml:space="preserve"> </w:t>
+      </w:r>
+      <w:r>
+        <w:t xml:space="preserve">“</w:t>
+      </w:r>
+      <w:r>
+        <w:t xml:space="preserve">Noncooperative Cellular Wireless with Unlimited Numbers of Base Station Antennas</w:t>
+      </w:r>
+      <w:r>
+        <w:t xml:space="preserve">.”</w:t>
+      </w:r>
+      <w:r>
+        <w:t xml:space="preserve"> </w:t>
+      </w:r>
+      <w:r>
+        <w:rPr>
+          <w:i/>
+          <w:iCs/>
+        </w:rPr>
+        <w:t xml:space="preserve">IEEE Transactions on Wireless Communications</w:t>
+      </w:r>
+      <w:r>
+        <w:t xml:space="preserve"> </w:t>
+      </w:r>
+      <w:r>
+        <w:t xml:space="preserve">9 (11): 3590–600.</w:t>
+      </w:r>
+      <w:r>
+        <w:t xml:space="preserve"> </w:t>
+      </w:r>
+      <w:hyperlink r:id="rId75">
+        <w:r>
+          <w:rPr>
+            <w:rStyle w:val="Hyperlink"/>
+          </w:rPr>
+          <w:t xml:space="preserve">https://doi.org/10.1109/TWC.2010.092810.091092</w:t>
+        </w:r>
+      </w:hyperlink>
+      <w:r>
+        <w:t xml:space="preserve">.</w:t>
+      </w:r>
+    </w:p>
+    <w:bookmarkEnd w:id="76"/>
+    <w:bookmarkEnd w:id="77"/>
     <w:p>
       <w:r>
         <w:br w:type="page"/>
       </w:r>
     </w:p>
-    <w:bookmarkEnd w:id="62"/>
-    <w:bookmarkEnd w:id="63"/>
+    <w:bookmarkEnd w:id="78"/>
+    <w:bookmarkEnd w:id="79"/>
     <w:sectPr>
       <w:pgSz w:h="15840" w:w="12240"/>
       <w:pgMar w:bottom="1418" w:footer="720" w:gutter="0" w:header="720" w:left="1418" w:right="1418" w:top="1418"/>
@@ -2414,6 +3099,91 @@
       </w:pPr>
     </w:lvl>
   </w:abstractNum>
+  <w:abstractNum w:abstractNumId="99411">
+    <w:nsid w:val="00A99411"/>
+    <w:multiLevelType w:val="multilevel"/>
+    <w:lvl w:ilvl="0">
+      <w:start w:val="1"/>
+      <w:numFmt w:val="decimal"/>
+      <w:lvlText w:val="%1."/>
+      <w:lvlJc w:val="left"/>
+      <w:pPr>
+        <w:ind w:left="720" w:hanging="480"/>
+      </w:pPr>
+    </w:lvl>
+    <w:lvl w:ilvl="1">
+      <w:start w:val="1"/>
+      <w:numFmt w:val="decimal"/>
+      <w:lvlText w:val="%2."/>
+      <w:lvlJc w:val="left"/>
+      <w:pPr>
+        <w:ind w:left="1440" w:hanging="480"/>
+      </w:pPr>
+    </w:lvl>
+    <w:lvl w:ilvl="2">
+      <w:start w:val="1"/>
+      <w:numFmt w:val="decimal"/>
+      <w:lvlText w:val="%3."/>
+      <w:lvlJc w:val="left"/>
+      <w:pPr>
+        <w:ind w:left="2160" w:hanging="480"/>
+      </w:pPr>
+    </w:lvl>
+    <w:lvl w:ilvl="3">
+      <w:start w:val="1"/>
+      <w:numFmt w:val="decimal"/>
+      <w:lvlText w:val="%4."/>
+      <w:lvlJc w:val="left"/>
+      <w:pPr>
+        <w:ind w:left="2880" w:hanging="480"/>
+      </w:pPr>
+    </w:lvl>
+    <w:lvl w:ilvl="4">
+      <w:start w:val="1"/>
+      <w:numFmt w:val="decimal"/>
+      <w:lvlText w:val="%5."/>
+      <w:lvlJc w:val="left"/>
+      <w:pPr>
+        <w:ind w:left="3600" w:hanging="480"/>
+      </w:pPr>
+    </w:lvl>
+    <w:lvl w:ilvl="5">
+      <w:start w:val="1"/>
+      <w:numFmt w:val="decimal"/>
+      <w:lvlText w:val="%6."/>
+      <w:lvlJc w:val="left"/>
+      <w:pPr>
+        <w:ind w:left="4320" w:hanging="480"/>
+      </w:pPr>
+    </w:lvl>
+    <w:lvl w:ilvl="6">
+      <w:start w:val="1"/>
+      <w:numFmt w:val="decimal"/>
+      <w:lvlText w:val="%7."/>
+      <w:lvlJc w:val="left"/>
+      <w:pPr>
+        <w:ind w:left="5040" w:hanging="480"/>
+      </w:pPr>
+    </w:lvl>
+    <w:lvl w:ilvl="7">
+      <w:start w:val="1"/>
+      <w:numFmt w:val="decimal"/>
+      <w:lvlText w:val="%8."/>
+      <w:lvlJc w:val="left"/>
+      <w:pPr>
+        <w:ind w:left="5760" w:hanging="480"/>
+      </w:pPr>
+    </w:lvl>
+    <w:lvl w:ilvl="8">
+      <w:start w:val="1"/>
+      <w:numFmt w:val="decimal"/>
+      <w:lvlText w:val="%9."/>
+      <w:lvlJc w:val="left"/>
+      <w:pPr>
+        <w:ind w:left="6480" w:hanging="480"/>
+      </w:pPr>
+    </w:lvl>
+  </w:abstractNum>
   <w:abstractNum w:abstractNumId="991">
     <w:nsid w:val="0000A991"/>
     <w:multiLevelType w:val="multilevel"/>
@@ -2497,6 +3267,36 @@
     <w:abstractNumId w:val="990"/>
   </w:num>
   <w:num w:numId="1001">
+    <w:abstractNumId w:val="99411"/>
+    <w:lvlOverride w:ilvl="0">
+      <w:startOverride w:val="1"/>
+    </w:lvlOverride>
+    <w:lvlOverride w:ilvl="1">
+      <w:startOverride w:val="1"/>
+    </w:lvlOverride>
+    <w:lvlOverride w:ilvl="2">
+      <w:startOverride w:val="1"/>
+    </w:lvlOverride>
+    <w:lvlOverride w:ilvl="3">
+      <w:startOverride w:val="1"/>
+    </w:lvlOverride>
+    <w:lvlOverride w:ilvl="4">
+      <w:startOverride w:val="1"/>
+    </w:lvlOverride>
+    <w:lvlOverride w:ilvl="5">
+      <w:startOverride w:val="1"/>
+    </w:lvlOverride>
+    <w:lvlOverride w:ilvl="6">
+      <w:startOverride w:val="1"/>
+    </w:lvlOverride>
+    <w:lvlOverride w:ilvl="7">
+      <w:startOverride w:val="1"/>
+    </w:lvlOverride>
+    <w:lvlOverride w:ilvl="8">
+      <w:startOverride w:val="1"/>
+    </w:lvlOverride>
+  </w:num>
+  <w:num w:numId="1002">
     <w:abstractNumId w:val="991"/>
   </w:num>
 </w:numbering>

--- a/praca/praca_koncowa.docx
+++ b/praca/praca_koncowa.docx
@@ -643,23 +643,13 @@
         <w:pStyle w:val="FirstParagraph"/>
       </w:pPr>
       <w:r>
-        <w:t xml:space="preserve">Dane wykorzystane w projekcie pochodzą z [Nazwa źródła / Repozytorium]</w:t>
-      </w:r>
-      <w:r>
-        <w:t xml:space="preserve"> </w:t>
-      </w:r>
-      <w:r>
-        <w:t xml:space="preserve">(</w:t>
-      </w:r>
-      <w:r>
-        <w:rPr>
-          <w:b/>
-          <w:bCs/>
-        </w:rPr>
-        <w:t xml:space="preserve">dane_zrodlo?</w:t>
-      </w:r>
-      <w:r>
-        <w:t xml:space="preserve">)</w:t>
+        <w:t xml:space="preserve">Dane wykorzystane w niniejszej pracy pochodzą z projektu DeepMIMO</w:t>
+      </w:r>
+      <w:r>
+        <w:t xml:space="preserve"> </w:t>
+      </w:r>
+      <w:r>
+        <w:t xml:space="preserve">(Ahmed Alkhateeb 2024)</w:t>
       </w:r>
       <w:r>
         <w:t xml:space="preserve">.</w:t>
@@ -684,7 +674,7 @@
         <w:t xml:space="preserve"> </w:t>
       </w:r>
       <w:r>
-        <w:t xml:space="preserve">[RRRR-MM-DD]</w:t>
+        <w:t xml:space="preserve">2026-10-23</w:t>
       </w:r>
       <w:r>
         <w:t xml:space="preserve"> </w:t>
@@ -706,7 +696,19 @@
         <w:t xml:space="preserve"> </w:t>
       </w:r>
       <w:r>
-        <w:t xml:space="preserve">[np. CC-BY 4.0 / Public Domain / Dane edukacyjne]</w:t>
+        <w:t xml:space="preserve">otwarta licencja akademicka / badawcza (Academic / Research Non-Commercial Use) z klauzulą obligatoryjnego cytowania publikacji źródłowej DeepMIMO</w:t>
+      </w:r>
+      <w:r>
+        <w:t xml:space="preserve"> </w:t>
+      </w:r>
+      <w:r>
+        <w:t xml:space="preserve">(A. Alkhateeb 2019)</w:t>
+      </w:r>
+      <w:r>
+        <w:t xml:space="preserve"> </w:t>
+      </w:r>
+      <w:r>
+        <w:t xml:space="preserve">oraz narzędzia ray-tracingowego Remcom Wireless InSite.</w:t>
       </w:r>
       <w:r>
         <w:t xml:space="preserve"> </w:t>
@@ -728,7 +730,7 @@
         <w:t xml:space="preserve"> </w:t>
       </w:r>
       <w:r>
-        <w:t xml:space="preserve">[URL]</w:t>
+        <w:t xml:space="preserve">https://www.deepmimo.net/scenarios/v4/o1_60</w:t>
       </w:r>
     </w:p>
     <w:bookmarkEnd w:id="29"/>

--- a/praca/praca_koncowa.docx
+++ b/praca/praca_koncowa.docx
@@ -82,7 +82,7 @@
         <w:t xml:space="preserve"> </w:t>
       </w:r>
       <w:r>
-        <w:t xml:space="preserve">[Imię i Nazwisko]</w:t>
+        <w:t xml:space="preserve">Błażej Zięba</w:t>
       </w:r>
       <w:r>
         <w:br/>
@@ -114,7 +114,7 @@
         <w:t xml:space="preserve"> </w:t>
       </w:r>
       <w:r>
-        <w:t xml:space="preserve">[Tytuł, Imię i Nazwisko Opiekuna]</w:t>
+        <w:t xml:space="preserve">dr inż. Natalia Piórkowska</w:t>
       </w:r>
     </w:p>
     <w:p>
@@ -126,7 +126,7 @@
           <w:b/>
           <w:bCs/>
         </w:rPr>
-        <w:t xml:space="preserve">Wrocław, [Rok]</w:t>
+        <w:t xml:space="preserve">Wrocław, 2027</w:t>
       </w:r>
     </w:p>
     <w:p>
@@ -257,7 +257,7 @@
         <w:pStyle w:val="BodyText"/>
       </w:pPr>
       <w:r>
-        <w:t xml:space="preserve">Organizacja 3GPP (ang. 3rd Generation Partnership Project) przeanalizowała zastosowanie uczenia maszynowego w interfejsie radiowym 5G, m.in. do predykcji wiązki przy ograniczonej liczbie pomiarów, co pozwala zmniejszyć narzut sygnalizacyjny i podnieść efektywność spektralną</w:t>
+        <w:t xml:space="preserve">Organizacja 3GPP (ang. 3rd Generation Partnership Project) w ramach prac nad standardem 5G-Advanced (Release 18) przeanalizowała zastosowanie uczenia maszynowego w interfejsie radiowym, m.in. do predykcji wiązki przy ograniczonej liczbie pomiarów, co pozwala zmniejszyć narzut sygnalizacyjny i podnieść efektywność spektralną</w:t>
       </w:r>
       <w:r>
         <w:t xml:space="preserve"> </w:t>
@@ -373,154 +373,151 @@
       <w:r>
         <w:t xml:space="preserve">W ramach pracy postawiono następujące pytania badawcze:</w:t>
       </w:r>
-      <w:r>
-        <w:t xml:space="preserve"> </w:t>
-      </w:r>
-      <w:r>
-        <w:t xml:space="preserve">1.</w:t>
-      </w:r>
-      <w:r>
-        <w:t xml:space="preserve"> </w:t>
-      </w:r>
-      <w:r>
-        <w:rPr>
-          <w:b/>
-          <w:bCs/>
-        </w:rPr>
-        <w:t xml:space="preserve">PB1:</w:t>
-      </w:r>
-      <w:r>
-        <w:t xml:space="preserve"> </w:t>
-      </w:r>
-      <w:r>
-        <w:t xml:space="preserve">Czy model wytrenowany na danych DeepMIMO v4 (scenariusz O1, 60 GHz) osiąga efektywność spektralną różniącą się o nie więcej niż 5% od wyników Alkhateeba i in.</w:t>
-      </w:r>
-      <w:r>
-        <w:t xml:space="preserve"> </w:t>
-      </w:r>
-      <w:r>
-        <w:t xml:space="preserve">(Ahmed Alkhateeb et al. 2018)</w:t>
-      </w:r>
-      <w:r>
-        <w:t xml:space="preserve"> </w:t>
-      </w:r>
-      <w:r>
-        <w:t xml:space="preserve">przy tej samej liczbie anten i książce kodowej?</w:t>
-      </w:r>
-      <w:r>
-        <w:t xml:space="preserve"> </w:t>
-      </w:r>
-      <w:r>
-        <w:t xml:space="preserve">2.</w:t>
-      </w:r>
-      <w:r>
-        <w:t xml:space="preserve"> </w:t>
-      </w:r>
-      <w:r>
-        <w:rPr>
-          <w:b/>
-          <w:bCs/>
-        </w:rPr>
-        <w:t xml:space="preserve">PB2:</w:t>
-      </w:r>
-      <w:r>
-        <w:t xml:space="preserve"> </w:t>
-      </w:r>
-      <w:r>
-        <w:t xml:space="preserve">Jak zmiana architektury sieci (liczba warstw, liczba neuronów) i hiperparametrów treningu wpływa na efektywność spektralną oraz liczbę parametrów i czas inferencji modelu?</w:t>
-      </w:r>
-      <w:r>
-        <w:t xml:space="preserve"> </w:t>
-      </w:r>
-      <w:r>
-        <w:t xml:space="preserve">3.</w:t>
-      </w:r>
-      <w:r>
-        <w:t xml:space="preserve"> </w:t>
-      </w:r>
-      <w:r>
-        <w:rPr>
-          <w:b/>
-          <w:bCs/>
-        </w:rPr>
-        <w:t xml:space="preserve">PB3:</w:t>
-      </w:r>
-      <w:r>
-        <w:t xml:space="preserve"> </w:t>
-      </w:r>
-      <w:r>
-        <w:t xml:space="preserve">Czy możliwe jest uruchomienie modeli opracowanych w ramach PB1 i PB2 w środowisku NVIDIA AI Aerial bez zmian w architekturze i jakie są różnice w czasie inferencji oraz wymaganiach sprzętowych względem uruchomienia w PyTorch?</w:t>
-      </w:r>
-    </w:p>
-    <w:bookmarkEnd w:id="26"/>
-    <w:bookmarkStart w:id="27" w:name="przegląd-literatury"/>
-    <w:p>
-      <w:pPr>
-        <w:pStyle w:val="Heading2"/>
-      </w:pPr>
-      <w:r>
-        <w:t xml:space="preserve">1.3. Przegląd literatury</w:t>
-      </w:r>
-    </w:p>
-    <w:p>
-      <w:pPr>
-        <w:pStyle w:val="FirstParagraph"/>
-      </w:pPr>
-      <w:r>
-        <w:t xml:space="preserve">Organizacja standaryzująca 3GPP wraz z pierwszym wydaniem 5G-Advanced rozpoczęła prace nad wykorzystaniem AI/ML w sieciach telekomunikacyjnych</w:t>
-      </w:r>
-      <w:r>
-        <w:t xml:space="preserve"> </w:t>
-      </w:r>
-      <w:r>
-        <w:t xml:space="preserve">(Lin 2023)</w:t>
-      </w:r>
-      <w:r>
-        <w:t xml:space="preserve">. W ramach grupy roboczej TSG RAN (ang. Technical Specification Group Radio Access Network) opracowano raport techniczny TR 38.843, opisujący wyniki studium nad zastosowaniem AI/ML w interfejsie radiowym NR (ang. New Radio)</w:t>
-      </w:r>
-      <w:r>
-        <w:t xml:space="preserve"> </w:t>
-      </w:r>
-      <w:r>
-        <w:t xml:space="preserve">(3GPP 2024)</w:t>
-      </w:r>
-      <w:r>
-        <w:t xml:space="preserve">. W dokumencie wytypowano trzy przypadki użycia, dla których przeprowadzono badania i które stanowią punkt odniesienia dla prac w tym obszarze:</w:t>
-      </w:r>
-    </w:p>
-    <w:p>
-      <w:pPr>
-        <w:pStyle w:val="Compact"/>
+    </w:p>
+    <w:p>
+      <w:pPr>
         <w:numPr>
           <w:ilvl w:val="0"/>
           <w:numId w:val="1001"/>
         </w:numPr>
       </w:pPr>
       <w:r>
-        <w:t xml:space="preserve">kompresja informacji zwrotnej o stanie kanału (ang. Channel State Information feedback, CSI feedback),</w:t>
-      </w:r>
-    </w:p>
-    <w:p>
-      <w:pPr>
-        <w:pStyle w:val="Compact"/>
+        <w:rPr>
+          <w:b/>
+          <w:bCs/>
+        </w:rPr>
+        <w:t xml:space="preserve">PB1:</w:t>
+      </w:r>
+      <w:r>
+        <w:t xml:space="preserve"> </w:t>
+      </w:r>
+      <w:r>
+        <w:t xml:space="preserve">Czy model wytrenowany na danych DeepMIMO v4 (scenariusz O1, 60 GHz) osiąga efektywność spektralną różniącą się o nie więcej niż 5% od wyników Alkhateeba i in.</w:t>
+      </w:r>
+      <w:r>
+        <w:t xml:space="preserve"> </w:t>
+      </w:r>
+      <w:r>
+        <w:t xml:space="preserve">(Ahmed Alkhateeb et al. 2018)</w:t>
+      </w:r>
+      <w:r>
+        <w:t xml:space="preserve"> </w:t>
+      </w:r>
+      <w:r>
+        <w:t xml:space="preserve">przy tej samej liczbie anten i książce kodowej?</w:t>
+      </w:r>
+    </w:p>
+    <w:p>
+      <w:pPr>
         <w:numPr>
           <w:ilvl w:val="0"/>
           <w:numId w:val="1001"/>
         </w:numPr>
       </w:pPr>
       <w:r>
-        <w:t xml:space="preserve">zarządzanie wiązką (ang. beam management),</w:t>
-      </w:r>
-    </w:p>
-    <w:p>
-      <w:pPr>
-        <w:pStyle w:val="Compact"/>
+        <w:rPr>
+          <w:b/>
+          <w:bCs/>
+        </w:rPr>
+        <w:t xml:space="preserve">PB2:</w:t>
+      </w:r>
+      <w:r>
+        <w:t xml:space="preserve"> </w:t>
+      </w:r>
+      <w:r>
+        <w:t xml:space="preserve">Jak zmiana architektury sieci (liczba warstw, liczba neuronów) i hiperparametrów treningu wpływa na efektywność spektralną oraz liczbę parametrów i czas inferencji modelu?</w:t>
+      </w:r>
+    </w:p>
+    <w:p>
+      <w:pPr>
         <w:numPr>
           <w:ilvl w:val="0"/>
           <w:numId w:val="1001"/>
         </w:numPr>
       </w:pPr>
       <w:r>
+        <w:rPr>
+          <w:b/>
+          <w:bCs/>
+        </w:rPr>
+        <w:t xml:space="preserve">PB3:</w:t>
+      </w:r>
+      <w:r>
+        <w:t xml:space="preserve"> </w:t>
+      </w:r>
+      <w:r>
+        <w:t xml:space="preserve">Czy możliwe jest uruchomienie modeli opracowanych w ramach PB1 i PB2 w środowisku NVIDIA AI Aerial bez zmian w architekturze i jakie są różnice w czasie inferencji oraz wymaganiach sprzętowych względem uruchomienia w PyTorch?</w:t>
+      </w:r>
+    </w:p>
+    <w:bookmarkEnd w:id="26"/>
+    <w:bookmarkStart w:id="27" w:name="przegląd-literatury"/>
+    <w:p>
+      <w:pPr>
+        <w:pStyle w:val="Heading2"/>
+      </w:pPr>
+      <w:r>
+        <w:t xml:space="preserve">1.3. Przegląd literatury</w:t>
+      </w:r>
+    </w:p>
+    <w:p>
+      <w:pPr>
+        <w:pStyle w:val="FirstParagraph"/>
+      </w:pPr>
+      <w:r>
+        <w:t xml:space="preserve">Organizacja standaryzująca 3GPP wraz z pierwszym wydaniem 5G-Advanced rozpoczęła prace nad wykorzystaniem AI/ML w sieciach telekomunikacyjnych</w:t>
+      </w:r>
+      <w:r>
+        <w:t xml:space="preserve"> </w:t>
+      </w:r>
+      <w:r>
+        <w:t xml:space="preserve">(Lin 2023)</w:t>
+      </w:r>
+      <w:r>
+        <w:t xml:space="preserve">. W ramach grupy roboczej TSG RAN (ang. Technical Specification Group Radio Access Network) opracowano raport techniczny TR 38.843, opisujący wyniki studium nad zastosowaniem AI/ML w interfejsie radiowym NR (ang. New Radio)</w:t>
+      </w:r>
+      <w:r>
+        <w:t xml:space="preserve"> </w:t>
+      </w:r>
+      <w:r>
+        <w:t xml:space="preserve">(3GPP 2024)</w:t>
+      </w:r>
+      <w:r>
+        <w:t xml:space="preserve">. W dokumencie wytypowano trzy przypadki użycia, dla których przeprowadzono badania i które stanowią punkt odniesienia dla prac w tym obszarze:</w:t>
+      </w:r>
+    </w:p>
+    <w:p>
+      <w:pPr>
+        <w:pStyle w:val="Compact"/>
+        <w:numPr>
+          <w:ilvl w:val="0"/>
+          <w:numId w:val="1002"/>
+        </w:numPr>
+      </w:pPr>
+      <w:r>
+        <w:t xml:space="preserve">kompresja informacji zwrotnej o stanie kanału (ang. Channel State Information feedback, CSI feedback),</w:t>
+      </w:r>
+    </w:p>
+    <w:p>
+      <w:pPr>
+        <w:pStyle w:val="Compact"/>
+        <w:numPr>
+          <w:ilvl w:val="0"/>
+          <w:numId w:val="1002"/>
+        </w:numPr>
+      </w:pPr>
+      <w:r>
+        <w:t xml:space="preserve">zarządzanie wiązką (ang. beam management),</w:t>
+      </w:r>
+    </w:p>
+    <w:p>
+      <w:pPr>
+        <w:pStyle w:val="Compact"/>
+        <w:numPr>
+          <w:ilvl w:val="0"/>
+          <w:numId w:val="1002"/>
+        </w:numPr>
+      </w:pPr>
+      <w:r>
         <w:t xml:space="preserve">pozycjonowanie (ang. positioning).</w:t>
       </w:r>
     </w:p>
@@ -537,7 +534,7 @@
         <w:pStyle w:val="BodyText"/>
       </w:pPr>
       <w:r>
-        <w:t xml:space="preserve">W konwencjonalnych systemach 5G NR procedury zarządzania wiązką opierają się na okresowym przemiataniu wiązek (ang. beam sweeping) przy użyciu bloków synchronizacyjnych SSB (ang. Synchronization Signal Block) oraz sygnałów referencyjnych CSI-RS (ang. Channel State Information Reference Signal)</w:t>
+        <w:t xml:space="preserve">W konwencjonalnych systemach 5G NR procedury zarządzania wiązką opierają się na okresowym przemiataniu wiązek (ang. beam sweeping) przy użyciu bloków synchronizacji i kanału rozgłoszeniowego SS/PBCH (często określanych skrótowo jako bloki SSB, ang. Synchronization Signal and PBCH Block) oraz sygnałów referencyjnych CSI-RS (ang. Channel State Information Reference Signal)</w:t>
       </w:r>
       <w:r>
         <w:t xml:space="preserve"> </w:t>
@@ -576,6 +573,23 @@
       </w:r>
       <w:r>
         <w:t xml:space="preserve">. Wykazali, że model osiąga przepływność bliską optymalnej przy znacznie mniejszym narzucie pilotowym.</w:t>
+      </w:r>
+    </w:p>
+    <w:p>
+      <w:pPr>
+        <w:pStyle w:val="BodyText"/>
+      </w:pPr>
+      <w:r>
+        <w:t xml:space="preserve">Przegląd wyzwań związanych z zarządzaniem wiązkami z użyciem uczenia głębokiego przeprowadzili Ma i in.</w:t>
+      </w:r>
+      <w:r>
+        <w:t xml:space="preserve"> </w:t>
+      </w:r>
+      <w:r>
+        <w:t xml:space="preserve">(Ma et al. 2023)</w:t>
+      </w:r>
+      <w:r>
+        <w:t xml:space="preserve">, zwracając szczególną uwagę na zagadnienia generalizacji modeli w zmiennych warunkach propagacyjnych oraz konieczność redukcji złożoności obliczeniowej sieci neuronowych (ang. Deep Neural Networks, DNN) poprzez kwantyzację i kompresję parametrów, co stanowi bezpośrednią motywację dla badań nad optymalizacją architektury w ramach pytania PB2.</w:t>
       </w:r>
     </w:p>
     <w:p>
@@ -620,7 +634,7 @@
     </w:p>
     <w:bookmarkEnd w:id="27"/>
     <w:bookmarkEnd w:id="28"/>
-    <w:bookmarkStart w:id="34" w:name="charakterystyka-zbioru-danych"/>
+    <w:bookmarkStart w:id="46" w:name="charakterystyka-zbioru-danych"/>
     <w:p>
       <w:pPr>
         <w:pStyle w:val="Heading1"/>
@@ -629,7 +643,7 @@
         <w:t xml:space="preserve">2. Charakterystyka zbioru danych</w:t>
       </w:r>
     </w:p>
-    <w:bookmarkStart w:id="29" w:name="źródło-i-licencja-danych"/>
+    <w:bookmarkStart w:id="39" w:name="źródło-i-licencja-danych"/>
     <w:p>
       <w:pPr>
         <w:pStyle w:val="Heading2"/>
@@ -733,8 +747,1559 @@
         <w:t xml:space="preserve">https://www.deepmimo.net/scenarios/v4/o1_60</w:t>
       </w:r>
     </w:p>
-    <w:bookmarkEnd w:id="29"/>
-    <w:bookmarkStart w:id="30" w:name="opis-cech-i-zmiennych"/>
+    <w:bookmarkStart w:id="38" w:name="Xfa95dc4b2c728974df733a80383a76d0c722f1c"/>
+    <w:p>
+      <w:pPr>
+        <w:pStyle w:val="Heading3"/>
+      </w:pPr>
+      <w:r>
+        <w:t xml:space="preserve">2.1.1. Opis symulacji ray-tracingowej w Remcom Wireless InSite</w:t>
+      </w:r>
+    </w:p>
+    <w:p>
+      <w:pPr>
+        <w:pStyle w:val="FirstParagraph"/>
+      </w:pPr>
+      <w:r>
+        <w:t xml:space="preserve">Dane pochodzą z symulacji przeprowadzonej za pomocą oprogramowania do śledzenia promieni (ang.</w:t>
+      </w:r>
+      <w:r>
+        <w:t xml:space="preserve"> </w:t>
+      </w:r>
+      <w:r>
+        <w:rPr>
+          <w:i/>
+          <w:iCs/>
+        </w:rPr>
+        <w:t xml:space="preserve">ray tracing</w:t>
+      </w:r>
+      <w:r>
+        <w:t xml:space="preserve">) Remcom Wireless InSite, na podstawie trójwymiarowego modelu środowiskowego przedstawiającego skrzyżowanie ulic o geometrii kanionu miejskiego (ang.</w:t>
+      </w:r>
+      <w:r>
+        <w:t xml:space="preserve"> </w:t>
+      </w:r>
+      <w:r>
+        <w:rPr>
+          <w:i/>
+          <w:iCs/>
+        </w:rPr>
+        <w:t xml:space="preserve">urban canyon</w:t>
+      </w:r>
+      <w:r>
+        <w:t xml:space="preserve">). Scenę przygotowano w środowisku CAD (ang.</w:t>
+      </w:r>
+      <w:r>
+        <w:t xml:space="preserve"> </w:t>
+      </w:r>
+      <w:r>
+        <w:rPr>
+          <w:i/>
+          <w:iCs/>
+        </w:rPr>
+        <w:t xml:space="preserve">Computer-Aided Design</w:t>
+      </w:r>
+      <w:r>
+        <w:t xml:space="preserve">), a właściwości elektromagnetyczne budynków zdefiniowano zgodnie z zaleceniami ITU-R (ang.</w:t>
+      </w:r>
+      <w:r>
+        <w:t xml:space="preserve"> </w:t>
+      </w:r>
+      <w:r>
+        <w:rPr>
+          <w:i/>
+          <w:iCs/>
+        </w:rPr>
+        <w:t xml:space="preserve">International Telecommunication Union – Radiocommunication Sector</w:t>
+      </w:r>
+      <w:r>
+        <w:t xml:space="preserve">). W analizowanym środowisku rozmieszczono 18 stacji bazowych oraz 3 regularne siatki punktów odbiorczych (użytkowników) zlokalizowane wzdłuż ulic. Łącznie w całym scenariuszu zdefiniowano</w:t>
+      </w:r>
+      <w:r>
+        <w:t xml:space="preserve"> </w:t>
+      </w:r>
+      <m:oMath>
+        <m:r>
+          <m:t>1</m:t>
+        </m:r>
+        <m:r>
+          <m:t> </m:t>
+        </m:r>
+        <m:r>
+          <m:t>184</m:t>
+        </m:r>
+        <m:r>
+          <m:t> </m:t>
+        </m:r>
+        <m:r>
+          <m:t>923</m:t>
+        </m:r>
+      </m:oMath>
+      <w:r>
+        <w:t xml:space="preserve"> </w:t>
+      </w:r>
+      <w:r>
+        <w:t xml:space="preserve">punkty pomiarowe rozmieszczone w odstępach co</w:t>
+      </w:r>
+      <w:r>
+        <w:t xml:space="preserve"> </w:t>
+      </w:r>
+      <m:oMath>
+        <m:r>
+          <m:t>20</m:t>
+        </m:r>
+        <m:r>
+          <m:rPr>
+            <m:nor/>
+            <m:sty m:val="p"/>
+          </m:rPr>
+          <m:t> cm</m:t>
+        </m:r>
+      </m:oMath>
+      <w:r>
+        <w:t xml:space="preserve">. Rozmieszczenie stacji bazowych oraz siatek użytkowników przedstawiono na rysunkach 1 i 2.</w:t>
+      </w:r>
+    </w:p>
+    <w:p>
+      <w:pPr>
+        <w:pStyle w:val="BodyText"/>
+      </w:pPr>
+      <w:r>
+        <w:t xml:space="preserve">Tak przygotowany model sceny stanowi wejście do symulatora Remcom Wireless InSite. W trakcie symulacji, na podstawie przyjętych parametrów konfiguracyjnych, wyznaczane są trajektorie promieni (ang.</w:t>
+      </w:r>
+      <w:r>
+        <w:t xml:space="preserve"> </w:t>
+      </w:r>
+      <w:r>
+        <w:rPr>
+          <w:i/>
+          <w:iCs/>
+        </w:rPr>
+        <w:t xml:space="preserve">ray tracing</w:t>
+      </w:r>
+      <w:r>
+        <w:t xml:space="preserve">), co pozwala określić parametry kanału radiowego dla każdej pary stacja bazowa–użytkownik. W scenariuszu</w:t>
+      </w:r>
+      <w:r>
+        <w:t xml:space="preserve"> </w:t>
+      </w:r>
+      <w:r>
+        <w:rPr>
+          <w:rStyle w:val="VerbatimChar"/>
+        </w:rPr>
+        <w:t xml:space="preserve">o1_60</w:t>
+      </w:r>
+      <w:r>
+        <w:t xml:space="preserve"> </w:t>
+      </w:r>
+      <w:r>
+        <w:t xml:space="preserve">(środowisko zewnętrzne, ang.</w:t>
+      </w:r>
+      <w:r>
+        <w:t xml:space="preserve"> </w:t>
+      </w:r>
+      <w:r>
+        <w:rPr>
+          <w:i/>
+          <w:iCs/>
+        </w:rPr>
+        <w:t xml:space="preserve">outdoor</w:t>
+      </w:r>
+      <w:r>
+        <w:t xml:space="preserve">, pasmo</w:t>
+      </w:r>
+      <w:r>
+        <w:t xml:space="preserve"> </w:t>
+      </w:r>
+      <m:oMath>
+        <m:r>
+          <m:t>60</m:t>
+        </m:r>
+        <m:r>
+          <m:rPr>
+            <m:nor/>
+            <m:sty m:val="p"/>
+          </m:rPr>
+          <m:t> GHz</m:t>
+        </m:r>
+      </m:oMath>
+      <w:r>
+        <w:t xml:space="preserve">) zastosowano następującą konfigurację:</w:t>
+      </w:r>
+    </w:p>
+    <w:p>
+      <w:pPr>
+        <w:pStyle w:val="Compact"/>
+        <w:numPr>
+          <w:ilvl w:val="0"/>
+          <w:numId w:val="1003"/>
+        </w:numPr>
+      </w:pPr>
+      <w:r>
+        <w:rPr>
+          <w:b/>
+          <w:bCs/>
+        </w:rPr>
+        <w:t xml:space="preserve">Silnik symulacyjny i model propagacyjny:</w:t>
+      </w:r>
+      <w:r>
+        <w:t xml:space="preserve"> </w:t>
+      </w:r>
+      <w:r>
+        <w:t xml:space="preserve">komercyjny pakiet</w:t>
+      </w:r>
+      <w:r>
+        <w:t xml:space="preserve"> </w:t>
+      </w:r>
+      <w:r>
+        <w:rPr>
+          <w:i/>
+          <w:iCs/>
+        </w:rPr>
+        <w:t xml:space="preserve">Remcom Wireless InSite</w:t>
+      </w:r>
+      <w:r>
+        <w:t xml:space="preserve"> </w:t>
+      </w:r>
+      <w:r>
+        <w:t xml:space="preserve">(wersja 3.3) z modelem śledzenia promieni</w:t>
+      </w:r>
+      <w:r>
+        <w:t xml:space="preserve"> </w:t>
+      </w:r>
+      <w:r>
+        <w:rPr>
+          <w:b/>
+          <w:bCs/>
+        </w:rPr>
+        <w:t xml:space="preserve">X3D Ray Model</w:t>
+      </w:r>
+      <w:r>
+        <w:t xml:space="preserve"> </w:t>
+      </w:r>
+      <w:r>
+        <w:t xml:space="preserve">(wykorzystującym pełną akcelerację wielowątkową i GPU do wyznaczania trajektorii promieni w przestrzeni trójwymiarowej).</w:t>
+      </w:r>
+    </w:p>
+    <w:p>
+      <w:pPr>
+        <w:pStyle w:val="Compact"/>
+        <w:numPr>
+          <w:ilvl w:val="0"/>
+          <w:numId w:val="1003"/>
+        </w:numPr>
+      </w:pPr>
+      <w:r>
+        <w:rPr>
+          <w:b/>
+          <w:bCs/>
+        </w:rPr>
+        <w:t xml:space="preserve">Częstotliwość nośna:</w:t>
+      </w:r>
+      <w:r>
+        <w:t xml:space="preserve"> </w:t>
+      </w:r>
+      <m:oMath>
+        <m:sSub>
+          <m:e>
+            <m:r>
+              <m:t>f</m:t>
+            </m:r>
+          </m:e>
+          <m:sub>
+            <m:r>
+              <m:t>c</m:t>
+            </m:r>
+          </m:sub>
+        </m:sSub>
+        <m:r>
+          <m:rPr>
+            <m:sty m:val="p"/>
+          </m:rPr>
+          <m:t>=</m:t>
+        </m:r>
+        <m:r>
+          <m:t>60</m:t>
+        </m:r>
+        <m:r>
+          <m:rPr>
+            <m:nor/>
+            <m:sty m:val="p"/>
+          </m:rPr>
+          <m:t> GHz</m:t>
+        </m:r>
+      </m:oMath>
+      <w:r>
+        <w:t xml:space="preserve"> </w:t>
+      </w:r>
+      <w:r>
+        <w:t xml:space="preserve">(długość fali</w:t>
+      </w:r>
+      <w:r>
+        <w:t xml:space="preserve"> </w:t>
+      </w:r>
+      <m:oMath>
+        <m:r>
+          <m:t>λ</m:t>
+        </m:r>
+        <m:r>
+          <m:rPr>
+            <m:sty m:val="p"/>
+          </m:rPr>
+          <m:t>=</m:t>
+        </m:r>
+        <m:r>
+          <m:t>5</m:t>
+        </m:r>
+        <m:r>
+          <m:rPr>
+            <m:nor/>
+            <m:sty m:val="p"/>
+          </m:rPr>
+          <m:t> mm</m:t>
+        </m:r>
+      </m:oMath>
+      <w:r>
+        <w:t xml:space="preserve">), odpowiadająca pasmu fal milimetrowych (pasmo V, ang.</w:t>
+      </w:r>
+      <w:r>
+        <w:t xml:space="preserve"> </w:t>
+      </w:r>
+      <w:r>
+        <w:rPr>
+          <w:i/>
+          <w:iCs/>
+        </w:rPr>
+        <w:t xml:space="preserve">V-band</w:t>
+      </w:r>
+      <w:r>
+        <w:t xml:space="preserve">).</w:t>
+      </w:r>
+    </w:p>
+    <w:p>
+      <w:pPr>
+        <w:pStyle w:val="Compact"/>
+        <w:numPr>
+          <w:ilvl w:val="0"/>
+          <w:numId w:val="1003"/>
+        </w:numPr>
+      </w:pPr>
+      <w:r>
+        <w:rPr>
+          <w:b/>
+          <w:bCs/>
+        </w:rPr>
+        <w:t xml:space="preserve">Próg czułości detekcji promieni (ang.</w:t>
+      </w:r>
+      <w:r>
+        <w:rPr>
+          <w:b/>
+          <w:bCs/>
+        </w:rPr>
+        <w:t xml:space="preserve"> </w:t>
+      </w:r>
+      <w:r>
+        <w:rPr>
+          <w:b/>
+          <w:bCs/>
+          <w:i/>
+          <w:iCs/>
+        </w:rPr>
+        <w:t xml:space="preserve">power threshold</w:t>
+      </w:r>
+      <w:r>
+        <w:rPr>
+          <w:b/>
+          <w:bCs/>
+        </w:rPr>
+        <w:t xml:space="preserve">):</w:t>
+      </w:r>
+      <w:r>
+        <w:t xml:space="preserve"> </w:t>
+      </w:r>
+      <m:oMath>
+        <m:r>
+          <m:rPr>
+            <m:sty m:val="p"/>
+          </m:rPr>
+          <m:t>−</m:t>
+        </m:r>
+        <m:r>
+          <m:t>250</m:t>
+        </m:r>
+        <m:r>
+          <m:rPr>
+            <m:nor/>
+            <m:sty m:val="p"/>
+          </m:rPr>
+          <m:t> dBm</m:t>
+        </m:r>
+      </m:oMath>
+      <w:r>
+        <w:t xml:space="preserve">, co gwarantuje rejestrację nawet bardzo słabych składowych wielodrogowości przed ich odcięciem.</w:t>
+      </w:r>
+    </w:p>
+    <w:p>
+      <w:pPr>
+        <w:pStyle w:val="Compact"/>
+        <w:numPr>
+          <w:ilvl w:val="0"/>
+          <w:numId w:val="1003"/>
+        </w:numPr>
+      </w:pPr>
+      <w:r>
+        <w:rPr>
+          <w:b/>
+          <w:bCs/>
+        </w:rPr>
+        <w:t xml:space="preserve">Mechanika emisji promieni (ang.</w:t>
+      </w:r>
+      <w:r>
+        <w:rPr>
+          <w:b/>
+          <w:bCs/>
+        </w:rPr>
+        <w:t xml:space="preserve"> </w:t>
+      </w:r>
+      <w:r>
+        <w:rPr>
+          <w:b/>
+          <w:bCs/>
+          <w:i/>
+          <w:iCs/>
+        </w:rPr>
+        <w:t xml:space="preserve">ray casting</w:t>
+      </w:r>
+      <w:r>
+        <w:rPr>
+          <w:b/>
+          <w:bCs/>
+        </w:rPr>
+        <w:t xml:space="preserve">):</w:t>
+      </w:r>
+    </w:p>
+    <w:p>
+      <w:pPr>
+        <w:pStyle w:val="Compact"/>
+        <w:numPr>
+          <w:ilvl w:val="1"/>
+          <w:numId w:val="1004"/>
+        </w:numPr>
+      </w:pPr>
+      <w:r>
+        <w:rPr>
+          <w:b/>
+          <w:bCs/>
+        </w:rPr>
+        <w:t xml:space="preserve">Metoda:</w:t>
+      </w:r>
+      <w:r>
+        <w:t xml:space="preserve"> </w:t>
+      </w:r>
+      <w:r>
+        <w:t xml:space="preserve">równomierne sferyczne omiatanie przestrzeni (ang.</w:t>
+      </w:r>
+      <w:r>
+        <w:t xml:space="preserve"> </w:t>
+      </w:r>
+      <w:r>
+        <w:rPr>
+          <w:i/>
+          <w:iCs/>
+        </w:rPr>
+        <w:t xml:space="preserve">uniform sweep</w:t>
+      </w:r>
+      <w:r>
+        <w:t xml:space="preserve">).</w:t>
+      </w:r>
+    </w:p>
+    <w:p>
+      <w:pPr>
+        <w:pStyle w:val="Compact"/>
+        <w:numPr>
+          <w:ilvl w:val="1"/>
+          <w:numId w:val="1004"/>
+        </w:numPr>
+      </w:pPr>
+      <w:r>
+        <w:rPr>
+          <w:b/>
+          <w:bCs/>
+        </w:rPr>
+        <w:t xml:space="preserve">Rozdzielczość kątowa emisji (ang.</w:t>
+      </w:r>
+      <w:r>
+        <w:rPr>
+          <w:b/>
+          <w:bCs/>
+        </w:rPr>
+        <w:t xml:space="preserve"> </w:t>
+      </w:r>
+      <w:r>
+        <w:rPr>
+          <w:b/>
+          <w:bCs/>
+          <w:i/>
+          <w:iCs/>
+        </w:rPr>
+        <w:t xml:space="preserve">ray spacing</w:t>
+      </w:r>
+      <w:r>
+        <w:rPr>
+          <w:b/>
+          <w:bCs/>
+        </w:rPr>
+        <w:t xml:space="preserve">):</w:t>
+      </w:r>
+      <w:r>
+        <w:t xml:space="preserve"> </w:t>
+      </w:r>
+      <m:oMath>
+        <m:r>
+          <m:t>0</m:t>
+        </m:r>
+        <m:r>
+          <m:rPr>
+            <m:sty m:val="p"/>
+          </m:rPr>
+          <m:t>,</m:t>
+        </m:r>
+        <m:sSup>
+          <m:e>
+            <m:r>
+              <m:t>25</m:t>
+            </m:r>
+          </m:e>
+          <m:sup>
+            <m:r>
+              <m:rPr>
+                <m:sty m:val="p"/>
+              </m:rPr>
+              <m:t>∘</m:t>
+            </m:r>
+          </m:sup>
+        </m:sSup>
+      </m:oMath>
+      <w:r>
+        <w:t xml:space="preserve"> </w:t>
+      </w:r>
+      <w:r>
+        <w:t xml:space="preserve">w obu płaszczyznach (azymutalnej i elewacyjnej).</w:t>
+      </w:r>
+    </w:p>
+    <w:p>
+      <w:pPr>
+        <w:pStyle w:val="Compact"/>
+        <w:numPr>
+          <w:ilvl w:val="1"/>
+          <w:numId w:val="1004"/>
+        </w:numPr>
+      </w:pPr>
+      <w:r>
+        <w:rPr>
+          <w:b/>
+          <w:bCs/>
+        </w:rPr>
+        <w:t xml:space="preserve">Zakres kątowy:</w:t>
+      </w:r>
+      <w:r>
+        <w:t xml:space="preserve"> </w:t>
+      </w:r>
+      <w:r>
+        <w:t xml:space="preserve">pełna sfera – azymut</w:t>
+      </w:r>
+      <w:r>
+        <w:t xml:space="preserve"> </w:t>
+      </w:r>
+      <m:oMath>
+        <m:sSup>
+          <m:e>
+            <m:r>
+              <m:t>360</m:t>
+            </m:r>
+          </m:e>
+          <m:sup>
+            <m:r>
+              <m:rPr>
+                <m:sty m:val="p"/>
+              </m:rPr>
+              <m:t>∘</m:t>
+            </m:r>
+          </m:sup>
+        </m:sSup>
+      </m:oMath>
+      <w:r>
+        <w:t xml:space="preserve"> </w:t>
+      </w:r>
+      <w:r>
+        <w:t xml:space="preserve">oraz elewacja</w:t>
+      </w:r>
+      <w:r>
+        <w:t xml:space="preserve"> </w:t>
+      </w:r>
+      <m:oMath>
+        <m:sSup>
+          <m:e>
+            <m:r>
+              <m:t>180</m:t>
+            </m:r>
+          </m:e>
+          <m:sup>
+            <m:r>
+              <m:rPr>
+                <m:sty m:val="p"/>
+              </m:rPr>
+              <m:t>∘</m:t>
+            </m:r>
+          </m:sup>
+        </m:sSup>
+      </m:oMath>
+      <w:r>
+        <w:t xml:space="preserve">.</w:t>
+      </w:r>
+    </w:p>
+    <w:p>
+      <w:pPr>
+        <w:pStyle w:val="Compact"/>
+        <w:numPr>
+          <w:ilvl w:val="1"/>
+          <w:numId w:val="1004"/>
+        </w:numPr>
+      </w:pPr>
+      <w:r>
+        <w:rPr>
+          <w:b/>
+          <w:bCs/>
+        </w:rPr>
+        <w:t xml:space="preserve">Liczba wyemitowanych promieni:</w:t>
+      </w:r>
+      <w:r>
+        <w:t xml:space="preserve"> </w:t>
+      </w:r>
+      <w:r>
+        <w:t xml:space="preserve">dokładnie</w:t>
+      </w:r>
+      <w:r>
+        <w:t xml:space="preserve"> </w:t>
+      </w:r>
+      <m:oMath>
+        <m:r>
+          <m:t>259</m:t>
+        </m:r>
+        <m:r>
+          <m:t> </m:t>
+        </m:r>
+        <m:r>
+          <m:t>200</m:t>
+        </m:r>
+      </m:oMath>
+      <w:r>
+        <w:t xml:space="preserve"> </w:t>
+      </w:r>
+      <w:r>
+        <w:t xml:space="preserve">promieni dla każdej pozycji stacji bazowej.</w:t>
+      </w:r>
+    </w:p>
+    <w:p>
+      <w:pPr>
+        <w:pStyle w:val="Compact"/>
+        <w:numPr>
+          <w:ilvl w:val="0"/>
+          <w:numId w:val="1003"/>
+        </w:numPr>
+      </w:pPr>
+      <w:r>
+        <w:rPr>
+          <w:b/>
+          <w:bCs/>
+        </w:rPr>
+        <w:t xml:space="preserve">Interakcje fal elektromagnetycznych ze środowiskiem:</w:t>
+      </w:r>
+    </w:p>
+    <w:p>
+      <w:pPr>
+        <w:pStyle w:val="Compact"/>
+        <w:numPr>
+          <w:ilvl w:val="1"/>
+          <w:numId w:val="1005"/>
+        </w:numPr>
+      </w:pPr>
+      <w:r>
+        <w:rPr>
+          <w:b/>
+          <w:bCs/>
+        </w:rPr>
+        <w:t xml:space="preserve">Maksymalna liczba odbić lustrzanych (ang.</w:t>
+      </w:r>
+      <w:r>
+        <w:rPr>
+          <w:b/>
+          <w:bCs/>
+        </w:rPr>
+        <w:t xml:space="preserve"> </w:t>
+      </w:r>
+      <w:r>
+        <w:rPr>
+          <w:b/>
+          <w:bCs/>
+          <w:i/>
+          <w:iCs/>
+        </w:rPr>
+        <w:t xml:space="preserve">max reflections</w:t>
+      </w:r>
+      <w:r>
+        <w:rPr>
+          <w:b/>
+          <w:bCs/>
+        </w:rPr>
+        <w:t xml:space="preserve">):</w:t>
+      </w:r>
+      <w:r>
+        <w:t xml:space="preserve"> </w:t>
+      </w:r>
+      <w:r>
+        <w:t xml:space="preserve">4 odbicia (od ścian budynków oraz podłoża).</w:t>
+      </w:r>
+    </w:p>
+    <w:p>
+      <w:pPr>
+        <w:pStyle w:val="Compact"/>
+        <w:numPr>
+          <w:ilvl w:val="1"/>
+          <w:numId w:val="1005"/>
+        </w:numPr>
+      </w:pPr>
+      <w:r>
+        <w:rPr>
+          <w:b/>
+          <w:bCs/>
+        </w:rPr>
+        <w:t xml:space="preserve">Dyfrakcje na krawędziach (ang.</w:t>
+      </w:r>
+      <w:r>
+        <w:rPr>
+          <w:b/>
+          <w:bCs/>
+        </w:rPr>
+        <w:t xml:space="preserve"> </w:t>
+      </w:r>
+      <w:r>
+        <w:rPr>
+          <w:b/>
+          <w:bCs/>
+          <w:i/>
+          <w:iCs/>
+        </w:rPr>
+        <w:t xml:space="preserve">wedge diffractions</w:t>
+      </w:r>
+      <w:r>
+        <w:rPr>
+          <w:b/>
+          <w:bCs/>
+        </w:rPr>
+        <w:t xml:space="preserve">):</w:t>
+      </w:r>
+      <w:r>
+        <w:t xml:space="preserve"> </w:t>
+      </w:r>
+      <w:r>
+        <w:t xml:space="preserve">0 (w paśmie 60 GHz zjawisko dyfrakcji na krawędziach budynków wnosi znikomy wkład energetyczny ze względu na wysokie tłumienie dyfrakcyjne, dlatego zostało wyłączone).</w:t>
+      </w:r>
+    </w:p>
+    <w:p>
+      <w:pPr>
+        <w:pStyle w:val="Compact"/>
+        <w:numPr>
+          <w:ilvl w:val="1"/>
+          <w:numId w:val="1005"/>
+        </w:numPr>
+      </w:pPr>
+      <w:r>
+        <w:rPr>
+          <w:b/>
+          <w:bCs/>
+        </w:rPr>
+        <w:t xml:space="preserve">Transmisja przez przeszkody (ang.</w:t>
+      </w:r>
+      <w:r>
+        <w:rPr>
+          <w:b/>
+          <w:bCs/>
+        </w:rPr>
+        <w:t xml:space="preserve"> </w:t>
+      </w:r>
+      <w:r>
+        <w:rPr>
+          <w:b/>
+          <w:bCs/>
+          <w:i/>
+          <w:iCs/>
+        </w:rPr>
+        <w:t xml:space="preserve">transmissions</w:t>
+      </w:r>
+      <w:r>
+        <w:rPr>
+          <w:b/>
+          <w:bCs/>
+        </w:rPr>
+        <w:t xml:space="preserve">):</w:t>
+      </w:r>
+      <w:r>
+        <w:t xml:space="preserve"> </w:t>
+      </w:r>
+      <w:r>
+        <w:t xml:space="preserve">0 (ściany budynków traktowane są jako nieprzenikliwe dla fal milimetrowych, co odzwierciedla rzeczywiste tłumienie penetracji zewnętrznych przegród budowlanych przekraczające 40–60 dB).</w:t>
+      </w:r>
+    </w:p>
+    <w:p>
+      <w:pPr>
+        <w:pStyle w:val="Compact"/>
+        <w:numPr>
+          <w:ilvl w:val="1"/>
+          <w:numId w:val="1005"/>
+        </w:numPr>
+      </w:pPr>
+      <w:r>
+        <w:rPr>
+          <w:b/>
+          <w:bCs/>
+        </w:rPr>
+        <w:t xml:space="preserve">Odbicia od podłoża (ang.</w:t>
+      </w:r>
+      <w:r>
+        <w:rPr>
+          <w:b/>
+          <w:bCs/>
+        </w:rPr>
+        <w:t xml:space="preserve"> </w:t>
+      </w:r>
+      <w:r>
+        <w:rPr>
+          <w:b/>
+          <w:bCs/>
+          <w:i/>
+          <w:iCs/>
+        </w:rPr>
+        <w:t xml:space="preserve">terrain reflections</w:t>
+      </w:r>
+      <w:r>
+        <w:rPr>
+          <w:b/>
+          <w:bCs/>
+        </w:rPr>
+        <w:t xml:space="preserve">):</w:t>
+      </w:r>
+      <w:r>
+        <w:t xml:space="preserve"> </w:t>
+      </w:r>
+      <w:r>
+        <w:t xml:space="preserve">uwzględnione.</w:t>
+      </w:r>
+    </w:p>
+    <w:p>
+      <w:pPr>
+        <w:pStyle w:val="Compact"/>
+        <w:numPr>
+          <w:ilvl w:val="1"/>
+          <w:numId w:val="1005"/>
+        </w:numPr>
+      </w:pPr>
+      <w:r>
+        <w:rPr>
+          <w:b/>
+          <w:bCs/>
+        </w:rPr>
+        <w:t xml:space="preserve">Rozpraszanie dyfuzyjne (ang.</w:t>
+      </w:r>
+      <w:r>
+        <w:rPr>
+          <w:b/>
+          <w:bCs/>
+        </w:rPr>
+        <w:t xml:space="preserve"> </w:t>
+      </w:r>
+      <w:r>
+        <w:rPr>
+          <w:b/>
+          <w:bCs/>
+          <w:i/>
+          <w:iCs/>
+        </w:rPr>
+        <w:t xml:space="preserve">diffuse scattering</w:t>
+      </w:r>
+      <w:r>
+        <w:rPr>
+          <w:b/>
+          <w:bCs/>
+        </w:rPr>
+        <w:t xml:space="preserve">):</w:t>
+      </w:r>
+      <w:r>
+        <w:t xml:space="preserve"> </w:t>
+      </w:r>
+      <w:r>
+        <w:t xml:space="preserve">wyłączone.</w:t>
+      </w:r>
+    </w:p>
+    <w:p>
+      <w:pPr>
+        <w:pStyle w:val="Compact"/>
+        <w:numPr>
+          <w:ilvl w:val="0"/>
+          <w:numId w:val="1003"/>
+        </w:numPr>
+      </w:pPr>
+      <w:r>
+        <w:rPr>
+          <w:b/>
+          <w:bCs/>
+        </w:rPr>
+        <w:t xml:space="preserve">Właściwości materiałowe obiektów 3D:</w:t>
+      </w:r>
+    </w:p>
+    <w:p>
+      <w:pPr>
+        <w:pStyle w:val="Compact"/>
+        <w:numPr>
+          <w:ilvl w:val="1"/>
+          <w:numId w:val="1006"/>
+        </w:numPr>
+      </w:pPr>
+      <w:r>
+        <w:rPr>
+          <w:b/>
+          <w:bCs/>
+        </w:rPr>
+        <w:t xml:space="preserve">Budynki (32 obiekty):</w:t>
+      </w:r>
+      <w:r>
+        <w:t xml:space="preserve"> </w:t>
+      </w:r>
+      <w:r>
+        <w:t xml:space="preserve">zamodelowane z wykorzystaniem materiału bibliotecznego</w:t>
+      </w:r>
+      <w:r>
+        <w:t xml:space="preserve"> </w:t>
+      </w:r>
+      <w:r>
+        <w:rPr>
+          <w:rStyle w:val="VerbatimChar"/>
+        </w:rPr>
+        <w:t xml:space="preserve">ITU Layered drywall 3.5 GHz</w:t>
+      </w:r>
+      <w:r>
+        <w:t xml:space="preserve"> </w:t>
+      </w:r>
+      <w:r>
+        <w:t xml:space="preserve">(płyta gipsowo-kartonowa wg zalecenia ITU-R P.2040: przenikalność względna</w:t>
+      </w:r>
+      <w:r>
+        <w:t xml:space="preserve"> </w:t>
+      </w:r>
+      <m:oMath>
+        <m:sSub>
+          <m:e>
+            <m:r>
+              <m:t>ε</m:t>
+            </m:r>
+          </m:e>
+          <m:sub>
+            <m:r>
+              <m:t>r</m:t>
+            </m:r>
+          </m:sub>
+        </m:sSub>
+        <m:r>
+          <m:rPr>
+            <m:sty m:val="p"/>
+          </m:rPr>
+          <m:t>=</m:t>
+        </m:r>
+        <m:r>
+          <m:t>2</m:t>
+        </m:r>
+        <m:r>
+          <m:rPr>
+            <m:sty m:val="p"/>
+          </m:rPr>
+          <m:t>,</m:t>
+        </m:r>
+        <m:r>
+          <m:t>94</m:t>
+        </m:r>
+      </m:oMath>
+      <w:r>
+        <w:t xml:space="preserve">, przewodność</w:t>
+      </w:r>
+      <w:r>
+        <w:t xml:space="preserve"> </w:t>
+      </w:r>
+      <m:oMath>
+        <m:r>
+          <m:t>σ</m:t>
+        </m:r>
+        <m:r>
+          <m:rPr>
+            <m:sty m:val="p"/>
+          </m:rPr>
+          <m:t>=</m:t>
+        </m:r>
+        <m:r>
+          <m:t>0</m:t>
+        </m:r>
+        <m:r>
+          <m:rPr>
+            <m:sty m:val="p"/>
+          </m:rPr>
+          <m:t>,</m:t>
+        </m:r>
+        <m:r>
+          <m:t>02815</m:t>
+        </m:r>
+        <m:r>
+          <m:rPr>
+            <m:nor/>
+            <m:sty m:val="p"/>
+          </m:rPr>
+          <m:t> S/m</m:t>
+        </m:r>
+      </m:oMath>
+      <w:r>
+        <w:t xml:space="preserve">, grubość</w:t>
+      </w:r>
+      <w:r>
+        <w:t xml:space="preserve"> </w:t>
+      </w:r>
+      <m:oMath>
+        <m:r>
+          <m:t>13</m:t>
+        </m:r>
+        <m:r>
+          <m:rPr>
+            <m:nor/>
+            <m:sty m:val="p"/>
+          </m:rPr>
+          <m:t> mm</m:t>
+        </m:r>
+      </m:oMath>
+      <w:r>
+        <w:t xml:space="preserve">); przy wyłączonej transmisji skrośnej parametry te wpływają na współczynnik odbicia promieni od elewacji.</w:t>
+      </w:r>
+    </w:p>
+    <w:p>
+      <w:pPr>
+        <w:pStyle w:val="Compact"/>
+        <w:numPr>
+          <w:ilvl w:val="1"/>
+          <w:numId w:val="1006"/>
+        </w:numPr>
+      </w:pPr>
+      <w:r>
+        <w:rPr>
+          <w:b/>
+          <w:bCs/>
+        </w:rPr>
+        <w:t xml:space="preserve">Nawierzchnia drogowa i teren (</w:t>
+      </w:r>
+      <w:r>
+        <w:rPr>
+          <w:b/>
+          <w:bCs/>
+          <w:i/>
+          <w:iCs/>
+        </w:rPr>
+        <w:t xml:space="preserve">newTerrain</w:t>
+      </w:r>
+      <w:r>
+        <w:rPr>
+          <w:b/>
+          <w:bCs/>
+        </w:rPr>
+        <w:t xml:space="preserve">):</w:t>
+      </w:r>
+      <w:r>
+        <w:t xml:space="preserve"> </w:t>
+      </w:r>
+      <w:r>
+        <w:t xml:space="preserve">model wilgotnej ziemi/asfaltu (ang.</w:t>
+      </w:r>
+      <w:r>
+        <w:t xml:space="preserve"> </w:t>
+      </w:r>
+      <w:r>
+        <w:rPr>
+          <w:i/>
+          <w:iCs/>
+        </w:rPr>
+        <w:t xml:space="preserve">Wet earth</w:t>
+      </w:r>
+      <w:r>
+        <w:t xml:space="preserve">:</w:t>
+      </w:r>
+      <w:r>
+        <w:t xml:space="preserve"> </w:t>
+      </w:r>
+      <m:oMath>
+        <m:sSub>
+          <m:e>
+            <m:r>
+              <m:t>ε</m:t>
+            </m:r>
+          </m:e>
+          <m:sub>
+            <m:r>
+              <m:t>r</m:t>
+            </m:r>
+          </m:sub>
+        </m:sSub>
+        <m:r>
+          <m:rPr>
+            <m:sty m:val="p"/>
+          </m:rPr>
+          <m:t>=</m:t>
+        </m:r>
+        <m:r>
+          <m:t>25</m:t>
+        </m:r>
+        <m:r>
+          <m:rPr>
+            <m:sty m:val="p"/>
+          </m:rPr>
+          <m:t>,</m:t>
+        </m:r>
+        <m:r>
+          <m:t>0</m:t>
+        </m:r>
+      </m:oMath>
+      <w:r>
+        <w:t xml:space="preserve">,</w:t>
+      </w:r>
+      <w:r>
+        <w:t xml:space="preserve"> </w:t>
+      </w:r>
+      <m:oMath>
+        <m:r>
+          <m:t>σ</m:t>
+        </m:r>
+        <m:r>
+          <m:rPr>
+            <m:sty m:val="p"/>
+          </m:rPr>
+          <m:t>=</m:t>
+        </m:r>
+        <m:r>
+          <m:t>0</m:t>
+        </m:r>
+        <m:r>
+          <m:rPr>
+            <m:sty m:val="p"/>
+          </m:rPr>
+          <m:t>,</m:t>
+        </m:r>
+        <m:r>
+          <m:t>02</m:t>
+        </m:r>
+        <m:r>
+          <m:rPr>
+            <m:nor/>
+            <m:sty m:val="p"/>
+          </m:rPr>
+          <m:t> S/m</m:t>
+        </m:r>
+      </m:oMath>
+      <w:r>
+        <w:t xml:space="preserve">).</w:t>
+      </w:r>
+    </w:p>
+    <w:p>
+      <w:pPr>
+        <w:pStyle w:val="Compact"/>
+        <w:numPr>
+          <w:ilvl w:val="0"/>
+          <w:numId w:val="1003"/>
+        </w:numPr>
+      </w:pPr>
+      <w:r>
+        <w:rPr>
+          <w:b/>
+          <w:bCs/>
+        </w:rPr>
+        <w:t xml:space="preserve">Anteny referencyjne w fazie ray-tracingu:</w:t>
+      </w:r>
+      <w:r>
+        <w:t xml:space="preserve"> </w:t>
+      </w:r>
+      <w:r>
+        <w:t xml:space="preserve">anteny izotropowe (o zysku</w:t>
+      </w:r>
+      <w:r>
+        <w:t xml:space="preserve"> </w:t>
+      </w:r>
+      <m:oMath>
+        <m:r>
+          <m:t>0</m:t>
+        </m:r>
+        <m:r>
+          <m:rPr>
+            <m:nor/>
+            <m:sty m:val="p"/>
+          </m:rPr>
+          <m:t> dBi</m:t>
+        </m:r>
+      </m:oMath>
+      <w:r>
+        <w:t xml:space="preserve">) o polaryzacji pionowej, co umożliwia późniejszą elastyczną syntezę dowolnych macierzy antenowych Massive MIMO w narzędziu DeepMIMO.</w:t>
+      </w:r>
+    </w:p>
+    <w:p>
+      <w:pPr>
+        <w:pStyle w:val="Compact"/>
+        <w:numPr>
+          <w:ilvl w:val="0"/>
+          <w:numId w:val="1003"/>
+        </w:numPr>
+      </w:pPr>
+      <w:r>
+        <w:rPr>
+          <w:b/>
+          <w:bCs/>
+        </w:rPr>
+        <w:t xml:space="preserve">Rejestrowane parametry wyjściowe dla każdej ścieżki wielodrogowości:</w:t>
+      </w:r>
+    </w:p>
+    <w:p>
+      <w:pPr>
+        <w:pStyle w:val="Compact"/>
+        <w:numPr>
+          <w:ilvl w:val="1"/>
+          <w:numId w:val="1007"/>
+        </w:numPr>
+      </w:pPr>
+      <w:r>
+        <w:t xml:space="preserve">Kąt nadejścia fali do odbiornika (AoA, ang.</w:t>
+      </w:r>
+      <w:r>
+        <w:t xml:space="preserve"> </w:t>
+      </w:r>
+      <w:r>
+        <w:rPr>
+          <w:i/>
+          <w:iCs/>
+        </w:rPr>
+        <w:t xml:space="preserve">Angle of Arrival</w:t>
+      </w:r>
+      <w:r>
+        <w:t xml:space="preserve">) w azymucie i elewacji,</w:t>
+      </w:r>
+    </w:p>
+    <w:p>
+      <w:pPr>
+        <w:pStyle w:val="Compact"/>
+        <w:numPr>
+          <w:ilvl w:val="1"/>
+          <w:numId w:val="1007"/>
+        </w:numPr>
+      </w:pPr>
+      <w:r>
+        <w:t xml:space="preserve">Kąt odejścia fali z nadajnika (AoD, ang.</w:t>
+      </w:r>
+      <w:r>
+        <w:t xml:space="preserve"> </w:t>
+      </w:r>
+      <w:r>
+        <w:rPr>
+          <w:i/>
+          <w:iCs/>
+        </w:rPr>
+        <w:t xml:space="preserve">Angle of Departure</w:t>
+      </w:r>
+      <w:r>
+        <w:t xml:space="preserve">) w azymucie i elewacji,</w:t>
+      </w:r>
+    </w:p>
+    <w:p>
+      <w:pPr>
+        <w:pStyle w:val="Compact"/>
+        <w:numPr>
+          <w:ilvl w:val="1"/>
+          <w:numId w:val="1007"/>
+        </w:numPr>
+      </w:pPr>
+      <w:r>
+        <w:t xml:space="preserve">Opóźnienie czasowe propagacji (ToA, ang.</w:t>
+      </w:r>
+      <w:r>
+        <w:t xml:space="preserve"> </w:t>
+      </w:r>
+      <w:r>
+        <w:rPr>
+          <w:i/>
+          <w:iCs/>
+        </w:rPr>
+        <w:t xml:space="preserve">Time of Arrival</w:t>
+      </w:r>
+      <w:r>
+        <w:t xml:space="preserve">),</w:t>
+      </w:r>
+    </w:p>
+    <w:p>
+      <w:pPr>
+        <w:pStyle w:val="Compact"/>
+        <w:numPr>
+          <w:ilvl w:val="1"/>
+          <w:numId w:val="1007"/>
+        </w:numPr>
+      </w:pPr>
+      <w:r>
+        <w:t xml:space="preserve">Zespolona odpowiedź impulsowa kanału (CIR, ang.</w:t>
+      </w:r>
+      <w:r>
+        <w:t xml:space="preserve"> </w:t>
+      </w:r>
+      <w:r>
+        <w:rPr>
+          <w:i/>
+          <w:iCs/>
+        </w:rPr>
+        <w:t xml:space="preserve">Complex Impulse Response</w:t>
+      </w:r>
+      <w:r>
+        <w:t xml:space="preserve">) oraz tłumienie ścieżki (ang.</w:t>
+      </w:r>
+      <w:r>
+        <w:t xml:space="preserve"> </w:t>
+      </w:r>
+      <w:r>
+        <w:rPr>
+          <w:i/>
+          <w:iCs/>
+        </w:rPr>
+        <w:t xml:space="preserve">pathloss</w:t>
+      </w:r>
+      <w:r>
+        <w:t xml:space="preserve">).</w:t>
+      </w:r>
+    </w:p>
+    <w:p>
+      <w:pPr>
+        <w:pStyle w:val="FirstParagraph"/>
+      </w:pPr>
+      <w:r>
+        <w:t xml:space="preserve">To właśnie wynik ray-tracingu jest przedmiotem analizy w niniejszej pracy. Przykładową symulację propagacji wielodrogowej w przestrzeni trójwymiarowej przedstawiono na rysunku 3.</w:t>
+      </w:r>
+    </w:p>
+    <w:p>
+      <w:pPr>
+        <w:pStyle w:val="CaptionedFigure"/>
+      </w:pPr>
+      <w:r>
+        <w:drawing>
+          <wp:inline>
+            <wp:extent cx="5969000" cy="4256912"/>
+            <wp:effectExtent b="0" l="0" r="0" t="0"/>
+            <wp:docPr descr="Rysunek 1. Widok z góry (ang. top view) scenariusza O1_60 z rozmieszczeniem stacji bazowych (BS) oraz siatek użytkowników (źródło: DeepMIMO (Ahmed Alkhateeb 2024))." title="" id="30" name="Picture"/>
+            <a:graphic>
+              <a:graphicData uri="http://schemas.openxmlformats.org/drawingml/2006/picture">
+                <pic:pic>
+                  <pic:nvPicPr>
+                    <pic:cNvPr descr="../outputs/figures/the%20top%20view%20o1_60.png" id="31" name="Picture"/>
+                    <pic:cNvPicPr>
+                      <a:picLocks noChangeArrowheads="1" noChangeAspect="1"/>
+                    </pic:cNvPicPr>
+                  </pic:nvPicPr>
+                  <pic:blipFill>
+                    <a:blip r:embed="rId29"/>
+                    <a:stretch>
+                      <a:fillRect/>
+                    </a:stretch>
+                  </pic:blipFill>
+                  <pic:spPr bwMode="auto">
+                    <a:xfrm>
+                      <a:off x="0" y="0"/>
+                      <a:ext cx="5969000" cy="4256912"/>
+                    </a:xfrm>
+                    <a:prstGeom prst="rect">
+                      <a:avLst/>
+                    </a:prstGeom>
+                    <a:noFill/>
+                    <a:ln w="9525">
+                      <a:noFill/>
+                      <a:headEnd/>
+                      <a:tailEnd/>
+                    </a:ln>
+                  </pic:spPr>
+                </pic:pic>
+              </a:graphicData>
+            </a:graphic>
+          </wp:inline>
+        </w:drawing>
+      </w:r>
+    </w:p>
+    <w:p>
+      <w:pPr>
+        <w:pStyle w:val="ImageCaption"/>
+      </w:pPr>
+      <w:r>
+        <w:t xml:space="preserve">Rysunek 1. Widok z góry (ang.</w:t>
+      </w:r>
+      <w:r>
+        <w:t xml:space="preserve"> </w:t>
+      </w:r>
+      <w:r>
+        <w:rPr>
+          <w:i/>
+          <w:iCs/>
+        </w:rPr>
+        <w:t xml:space="preserve">top view</w:t>
+      </w:r>
+      <w:r>
+        <w:t xml:space="preserve">) scenariusza O1_60 z rozmieszczeniem stacji bazowych (BS) oraz siatek użytkowników (źródło: DeepMIMO</w:t>
+      </w:r>
+      <w:r>
+        <w:t xml:space="preserve"> </w:t>
+      </w:r>
+      <w:r>
+        <w:t xml:space="preserve">(Ahmed Alkhateeb 2024)</w:t>
+      </w:r>
+      <w:r>
+        <w:t xml:space="preserve">).</w:t>
+      </w:r>
+    </w:p>
+    <w:p>
+      <w:pPr>
+        <w:pStyle w:val="CaptionedFigure"/>
+      </w:pPr>
+      <w:r>
+        <w:drawing>
+          <wp:inline>
+            <wp:extent cx="5969000" cy="2927652"/>
+            <wp:effectExtent b="0" l="0" r="0" t="0"/>
+            <wp:docPr descr="Rysunek 2. Widok z lotu ptaka (ang. bird-eye view) modelu trójwymiarowego kanionu miejskiego w scenariuszu O1_60 (źródło: DeepMIMO (Ahmed Alkhateeb 2024))." title="" id="33" name="Picture"/>
+            <a:graphic>
+              <a:graphicData uri="http://schemas.openxmlformats.org/drawingml/2006/picture">
+                <pic:pic>
+                  <pic:nvPicPr>
+                    <pic:cNvPr descr="../outputs/figures/the%20bird-eye%20view%20o1_60.png" id="34" name="Picture"/>
+                    <pic:cNvPicPr>
+                      <a:picLocks noChangeArrowheads="1" noChangeAspect="1"/>
+                    </pic:cNvPicPr>
+                  </pic:nvPicPr>
+                  <pic:blipFill>
+                    <a:blip r:embed="rId32"/>
+                    <a:stretch>
+                      <a:fillRect/>
+                    </a:stretch>
+                  </pic:blipFill>
+                  <pic:spPr bwMode="auto">
+                    <a:xfrm>
+                      <a:off x="0" y="0"/>
+                      <a:ext cx="5969000" cy="2927652"/>
+                    </a:xfrm>
+                    <a:prstGeom prst="rect">
+                      <a:avLst/>
+                    </a:prstGeom>
+                    <a:noFill/>
+                    <a:ln w="9525">
+                      <a:noFill/>
+                      <a:headEnd/>
+                      <a:tailEnd/>
+                    </a:ln>
+                  </pic:spPr>
+                </pic:pic>
+              </a:graphicData>
+            </a:graphic>
+          </wp:inline>
+        </w:drawing>
+      </w:r>
+    </w:p>
+    <w:p>
+      <w:pPr>
+        <w:pStyle w:val="ImageCaption"/>
+      </w:pPr>
+      <w:r>
+        <w:t xml:space="preserve">Rysunek 2. Widok z lotu ptaka (ang.</w:t>
+      </w:r>
+      <w:r>
+        <w:t xml:space="preserve"> </w:t>
+      </w:r>
+      <w:r>
+        <w:rPr>
+          <w:i/>
+          <w:iCs/>
+        </w:rPr>
+        <w:t xml:space="preserve">bird-eye view</w:t>
+      </w:r>
+      <w:r>
+        <w:t xml:space="preserve">) modelu trójwymiarowego kanionu miejskiego w scenariuszu O1_60 (źródło: DeepMIMO</w:t>
+      </w:r>
+      <w:r>
+        <w:t xml:space="preserve"> </w:t>
+      </w:r>
+      <w:r>
+        <w:t xml:space="preserve">(Ahmed Alkhateeb 2024)</w:t>
+      </w:r>
+      <w:r>
+        <w:t xml:space="preserve">).</w:t>
+      </w:r>
+    </w:p>
+    <w:p>
+      <w:pPr>
+        <w:pStyle w:val="CaptionedFigure"/>
+      </w:pPr>
+      <w:r>
+        <w:drawing>
+          <wp:inline>
+            <wp:extent cx="5969000" cy="2993797"/>
+            <wp:effectExtent b="0" l="0" r="0" t="0"/>
+            <wp:docPr descr="Rysunek 3. Wizualizacja przestrzenna mechanizmu ray-tracingu w trójwymiarowym kanionie miejskim (scenariusz O1_60): (A) perspektywa 3D z góry przedstawiająca geometrię budynków, maszty stacji bazowych (z=6 m) i trajektorie promieni wielodrogowości wraz z rzutowaniem punktów odbić; (B) widok 3D wzdłuż kanionu z niskiej perspektywy eksponujący pionowe rozdzielenie ścieżki bezpośredniej LOS (w powietrzu) od odbicia od nawierzchni jezdni oraz odbić elewacyjnych od ścian budynków." title="" id="36" name="Picture"/>
+            <a:graphic>
+              <a:graphicData uri="http://schemas.openxmlformats.org/drawingml/2006/picture">
+                <pic:pic>
+                  <pic:nvPicPr>
+                    <pic:cNvPr descr="../outputs/figures/ray_tracing_wizualizacja.png" id="37" name="Picture"/>
+                    <pic:cNvPicPr>
+                      <a:picLocks noChangeArrowheads="1" noChangeAspect="1"/>
+                    </pic:cNvPicPr>
+                  </pic:nvPicPr>
+                  <pic:blipFill>
+                    <a:blip r:embed="rId35"/>
+                    <a:stretch>
+                      <a:fillRect/>
+                    </a:stretch>
+                  </pic:blipFill>
+                  <pic:spPr bwMode="auto">
+                    <a:xfrm>
+                      <a:off x="0" y="0"/>
+                      <a:ext cx="5969000" cy="2993797"/>
+                    </a:xfrm>
+                    <a:prstGeom prst="rect">
+                      <a:avLst/>
+                    </a:prstGeom>
+                    <a:noFill/>
+                    <a:ln w="9525">
+                      <a:noFill/>
+                      <a:headEnd/>
+                      <a:tailEnd/>
+                    </a:ln>
+                  </pic:spPr>
+                </pic:pic>
+              </a:graphicData>
+            </a:graphic>
+          </wp:inline>
+        </w:drawing>
+      </w:r>
+    </w:p>
+    <w:p>
+      <w:pPr>
+        <w:pStyle w:val="ImageCaption"/>
+      </w:pPr>
+      <w:r>
+        <w:t xml:space="preserve">Rysunek 3. Wizualizacja przestrzenna mechanizmu ray-tracingu w trójwymiarowym kanionie miejskim (scenariusz O1_60): (A) perspektywa 3D z góry przedstawiająca geometrię budynków, maszty stacji bazowych (z=6 m) i trajektorie promieni wielodrogowości wraz z rzutowaniem punktów odbić; (B) widok 3D wzdłuż kanionu z niskiej perspektywy eksponujący pionowe rozdzielenie ścieżki bezpośredniej LOS (w powietrzu) od odbicia od nawierzchni jezdni oraz odbić elewacyjnych od ścian budynków.</w:t>
+      </w:r>
+    </w:p>
+    <w:bookmarkEnd w:id="38"/>
+    <w:bookmarkEnd w:id="39"/>
+    <w:bookmarkStart w:id="42" w:name="opis-cech-i-zmiennych"/>
     <w:p>
       <w:pPr>
         <w:pStyle w:val="Heading2"/>
@@ -743,11 +2308,2682 @@
         <w:t xml:space="preserve">2.2. Opis cech i zmiennych</w:t>
       </w:r>
     </w:p>
+    <w:bookmarkStart w:id="40" w:name="Xbb9e55e51bb4b541a773872a63a2588365c2310"/>
+    <w:p>
+      <w:pPr>
+        <w:pStyle w:val="Heading3"/>
+      </w:pPr>
+      <w:r>
+        <w:t xml:space="preserve">2.2.1. Przygotowanie danych wejściowych i wyjściowych dla uczenia maszynowego</w:t>
+      </w:r>
+    </w:p>
     <w:p>
       <w:pPr>
         <w:pStyle w:val="FirstParagraph"/>
       </w:pPr>
       <w:r>
+        <w:t xml:space="preserve">Stacje bazowe umieszczone są na wysokości 6 metrów nad poziomem terenu. Konfiguracja macierzy antenowej stacji bazowej w łączu w dół (ang.</w:t>
+      </w:r>
+      <w:r>
+        <w:t xml:space="preserve"> </w:t>
+      </w:r>
+      <w:r>
+        <w:rPr>
+          <w:i/>
+          <w:iCs/>
+        </w:rPr>
+        <w:t xml:space="preserve">downlink</w:t>
+      </w:r>
+      <w:r>
+        <w:t xml:space="preserve">) charakteryzuje się następującymi parametrami:</w:t>
+      </w:r>
+    </w:p>
+    <w:p>
+      <w:pPr>
+        <w:pStyle w:val="Compact"/>
+        <w:numPr>
+          <w:ilvl w:val="0"/>
+          <w:numId w:val="1008"/>
+        </w:numPr>
+      </w:pPr>
+      <w:r>
+        <w:rPr>
+          <w:b/>
+          <w:bCs/>
+        </w:rPr>
+        <w:t xml:space="preserve">Układ tablicy:</w:t>
+      </w:r>
+      <w:r>
+        <w:t xml:space="preserve"> </w:t>
+      </w:r>
+      <w:r>
+        <w:t xml:space="preserve">płaski panel</w:t>
+      </w:r>
+      <w:r>
+        <w:t xml:space="preserve"> </w:t>
+      </w:r>
+      <m:oMath>
+        <m:r>
+          <m:t>Y</m:t>
+        </m:r>
+        <m:r>
+          <m:rPr>
+            <m:nor/>
+            <m:sty m:val="p"/>
+          </m:rPr>
+          <m:t>–</m:t>
+        </m:r>
+        <m:r>
+          <m:t>Z</m:t>
+        </m:r>
+      </m:oMath>
+      <w:r>
+        <w:t xml:space="preserve"> </w:t>
+      </w:r>
+      <w:r>
+        <w:t xml:space="preserve">o rozmiarze</w:t>
+      </w:r>
+      <w:r>
+        <w:t xml:space="preserve"> </w:t>
+      </w:r>
+      <m:oMath>
+        <m:r>
+          <m:t>32</m:t>
+        </m:r>
+        <m:r>
+          <m:rPr>
+            <m:sty m:val="p"/>
+          </m:rPr>
+          <m:t>×</m:t>
+        </m:r>
+        <m:r>
+          <m:t>8</m:t>
+        </m:r>
+      </m:oMath>
+      <w:r>
+        <w:t xml:space="preserve">:</w:t>
+      </w:r>
+    </w:p>
+    <w:p>
+      <w:pPr>
+        <w:pStyle w:val="Compact"/>
+        <w:numPr>
+          <w:ilvl w:val="1"/>
+          <w:numId w:val="1009"/>
+        </w:numPr>
+      </w:pPr>
+      <w:r>
+        <w:rPr>
+          <w:b/>
+          <w:bCs/>
+        </w:rPr>
+        <w:t xml:space="preserve">Łączna liczba anten:</w:t>
+      </w:r>
+      <w:r>
+        <w:t xml:space="preserve"> </w:t>
+      </w:r>
+      <m:oMath>
+        <m:r>
+          <m:t>32</m:t>
+        </m:r>
+        <m:r>
+          <m:rPr>
+            <m:sty m:val="p"/>
+          </m:rPr>
+          <m:t>×</m:t>
+        </m:r>
+        <m:r>
+          <m:t>8</m:t>
+        </m:r>
+        <m:r>
+          <m:rPr>
+            <m:sty m:val="p"/>
+          </m:rPr>
+          <m:t>=</m:t>
+        </m:r>
+        <m:r>
+          <m:rPr>
+            <m:sty m:val="b"/>
+          </m:rPr>
+          <m:t>256</m:t>
+        </m:r>
+      </m:oMath>
+      <w:r>
+        <w:t xml:space="preserve"> </w:t>
+      </w:r>
+      <w:r>
+        <w:t xml:space="preserve">elementów antenowych na każdą stację bazową.</w:t>
+      </w:r>
+    </w:p>
+    <w:p>
+      <w:pPr>
+        <w:pStyle w:val="Compact"/>
+        <w:numPr>
+          <w:ilvl w:val="0"/>
+          <w:numId w:val="1008"/>
+        </w:numPr>
+      </w:pPr>
+      <w:r>
+        <w:rPr>
+          <w:b/>
+          <w:bCs/>
+        </w:rPr>
+        <w:t xml:space="preserve">Odstęp między elementami antenowymi:</w:t>
+      </w:r>
+      <w:r>
+        <w:t xml:space="preserve"> </w:t>
+      </w:r>
+      <m:oMath>
+        <m:r>
+          <m:t>0</m:t>
+        </m:r>
+        <m:r>
+          <m:rPr>
+            <m:sty m:val="p"/>
+          </m:rPr>
+          <m:t>,</m:t>
+        </m:r>
+        <m:r>
+          <m:t>5</m:t>
+        </m:r>
+        <m:r>
+          <m:t>λ</m:t>
+        </m:r>
+      </m:oMath>
+      <w:r>
+        <w:t xml:space="preserve"> </w:t>
+      </w:r>
+      <w:r>
+        <w:t xml:space="preserve">(odstęp półfalowy,</w:t>
+      </w:r>
+      <w:r>
+        <w:t xml:space="preserve"> </w:t>
+      </w:r>
+      <m:oMath>
+        <m:r>
+          <m:t>2</m:t>
+        </m:r>
+        <m:r>
+          <m:rPr>
+            <m:sty m:val="p"/>
+          </m:rPr>
+          <m:t>,</m:t>
+        </m:r>
+        <m:r>
+          <m:t>5</m:t>
+        </m:r>
+        <m:r>
+          <m:rPr>
+            <m:nor/>
+            <m:sty m:val="p"/>
+          </m:rPr>
+          <m:t> mm</m:t>
+        </m:r>
+      </m:oMath>
+      <w:r>
+        <w:t xml:space="preserve"> </w:t>
+      </w:r>
+      <w:r>
+        <w:t xml:space="preserve">przy częstotliwości</w:t>
+      </w:r>
+      <w:r>
+        <w:t xml:space="preserve"> </w:t>
+      </w:r>
+      <m:oMath>
+        <m:r>
+          <m:t>60</m:t>
+        </m:r>
+        <m:r>
+          <m:rPr>
+            <m:nor/>
+            <m:sty m:val="p"/>
+          </m:rPr>
+          <m:t> GHz</m:t>
+        </m:r>
+      </m:oMath>
+      <w:r>
+        <w:t xml:space="preserve">).</w:t>
+      </w:r>
+    </w:p>
+    <w:p>
+      <w:pPr>
+        <w:pStyle w:val="Compact"/>
+        <w:numPr>
+          <w:ilvl w:val="0"/>
+          <w:numId w:val="1008"/>
+        </w:numPr>
+      </w:pPr>
+      <w:r>
+        <w:rPr>
+          <w:b/>
+          <w:bCs/>
+        </w:rPr>
+        <w:t xml:space="preserve">Typ elementu:</w:t>
+      </w:r>
+      <w:r>
+        <w:t xml:space="preserve"> </w:t>
+      </w:r>
+      <w:r>
+        <w:t xml:space="preserve">dipol półfalowy (ang.</w:t>
+      </w:r>
+      <w:r>
+        <w:t xml:space="preserve"> </w:t>
+      </w:r>
+      <w:r>
+        <w:rPr>
+          <w:i/>
+          <w:iCs/>
+        </w:rPr>
+        <w:t xml:space="preserve">halfwave-dipole</w:t>
+      </w:r>
+      <w:r>
+        <w:t xml:space="preserve">).</w:t>
+      </w:r>
+    </w:p>
+    <w:p>
+      <w:pPr>
+        <w:pStyle w:val="FirstParagraph"/>
+      </w:pPr>
+      <w:r>
+        <w:t xml:space="preserve">W łączu w górę (ang.</w:t>
+      </w:r>
+      <w:r>
+        <w:t xml:space="preserve"> </w:t>
+      </w:r>
+      <w:r>
+        <w:rPr>
+          <w:i/>
+          <w:iCs/>
+        </w:rPr>
+        <w:t xml:space="preserve">uplink</w:t>
+      </w:r>
+      <w:r>
+        <w:t xml:space="preserve">) stacja bazowa odbiera sygnał pilotowy za pomocą pojedynczego pionowego dipola półfalowego, charakteryzującego się dookólną charakterystyką promieniowania w płaszczyźnie azymutu (ang.</w:t>
+      </w:r>
+      <w:r>
+        <w:t xml:space="preserve"> </w:t>
+      </w:r>
+      <w:r>
+        <w:rPr>
+          <w:i/>
+          <w:iCs/>
+        </w:rPr>
+        <w:t xml:space="preserve">omnidirectional</w:t>
+      </w:r>
+      <w:r>
+        <w:t xml:space="preserve">).</w:t>
+      </w:r>
+    </w:p>
+    <w:p>
+      <w:pPr>
+        <w:pStyle w:val="BodyText"/>
+      </w:pPr>
+      <w:r>
+        <w:t xml:space="preserve">Terminal użytkownika (ang.</w:t>
+      </w:r>
+      <w:r>
+        <w:t xml:space="preserve"> </w:t>
+      </w:r>
+      <w:r>
+        <w:rPr>
+          <w:i/>
+          <w:iCs/>
+        </w:rPr>
+        <w:t xml:space="preserve">User Equipment</w:t>
+      </w:r>
+      <w:r>
+        <w:t xml:space="preserve">, UE) wyposażono w pojedynczy dipol półfalowy umieszczony na wysokości</w:t>
+      </w:r>
+      <w:r>
+        <w:t xml:space="preserve"> </w:t>
+      </w:r>
+      <m:oMath>
+        <m:r>
+          <m:t>2</m:t>
+        </m:r>
+        <m:r>
+          <m:rPr>
+            <m:nor/>
+            <m:sty m:val="p"/>
+          </m:rPr>
+          <m:t> m</m:t>
+        </m:r>
+      </m:oMath>
+      <w:r>
+        <w:t xml:space="preserve"> </w:t>
+      </w:r>
+      <w:r>
+        <w:t xml:space="preserve">nad poziomem terenu. Układ nadawczo-odbiorczy tworzy zatem konfigurację MISO (ang.</w:t>
+      </w:r>
+      <w:r>
+        <w:t xml:space="preserve"> </w:t>
+      </w:r>
+      <w:r>
+        <w:rPr>
+          <w:i/>
+          <w:iCs/>
+        </w:rPr>
+        <w:t xml:space="preserve">Multiple-Input Single-Output</w:t>
+      </w:r>
+      <w:r>
+        <w:t xml:space="preserve">).</w:t>
+      </w:r>
+    </w:p>
+    <w:p>
+      <w:pPr>
+        <w:pStyle w:val="BodyText"/>
+      </w:pPr>
+      <w:r>
+        <w:t xml:space="preserve">Dane wejściowe i wyjściowe do uczenia maszynowego przygotowano przy pomocy biblioteki DeepMIMO na podstawie scenariusza ray-tracingowego</w:t>
+      </w:r>
+      <w:r>
+        <w:t xml:space="preserve"> </w:t>
+      </w:r>
+      <w:r>
+        <w:rPr>
+          <w:rStyle w:val="VerbatimChar"/>
+        </w:rPr>
+        <w:t xml:space="preserve">o1_60</w:t>
+      </w:r>
+      <w:r>
+        <w:t xml:space="preserve">. Szczegółowe zestawienie parametrów konfiguracyjnych podano w tabeli 1.</w:t>
+      </w:r>
+    </w:p>
+    <w:p>
+      <w:pPr>
+        <w:pStyle w:val="BodyText"/>
+      </w:pPr>
+      <w:r>
+        <w:t xml:space="preserve">Tabela 1. Zestawienie parametrów konfiguracyjnych generatora kanałów DeepMIMO.</w:t>
+      </w:r>
+    </w:p>
+    <w:tbl>
+      <w:tblPr>
+        <w:tblStyle w:val="Table"/>
+        <w:tblW w:type="pct" w:w="5000"/>
+        <w:jc w:val="left"/>
+        <w:tblLayout w:type="fixed"/>
+        <w:tblLook w:firstRow="1" w:lastRow="0" w:firstColumn="0" w:lastColumn="0" w:noHBand="0" w:noVBand="0" w:val="0020"/>
+      </w:tblPr>
+      <w:tblGrid>
+        <w:gridCol w:w="1584"/>
+        <w:gridCol w:w="1584"/>
+        <w:gridCol w:w="1584"/>
+        <w:gridCol w:w="1584"/>
+        <w:gridCol w:w="1584"/>
+      </w:tblGrid>
+      <w:tr>
+        <w:trPr>
+          <w:tblHeader w:val="on"/>
+        </w:trPr>
+        <w:tc>
+          <w:tcPr/>
+          <w:p>
+            <w:pPr>
+              <w:pStyle w:val="Compact"/>
+              <w:jc w:val="left"/>
+            </w:pPr>
+            <w:r>
+              <w:t xml:space="preserve">Grupa parametrów</w:t>
+            </w:r>
+          </w:p>
+        </w:tc>
+        <w:tc>
+          <w:tcPr/>
+          <w:p>
+            <w:pPr>
+              <w:pStyle w:val="Compact"/>
+              <w:jc w:val="left"/>
+            </w:pPr>
+            <w:r>
+              <w:t xml:space="preserve">Parametr</w:t>
+            </w:r>
+          </w:p>
+        </w:tc>
+        <w:tc>
+          <w:tcPr/>
+          <w:p>
+            <w:pPr>
+              <w:pStyle w:val="Compact"/>
+              <w:jc w:val="left"/>
+            </w:pPr>
+            <w:r>
+              <w:t xml:space="preserve">Wartość w symulacji</w:t>
+            </w:r>
+          </w:p>
+        </w:tc>
+        <w:tc>
+          <w:tcPr/>
+          <w:p>
+            <w:pPr>
+              <w:pStyle w:val="Compact"/>
+              <w:jc w:val="left"/>
+            </w:pPr>
+            <w:r>
+              <w:t xml:space="preserve">Jednostka / Typ</w:t>
+            </w:r>
+          </w:p>
+        </w:tc>
+        <w:tc>
+          <w:tcPr/>
+          <w:p>
+            <w:pPr>
+              <w:pStyle w:val="Compact"/>
+              <w:jc w:val="left"/>
+            </w:pPr>
+            <w:r>
+              <w:t xml:space="preserve">Opis merytoryczny i uzasadnienie</w:t>
+            </w:r>
+          </w:p>
+        </w:tc>
+      </w:tr>
+      <w:tr>
+        <w:tc>
+          <w:tcPr/>
+          <w:p>
+            <w:pPr>
+              <w:pStyle w:val="Compact"/>
+              <w:jc w:val="left"/>
+            </w:pPr>
+            <w:r>
+              <w:rPr>
+                <w:b/>
+                <w:bCs/>
+              </w:rPr>
+              <w:t xml:space="preserve">Scenariusz i stacje bazowe</w:t>
+            </w:r>
+          </w:p>
+        </w:tc>
+        <w:tc>
+          <w:tcPr/>
+          <w:p>
+            <w:pPr>
+              <w:pStyle w:val="Compact"/>
+              <w:jc w:val="left"/>
+            </w:pPr>
+            <w:r>
+              <w:t xml:space="preserve">Scenariusz ray-tracingowy</w:t>
+            </w:r>
+          </w:p>
+        </w:tc>
+        <w:tc>
+          <w:tcPr/>
+          <w:p>
+            <w:pPr>
+              <w:pStyle w:val="Compact"/>
+              <w:jc w:val="left"/>
+            </w:pPr>
+            <w:r>
+              <w:rPr>
+                <w:rStyle w:val="VerbatimChar"/>
+              </w:rPr>
+              <w:t xml:space="preserve">o1_60</w:t>
+            </w:r>
+          </w:p>
+        </w:tc>
+        <w:tc>
+          <w:tcPr/>
+          <w:p>
+            <w:pPr>
+              <w:pStyle w:val="Compact"/>
+              <w:jc w:val="left"/>
+            </w:pPr>
+            <w:r>
+              <w:t xml:space="preserve">tekstowy</w:t>
+            </w:r>
+          </w:p>
+        </w:tc>
+        <w:tc>
+          <w:tcPr/>
+          <w:p>
+            <w:pPr>
+              <w:pStyle w:val="Compact"/>
+              <w:jc w:val="left"/>
+            </w:pPr>
+            <w:r>
+              <w:t xml:space="preserve">Model kanionu miejskiego (</w:t>
+            </w:r>
+            <w:r>
+              <w:rPr>
+                <w:i/>
+                <w:iCs/>
+              </w:rPr>
+              <w:t xml:space="preserve">outdoor</w:t>
+            </w:r>
+            <w:r>
+              <w:t xml:space="preserve">, 60 GHz) Remcom Wireless InSite.</w:t>
+            </w:r>
+          </w:p>
+        </w:tc>
+      </w:tr>
+      <w:tr>
+        <w:tc>
+          <w:tcPr/>
+          <w:p>
+            <w:pPr>
+              <w:pStyle w:val="Compact"/>
+            </w:pPr>
+          </w:p>
+        </w:tc>
+        <w:tc>
+          <w:tcPr/>
+          <w:p>
+            <w:pPr>
+              <w:pStyle w:val="Compact"/>
+              <w:jc w:val="left"/>
+            </w:pPr>
+            <w:r>
+              <w:t xml:space="preserve">Aktywne stacje bazowe (</w:t>
+            </w:r>
+            <w:r>
+              <w:rPr>
+                <w:rStyle w:val="VerbatimChar"/>
+              </w:rPr>
+              <w:t xml:space="preserve">active_BS</w:t>
+            </w:r>
+            <w:r>
+              <w:t xml:space="preserve">)</w:t>
+            </w:r>
+          </w:p>
+        </w:tc>
+        <w:tc>
+          <w:tcPr/>
+          <w:p>
+            <w:pPr>
+              <w:pStyle w:val="Compact"/>
+              <w:jc w:val="left"/>
+            </w:pPr>
+            <w:r>
+              <w:t xml:space="preserve">BS 3, BS 4, BS 5, BS 6</w:t>
+            </w:r>
+          </w:p>
+        </w:tc>
+        <w:tc>
+          <w:tcPr/>
+          <w:p>
+            <w:pPr>
+              <w:pStyle w:val="Compact"/>
+              <w:jc w:val="left"/>
+            </w:pPr>
+            <w:r>
+              <w:t xml:space="preserve">lista identyfikatorów</w:t>
+            </w:r>
+          </w:p>
+        </w:tc>
+        <w:tc>
+          <w:tcPr/>
+          <w:p>
+            <w:pPr>
+              <w:pStyle w:val="Compact"/>
+              <w:jc w:val="left"/>
+            </w:pPr>
+            <w:r>
+              <w:t xml:space="preserve">4 skoordynowane stacje bazowe otaczające analizowany odcinek ulicy (w DeepMIMO v4:</w:t>
+            </w:r>
+            <w:r>
+              <w:t xml:space="preserve"> </w:t>
+            </w:r>
+            <w:r>
+              <w:rPr>
+                <w:rStyle w:val="VerbatimChar"/>
+              </w:rPr>
+              <w:t xml:space="preserve">tx_set_id = [4, 7, 3, 6]</w:t>
+            </w:r>
+            <w:r>
+              <w:t xml:space="preserve">).</w:t>
+            </w:r>
+          </w:p>
+        </w:tc>
+      </w:tr>
+      <w:tr>
+        <w:tc>
+          <w:tcPr/>
+          <w:p>
+            <w:pPr>
+              <w:pStyle w:val="Compact"/>
+            </w:pPr>
+          </w:p>
+        </w:tc>
+        <w:tc>
+          <w:tcPr/>
+          <w:p>
+            <w:pPr>
+              <w:pStyle w:val="Compact"/>
+              <w:jc w:val="left"/>
+            </w:pPr>
+            <w:r>
+              <w:t xml:space="preserve">Liczba ścieżek wielodrogowości (</w:t>
+            </w:r>
+            <w:r>
+              <w:rPr>
+                <w:rStyle w:val="VerbatimChar"/>
+              </w:rPr>
+              <w:t xml:space="preserve">num_paths</w:t>
+            </w:r>
+            <w:r>
+              <w:t xml:space="preserve">)</w:t>
+            </w:r>
+          </w:p>
+        </w:tc>
+        <w:tc>
+          <w:tcPr/>
+          <w:p>
+            <w:pPr>
+              <w:pStyle w:val="Compact"/>
+              <w:jc w:val="left"/>
+            </w:pPr>
+            <w:r>
+              <w:t xml:space="preserve">5</w:t>
+            </w:r>
+          </w:p>
+        </w:tc>
+        <w:tc>
+          <w:tcPr/>
+          <w:p>
+            <w:pPr>
+              <w:pStyle w:val="Compact"/>
+              <w:jc w:val="left"/>
+            </w:pPr>
+            <w:r>
+              <w:t xml:space="preserve">całkowity</w:t>
+            </w:r>
+          </w:p>
+        </w:tc>
+        <w:tc>
+          <w:tcPr/>
+          <w:p>
+            <w:pPr>
+              <w:pStyle w:val="Compact"/>
+              <w:jc w:val="left"/>
+            </w:pPr>
+            <w:r>
+              <w:t xml:space="preserve">5 najsilniejszych składowych propagacji wielodrogowej (w paśmie 60 GHz energia skupiona jest w składowej LOS i 4 pierwszych odbiciach).</w:t>
+            </w:r>
+          </w:p>
+        </w:tc>
+      </w:tr>
+      <w:tr>
+        <w:tc>
+          <w:tcPr/>
+          <w:p>
+            <w:pPr>
+              <w:pStyle w:val="Compact"/>
+              <w:jc w:val="left"/>
+            </w:pPr>
+            <w:r>
+              <w:rPr>
+                <w:b/>
+                <w:bCs/>
+              </w:rPr>
+              <w:t xml:space="preserve">Siatka użytkowników (UE)</w:t>
+            </w:r>
+          </w:p>
+        </w:tc>
+        <w:tc>
+          <w:tcPr/>
+          <w:p>
+            <w:pPr>
+              <w:pStyle w:val="Compact"/>
+              <w:jc w:val="left"/>
+            </w:pPr>
+            <w:r>
+              <w:t xml:space="preserve">Aktywny zbiór odbiorników (</w:t>
+            </w:r>
+            <w:r>
+              <w:rPr>
+                <w:rStyle w:val="VerbatimChar"/>
+              </w:rPr>
+              <w:t xml:space="preserve">rx_sets</w:t>
+            </w:r>
+            <w:r>
+              <w:t xml:space="preserve">)</w:t>
+            </w:r>
+          </w:p>
+        </w:tc>
+        <w:tc>
+          <w:tcPr/>
+          <w:p>
+            <w:pPr>
+              <w:pStyle w:val="Compact"/>
+              <w:jc w:val="left"/>
+            </w:pPr>
+            <w:r>
+              <w:t xml:space="preserve">Siatka</w:t>
+            </w:r>
+            <w:r>
+              <w:t xml:space="preserve"> </w:t>
+            </w:r>
+            <w:r>
+              <w:rPr>
+                <w:rStyle w:val="VerbatimChar"/>
+              </w:rPr>
+              <w:t xml:space="preserve">RX_1</w:t>
+            </w:r>
+            <w:r>
+              <w:t xml:space="preserve"> </w:t>
+            </w:r>
+            <w:r>
+              <w:t xml:space="preserve">(id: 0)</w:t>
+            </w:r>
+          </w:p>
+        </w:tc>
+        <w:tc>
+          <w:tcPr/>
+          <w:p>
+            <w:pPr>
+              <w:pStyle w:val="Compact"/>
+              <w:jc w:val="left"/>
+            </w:pPr>
+            <w:r>
+              <w:t xml:space="preserve">indeks zbioru</w:t>
+            </w:r>
+          </w:p>
+        </w:tc>
+        <w:tc>
+          <w:tcPr/>
+          <w:p>
+            <w:pPr>
+              <w:pStyle w:val="Compact"/>
+              <w:jc w:val="left"/>
+            </w:pPr>
+            <w:r>
+              <w:t xml:space="preserve">Główna siatka użytkowników biegnąca wzdłuż kanionu miejskiego.</w:t>
+            </w:r>
+          </w:p>
+        </w:tc>
+      </w:tr>
+      <w:tr>
+        <w:tc>
+          <w:tcPr/>
+          <w:p>
+            <w:pPr>
+              <w:pStyle w:val="Compact"/>
+            </w:pPr>
+          </w:p>
+        </w:tc>
+        <w:tc>
+          <w:tcPr/>
+          <w:p>
+            <w:pPr>
+              <w:pStyle w:val="Compact"/>
+              <w:jc w:val="left"/>
+            </w:pPr>
+            <w:r>
+              <w:t xml:space="preserve">Zakres wierszy użytkowników</w:t>
+            </w:r>
+          </w:p>
+        </w:tc>
+        <w:tc>
+          <w:tcPr/>
+          <w:p>
+            <w:pPr>
+              <w:pStyle w:val="Compact"/>
+              <w:jc w:val="left"/>
+            </w:pPr>
+            <w:r>
+              <w:t xml:space="preserve">Od wiersza 1000 do 1300</w:t>
+            </w:r>
+          </w:p>
+        </w:tc>
+        <w:tc>
+          <w:tcPr/>
+          <w:p>
+            <w:pPr>
+              <w:pStyle w:val="Compact"/>
+              <w:jc w:val="left"/>
+            </w:pPr>
+            <w:r>
+              <w:t xml:space="preserve">1-based (w DeepMIMO v4:</w:t>
+            </w:r>
+            <w:r>
+              <w:t xml:space="preserve"> </w:t>
+            </w:r>
+            <w:r>
+              <w:rPr>
+                <w:rStyle w:val="VerbatimChar"/>
+              </w:rPr>
+              <w:t xml:space="preserve">0..300</w:t>
+            </w:r>
+            <w:r>
+              <w:t xml:space="preserve"> </w:t>
+            </w:r>
+            <w:r>
+              <w:t xml:space="preserve">w ramach wycinka)</w:t>
+            </w:r>
+          </w:p>
+        </w:tc>
+        <w:tc>
+          <w:tcPr/>
+          <w:p>
+            <w:pPr>
+              <w:pStyle w:val="Compact"/>
+              <w:jc w:val="left"/>
+            </w:pPr>
+            <w:r>
+              <w:t xml:space="preserve">301 kolejnych wierszy wzdłuż osi</w:t>
+            </w:r>
+            <w:r>
+              <w:t xml:space="preserve"> </w:t>
+            </w:r>
+            <m:oMath>
+              <m:r>
+                <m:t>Y</m:t>
+              </m:r>
+            </m:oMath>
+            <w:r>
+              <w:t xml:space="preserve"> </w:t>
+            </w:r>
+            <w:r>
+              <w:t xml:space="preserve">(</w:t>
+            </w:r>
+            <m:oMath>
+              <m:r>
+                <m:t>y</m:t>
+              </m:r>
+              <m:r>
+                <m:rPr>
+                  <m:sty m:val="p"/>
+                </m:rPr>
+                <m:t>∈</m:t>
+              </m:r>
+              <m:d>
+                <m:dPr>
+                  <m:begChr m:val="["/>
+                  <m:endChr m:val="]"/>
+                  <m:sepChr m:val=""/>
+                  <m:grow/>
+                </m:dPr>
+                <m:e>
+                  <m:r>
+                    <m:t>497</m:t>
+                  </m:r>
+                  <m:r>
+                    <m:rPr>
+                      <m:nor/>
+                      <m:sty m:val="p"/>
+                    </m:rPr>
+                    <m:t> m</m:t>
+                  </m:r>
+                  <m:r>
+                    <m:rPr>
+                      <m:sty m:val="p"/>
+                    </m:rPr>
+                    <m:t>,</m:t>
+                  </m:r>
+                  <m:r>
+                    <m:t>557</m:t>
+                  </m:r>
+                  <m:r>
+                    <m:rPr>
+                      <m:nor/>
+                      <m:sty m:val="p"/>
+                    </m:rPr>
+                    <m:t> m</m:t>
+                  </m:r>
+                </m:e>
+              </m:d>
+            </m:oMath>
+            <w:r>
+              <w:t xml:space="preserve">).</w:t>
+            </w:r>
+          </w:p>
+        </w:tc>
+      </w:tr>
+      <w:tr>
+        <w:tc>
+          <w:tcPr/>
+          <w:p>
+            <w:pPr>
+              <w:pStyle w:val="Compact"/>
+            </w:pPr>
+          </w:p>
+        </w:tc>
+        <w:tc>
+          <w:tcPr/>
+          <w:p>
+            <w:pPr>
+              <w:pStyle w:val="Compact"/>
+              <w:jc w:val="left"/>
+            </w:pPr>
+            <w:r>
+              <w:t xml:space="preserve">Łączna liczba pozycji użytkowników</w:t>
+            </w:r>
+          </w:p>
+        </w:tc>
+        <w:tc>
+          <w:tcPr/>
+          <w:p>
+            <w:pPr>
+              <w:pStyle w:val="Compact"/>
+              <w:jc w:val="left"/>
+            </w:pPr>
+            <m:oMath>
+              <m:r>
+                <m:t>301</m:t>
+              </m:r>
+              <m:r>
+                <m:rPr>
+                  <m:sty m:val="p"/>
+                </m:rPr>
+                <m:t>×</m:t>
+              </m:r>
+              <m:r>
+                <m:t>181</m:t>
+              </m:r>
+              <m:r>
+                <m:rPr>
+                  <m:sty m:val="p"/>
+                </m:rPr>
+                <m:t>=</m:t>
+              </m:r>
+              <m:r>
+                <m:rPr>
+                  <m:sty m:val="b"/>
+                </m:rPr>
+                <m:t>54</m:t>
+              </m:r>
+              <m:r>
+                <m:rPr>
+                  <m:sty m:val="b"/>
+                </m:rPr>
+                <m:t> </m:t>
+              </m:r>
+              <m:r>
+                <m:rPr>
+                  <m:sty m:val="b"/>
+                </m:rPr>
+                <m:t>481</m:t>
+              </m:r>
+            </m:oMath>
+          </w:p>
+        </w:tc>
+        <w:tc>
+          <w:tcPr/>
+          <w:p>
+            <w:pPr>
+              <w:pStyle w:val="Compact"/>
+              <w:jc w:val="left"/>
+            </w:pPr>
+            <w:r>
+              <w:t xml:space="preserve">całkowity</w:t>
+            </w:r>
+          </w:p>
+        </w:tc>
+        <w:tc>
+          <w:tcPr/>
+          <w:p>
+            <w:pPr>
+              <w:pStyle w:val="Compact"/>
+              <w:jc w:val="left"/>
+            </w:pPr>
+            <w:r>
+              <w:t xml:space="preserve">Liczba punktów odbiorczych (181 kolumn</w:t>
+            </w:r>
+            <w:r>
+              <w:t xml:space="preserve"> </w:t>
+            </w:r>
+            <m:oMath>
+              <m:r>
+                <m:rPr>
+                  <m:sty m:val="p"/>
+                </m:rPr>
+                <m:t>×</m:t>
+              </m:r>
+            </m:oMath>
+            <w:r>
+              <w:t xml:space="preserve"> </w:t>
+            </w:r>
+            <w:r>
+              <w:t xml:space="preserve">301 wierszy przy siatce o kroku 20 cm).</w:t>
+            </w:r>
+          </w:p>
+        </w:tc>
+      </w:tr>
+      <w:tr>
+        <w:tc>
+          <w:tcPr/>
+          <w:p>
+            <w:pPr>
+              <w:pStyle w:val="Compact"/>
+              <w:jc w:val="left"/>
+            </w:pPr>
+            <w:r>
+              <w:rPr>
+                <w:b/>
+                <w:bCs/>
+              </w:rPr>
+              <w:t xml:space="preserve">Macierz antenowa BS</w:t>
+            </w:r>
+          </w:p>
+        </w:tc>
+        <w:tc>
+          <w:tcPr/>
+          <w:p>
+            <w:pPr>
+              <w:pStyle w:val="Compact"/>
+              <w:jc w:val="left"/>
+            </w:pPr>
+            <w:r>
+              <w:t xml:space="preserve">Rozmiar i orientacja macierzy (</w:t>
+            </w:r>
+            <w:r>
+              <w:rPr>
+                <w:rStyle w:val="VerbatimChar"/>
+              </w:rPr>
+              <w:t xml:space="preserve">bs_antenna.shape</w:t>
+            </w:r>
+            <w:r>
+              <w:t xml:space="preserve">)</w:t>
+            </w:r>
+          </w:p>
+        </w:tc>
+        <w:tc>
+          <w:tcPr/>
+          <w:p>
+            <w:pPr>
+              <w:pStyle w:val="Compact"/>
+              <w:jc w:val="left"/>
+            </w:pPr>
+            <m:oMath>
+              <m:r>
+                <m:t>32</m:t>
+              </m:r>
+              <m:r>
+                <m:rPr>
+                  <m:sty m:val="p"/>
+                </m:rPr>
+                <m:t>×</m:t>
+              </m:r>
+              <m:r>
+                <m:t>8</m:t>
+              </m:r>
+            </m:oMath>
+            <w:r>
+              <w:t xml:space="preserve"> </w:t>
+            </w:r>
+            <w:r>
+              <w:t xml:space="preserve">(panel</w:t>
+            </w:r>
+            <w:r>
+              <w:t xml:space="preserve"> </w:t>
+            </w:r>
+            <m:oMath>
+              <m:r>
+                <m:t>Y</m:t>
+              </m:r>
+              <m:r>
+                <m:rPr>
+                  <m:nor/>
+                  <m:sty m:val="p"/>
+                </m:rPr>
+                <m:t>–</m:t>
+              </m:r>
+              <m:r>
+                <m:t>Z</m:t>
+              </m:r>
+            </m:oMath>
+            <w:r>
+              <w:t xml:space="preserve">)</w:t>
+            </w:r>
+          </w:p>
+        </w:tc>
+        <w:tc>
+          <w:tcPr/>
+          <w:p>
+            <w:pPr>
+              <w:pStyle w:val="Compact"/>
+              <w:jc w:val="left"/>
+            </w:pPr>
+            <m:oMath>
+              <m:sSub>
+                <m:e>
+                  <m:r>
+                    <m:t>M</m:t>
+                  </m:r>
+                </m:e>
+                <m:sub>
+                  <m:r>
+                    <m:t>y</m:t>
+                  </m:r>
+                </m:sub>
+              </m:sSub>
+              <m:r>
+                <m:rPr>
+                  <m:sty m:val="p"/>
+                </m:rPr>
+                <m:t>×</m:t>
+              </m:r>
+              <m:sSub>
+                <m:e>
+                  <m:r>
+                    <m:t>M</m:t>
+                  </m:r>
+                </m:e>
+                <m:sub>
+                  <m:r>
+                    <m:t>z</m:t>
+                  </m:r>
+                </m:sub>
+              </m:sSub>
+            </m:oMath>
+          </w:p>
+        </w:tc>
+        <w:tc>
+          <w:tcPr/>
+          <w:p>
+            <w:pPr>
+              <w:pStyle w:val="Compact"/>
+              <w:jc w:val="left"/>
+            </w:pPr>
+            <w:r>
+              <w:t xml:space="preserve">Płaska macierz UPA: 32 kolumny w poziomie (azymut)</w:t>
+            </w:r>
+            <w:r>
+              <w:t xml:space="preserve"> </w:t>
+            </w:r>
+            <m:oMath>
+              <m:r>
+                <m:rPr>
+                  <m:sty m:val="p"/>
+                </m:rPr>
+                <m:t>×</m:t>
+              </m:r>
+            </m:oMath>
+            <w:r>
+              <w:t xml:space="preserve"> </w:t>
+            </w:r>
+            <w:r>
+              <w:t xml:space="preserve">8 wierszy w pionie (elewacja), łącznie</w:t>
+            </w:r>
+            <w:r>
+              <w:t xml:space="preserve"> </w:t>
+            </w:r>
+            <w:r>
+              <w:rPr>
+                <w:b/>
+                <w:bCs/>
+              </w:rPr>
+              <w:t xml:space="preserve">256 elementów</w:t>
+            </w:r>
+            <w:r>
+              <w:t xml:space="preserve">.</w:t>
+            </w:r>
+          </w:p>
+        </w:tc>
+      </w:tr>
+      <w:tr>
+        <w:tc>
+          <w:tcPr/>
+          <w:p>
+            <w:pPr>
+              <w:pStyle w:val="Compact"/>
+            </w:pPr>
+          </w:p>
+        </w:tc>
+        <w:tc>
+          <w:tcPr/>
+          <w:p>
+            <w:pPr>
+              <w:pStyle w:val="Compact"/>
+              <w:jc w:val="left"/>
+            </w:pPr>
+            <w:r>
+              <w:t xml:space="preserve">Odstęp międzyszykowy (</w:t>
+            </w:r>
+            <w:r>
+              <w:rPr>
+                <w:rStyle w:val="VerbatimChar"/>
+              </w:rPr>
+              <w:t xml:space="preserve">spacing</w:t>
+            </w:r>
+            <w:r>
+              <w:t xml:space="preserve">)</w:t>
+            </w:r>
+          </w:p>
+        </w:tc>
+        <w:tc>
+          <w:tcPr/>
+          <w:p>
+            <w:pPr>
+              <w:pStyle w:val="Compact"/>
+              <w:jc w:val="left"/>
+            </w:pPr>
+            <m:oMath>
+              <m:r>
+                <m:t>0</m:t>
+              </m:r>
+              <m:r>
+                <m:rPr>
+                  <m:sty m:val="p"/>
+                </m:rPr>
+                <m:t>,</m:t>
+              </m:r>
+              <m:r>
+                <m:t>5</m:t>
+              </m:r>
+            </m:oMath>
+          </w:p>
+        </w:tc>
+        <w:tc>
+          <w:tcPr/>
+          <w:p>
+            <w:pPr>
+              <w:pStyle w:val="Compact"/>
+              <w:jc w:val="left"/>
+            </w:pPr>
+            <m:oMath>
+              <m:r>
+                <m:t>λ</m:t>
+              </m:r>
+            </m:oMath>
+            <w:r>
+              <w:t xml:space="preserve"> </w:t>
+            </w:r>
+            <w:r>
+              <w:t xml:space="preserve">(</w:t>
+            </w:r>
+            <m:oMath>
+              <m:r>
+                <m:t>2</m:t>
+              </m:r>
+              <m:r>
+                <m:rPr>
+                  <m:sty m:val="p"/>
+                </m:rPr>
+                <m:t>,</m:t>
+              </m:r>
+              <m:r>
+                <m:t>5</m:t>
+              </m:r>
+              <m:r>
+                <m:rPr>
+                  <m:nor/>
+                  <m:sty m:val="p"/>
+                </m:rPr>
+                <m:t> mm</m:t>
+              </m:r>
+            </m:oMath>
+            <w:r>
+              <w:t xml:space="preserve">)</w:t>
+            </w:r>
+          </w:p>
+        </w:tc>
+        <w:tc>
+          <w:tcPr/>
+          <w:p>
+            <w:pPr>
+              <w:pStyle w:val="Compact"/>
+              <w:jc w:val="left"/>
+            </w:pPr>
+            <w:r>
+              <w:t xml:space="preserve">Standardowy odstęp półfalowy minimalizujący listki boczne (ang.</w:t>
+            </w:r>
+            <w:r>
+              <w:t xml:space="preserve"> </w:t>
+            </w:r>
+            <w:r>
+              <w:rPr>
+                <w:i/>
+                <w:iCs/>
+              </w:rPr>
+              <w:t xml:space="preserve">grating lobes</w:t>
+            </w:r>
+            <w:r>
+              <w:t xml:space="preserve">).</w:t>
+            </w:r>
+          </w:p>
+        </w:tc>
+      </w:tr>
+      <w:tr>
+        <w:tc>
+          <w:tcPr/>
+          <w:p>
+            <w:pPr>
+              <w:pStyle w:val="Compact"/>
+            </w:pPr>
+          </w:p>
+        </w:tc>
+        <w:tc>
+          <w:tcPr/>
+          <w:p>
+            <w:pPr>
+              <w:pStyle w:val="Compact"/>
+              <w:jc w:val="left"/>
+            </w:pPr>
+            <w:r>
+              <w:t xml:space="preserve">Charakterystyka promieniowania elementu</w:t>
+            </w:r>
+          </w:p>
+        </w:tc>
+        <w:tc>
+          <w:tcPr/>
+          <w:p>
+            <w:pPr>
+              <w:pStyle w:val="Compact"/>
+              <w:jc w:val="left"/>
+            </w:pPr>
+            <w:r>
+              <w:rPr>
+                <w:rStyle w:val="VerbatimChar"/>
+              </w:rPr>
+              <w:t xml:space="preserve">halfwave-dipole</w:t>
+            </w:r>
+          </w:p>
+        </w:tc>
+        <w:tc>
+          <w:tcPr/>
+          <w:p>
+            <w:pPr>
+              <w:pStyle w:val="Compact"/>
+              <w:jc w:val="left"/>
+            </w:pPr>
+            <w:r>
+              <w:t xml:space="preserve">kategoryczny</w:t>
+            </w:r>
+          </w:p>
+        </w:tc>
+        <w:tc>
+          <w:tcPr/>
+          <w:p>
+            <w:pPr>
+              <w:pStyle w:val="Compact"/>
+              <w:jc w:val="left"/>
+            </w:pPr>
+            <w:r>
+              <w:t xml:space="preserve">Pionowy dipol półfalowy o zysku</w:t>
+            </w:r>
+            <w:r>
+              <w:t xml:space="preserve"> </w:t>
+            </w:r>
+            <m:oMath>
+              <m:r>
+                <m:t>2</m:t>
+              </m:r>
+              <m:r>
+                <m:rPr>
+                  <m:sty m:val="p"/>
+                </m:rPr>
+                <m:t>,</m:t>
+              </m:r>
+              <m:r>
+                <m:t>15</m:t>
+              </m:r>
+              <m:r>
+                <m:rPr>
+                  <m:nor/>
+                  <m:sty m:val="p"/>
+                </m:rPr>
+                <m:t> dBi</m:t>
+              </m:r>
+            </m:oMath>
+            <w:r>
+              <w:t xml:space="preserve">.</w:t>
+            </w:r>
+          </w:p>
+        </w:tc>
+      </w:tr>
+      <w:tr>
+        <w:tc>
+          <w:tcPr/>
+          <w:p>
+            <w:pPr>
+              <w:pStyle w:val="Compact"/>
+              <w:jc w:val="left"/>
+            </w:pPr>
+            <w:r>
+              <w:rPr>
+                <w:b/>
+                <w:bCs/>
+              </w:rPr>
+              <w:t xml:space="preserve">Antena terminala UE</w:t>
+            </w:r>
+          </w:p>
+        </w:tc>
+        <w:tc>
+          <w:tcPr/>
+          <w:p>
+            <w:pPr>
+              <w:pStyle w:val="Compact"/>
+              <w:jc w:val="left"/>
+            </w:pPr>
+            <w:r>
+              <w:t xml:space="preserve">Rozmiar macierzy UE (</w:t>
+            </w:r>
+            <w:r>
+              <w:rPr>
+                <w:rStyle w:val="VerbatimChar"/>
+              </w:rPr>
+              <w:t xml:space="preserve">ue_antenna.shape</w:t>
+            </w:r>
+            <w:r>
+              <w:t xml:space="preserve">)</w:t>
+            </w:r>
+          </w:p>
+        </w:tc>
+        <w:tc>
+          <w:tcPr/>
+          <w:p>
+            <w:pPr>
+              <w:pStyle w:val="Compact"/>
+              <w:jc w:val="left"/>
+            </w:pPr>
+            <m:oMath>
+              <m:r>
+                <m:t>1</m:t>
+              </m:r>
+              <m:r>
+                <m:rPr>
+                  <m:sty m:val="p"/>
+                </m:rPr>
+                <m:t>×</m:t>
+              </m:r>
+              <m:r>
+                <m:t>1</m:t>
+              </m:r>
+            </m:oMath>
+          </w:p>
+        </w:tc>
+        <w:tc>
+          <w:tcPr/>
+          <w:p>
+            <w:pPr>
+              <w:pStyle w:val="Compact"/>
+              <w:jc w:val="left"/>
+            </w:pPr>
+            <m:oMath>
+              <m:sSub>
+                <m:e>
+                  <m:r>
+                    <m:t>M</m:t>
+                  </m:r>
+                </m:e>
+                <m:sub>
+                  <m:r>
+                    <m:t>y</m:t>
+                  </m:r>
+                </m:sub>
+              </m:sSub>
+              <m:r>
+                <m:rPr>
+                  <m:sty m:val="p"/>
+                </m:rPr>
+                <m:t>×</m:t>
+              </m:r>
+              <m:sSub>
+                <m:e>
+                  <m:r>
+                    <m:t>M</m:t>
+                  </m:r>
+                </m:e>
+                <m:sub>
+                  <m:r>
+                    <m:t>z</m:t>
+                  </m:r>
+                </m:sub>
+              </m:sSub>
+            </m:oMath>
+          </w:p>
+        </w:tc>
+        <w:tc>
+          <w:tcPr/>
+          <w:p>
+            <w:pPr>
+              <w:pStyle w:val="Compact"/>
+              <w:jc w:val="left"/>
+            </w:pPr>
+            <w:r>
+              <w:t xml:space="preserve">Pojedyncza antena odbiorcza (konfiguracja MISO).</w:t>
+            </w:r>
+          </w:p>
+        </w:tc>
+      </w:tr>
+      <w:tr>
+        <w:tc>
+          <w:tcPr/>
+          <w:p>
+            <w:pPr>
+              <w:pStyle w:val="Compact"/>
+            </w:pPr>
+          </w:p>
+        </w:tc>
+        <w:tc>
+          <w:tcPr/>
+          <w:p>
+            <w:pPr>
+              <w:pStyle w:val="Compact"/>
+              <w:jc w:val="left"/>
+            </w:pPr>
+            <w:r>
+              <w:t xml:space="preserve">Charakterystyka promieniowania</w:t>
+            </w:r>
+          </w:p>
+        </w:tc>
+        <w:tc>
+          <w:tcPr/>
+          <w:p>
+            <w:pPr>
+              <w:pStyle w:val="Compact"/>
+              <w:jc w:val="left"/>
+            </w:pPr>
+            <w:r>
+              <w:rPr>
+                <w:rStyle w:val="VerbatimChar"/>
+              </w:rPr>
+              <w:t xml:space="preserve">halfwave-dipole</w:t>
+            </w:r>
+          </w:p>
+        </w:tc>
+        <w:tc>
+          <w:tcPr/>
+          <w:p>
+            <w:pPr>
+              <w:pStyle w:val="Compact"/>
+              <w:jc w:val="left"/>
+            </w:pPr>
+            <w:r>
+              <w:t xml:space="preserve">kategoryczny</w:t>
+            </w:r>
+          </w:p>
+        </w:tc>
+        <w:tc>
+          <w:tcPr/>
+          <w:p>
+            <w:pPr>
+              <w:pStyle w:val="Compact"/>
+              <w:jc w:val="left"/>
+            </w:pPr>
+            <w:r>
+              <w:t xml:space="preserve">Pojedynczy dipol półfalowy o dookólnej charakterystyce w azymucie.</w:t>
+            </w:r>
+          </w:p>
+        </w:tc>
+      </w:tr>
+      <w:tr>
+        <w:tc>
+          <w:tcPr/>
+          <w:p>
+            <w:pPr>
+              <w:pStyle w:val="Compact"/>
+              <w:jc w:val="left"/>
+            </w:pPr>
+            <w:r>
+              <w:rPr>
+                <w:b/>
+                <w:bCs/>
+              </w:rPr>
+              <w:t xml:space="preserve">Modulacja wielotonowa OFDM</w:t>
+            </w:r>
+          </w:p>
+        </w:tc>
+        <w:tc>
+          <w:tcPr/>
+          <w:p>
+            <w:pPr>
+              <w:pStyle w:val="Compact"/>
+              <w:jc w:val="left"/>
+            </w:pPr>
+            <w:r>
+              <w:t xml:space="preserve">Szerokość pasma systemu (</w:t>
+            </w:r>
+            <w:r>
+              <w:rPr>
+                <w:rStyle w:val="VerbatimChar"/>
+              </w:rPr>
+              <w:t xml:space="preserve">bandwidth</w:t>
+            </w:r>
+            <w:r>
+              <w:t xml:space="preserve">)</w:t>
+            </w:r>
+          </w:p>
+        </w:tc>
+        <w:tc>
+          <w:tcPr/>
+          <w:p>
+            <w:pPr>
+              <w:pStyle w:val="Compact"/>
+              <w:jc w:val="left"/>
+            </w:pPr>
+            <m:oMath>
+              <m:r>
+                <m:t>500</m:t>
+              </m:r>
+              <m:r>
+                <m:rPr>
+                  <m:nor/>
+                  <m:sty m:val="p"/>
+                </m:rPr>
+                <m:t> MHz</m:t>
+              </m:r>
+            </m:oMath>
+            <w:r>
+              <w:t xml:space="preserve"> </w:t>
+            </w:r>
+            <w:r>
+              <w:t xml:space="preserve">(</w:t>
+            </w:r>
+            <m:oMath>
+              <m:r>
+                <m:t>0</m:t>
+              </m:r>
+              <m:r>
+                <m:rPr>
+                  <m:sty m:val="p"/>
+                </m:rPr>
+                <m:t>,</m:t>
+              </m:r>
+              <m:r>
+                <m:t>5</m:t>
+              </m:r>
+              <m:r>
+                <m:rPr>
+                  <m:nor/>
+                  <m:sty m:val="p"/>
+                </m:rPr>
+                <m:t> GHz</m:t>
+              </m:r>
+            </m:oMath>
+            <w:r>
+              <w:t xml:space="preserve">)</w:t>
+            </w:r>
+          </w:p>
+        </w:tc>
+        <w:tc>
+          <w:tcPr/>
+          <w:p>
+            <w:pPr>
+              <w:pStyle w:val="Compact"/>
+              <w:jc w:val="left"/>
+            </w:pPr>
+            <w:r>
+              <w:t xml:space="preserve">MHz / GHz</w:t>
+            </w:r>
+          </w:p>
+        </w:tc>
+        <w:tc>
+          <w:tcPr/>
+          <w:p>
+            <w:pPr>
+              <w:pStyle w:val="Compact"/>
+              <w:jc w:val="left"/>
+            </w:pPr>
+            <w:r>
+              <w:t xml:space="preserve">Szerokopasmowy kanał transmisyjny w paśmie fal milimetrowych (V-band).</w:t>
+            </w:r>
+          </w:p>
+        </w:tc>
+      </w:tr>
+      <w:tr>
+        <w:tc>
+          <w:tcPr/>
+          <w:p>
+            <w:pPr>
+              <w:pStyle w:val="Compact"/>
+            </w:pPr>
+          </w:p>
+        </w:tc>
+        <w:tc>
+          <w:tcPr/>
+          <w:p>
+            <w:pPr>
+              <w:pStyle w:val="Compact"/>
+              <w:jc w:val="left"/>
+            </w:pPr>
+            <w:r>
+              <w:t xml:space="preserve">Całkowita liczba podnośnych (</w:t>
+            </w:r>
+            <w:r>
+              <w:rPr>
+                <w:rStyle w:val="VerbatimChar"/>
+              </w:rPr>
+              <w:t xml:space="preserve">subcarriers</w:t>
+            </w:r>
+            <w:r>
+              <w:t xml:space="preserve">)</w:t>
+            </w:r>
+          </w:p>
+        </w:tc>
+        <w:tc>
+          <w:tcPr/>
+          <w:p>
+            <w:pPr>
+              <w:pStyle w:val="Compact"/>
+              <w:jc w:val="left"/>
+            </w:pPr>
+            <w:r>
+              <w:t xml:space="preserve">1024</w:t>
+            </w:r>
+          </w:p>
+        </w:tc>
+        <w:tc>
+          <w:tcPr/>
+          <w:p>
+            <w:pPr>
+              <w:pStyle w:val="Compact"/>
+              <w:jc w:val="left"/>
+            </w:pPr>
+            <w:r>
+              <w:t xml:space="preserve">całkowity</w:t>
+            </w:r>
+          </w:p>
+        </w:tc>
+        <w:tc>
+          <w:tcPr/>
+          <w:p>
+            <w:pPr>
+              <w:pStyle w:val="Compact"/>
+              <w:jc w:val="left"/>
+            </w:pPr>
+            <w:r>
+              <w:t xml:space="preserve">Odstęp między podnośnymi:</w:t>
+            </w:r>
+            <w:r>
+              <w:t xml:space="preserve"> </w:t>
+            </w:r>
+            <m:oMath>
+              <m:r>
+                <m:t>Δ</m:t>
+              </m:r>
+              <m:r>
+                <m:t>f</m:t>
+              </m:r>
+              <m:r>
+                <m:rPr>
+                  <m:sty m:val="p"/>
+                </m:rPr>
+                <m:t>=</m:t>
+              </m:r>
+              <m:f>
+                <m:fPr>
+                  <m:type m:val="bar"/>
+                </m:fPr>
+                <m:num>
+                  <m:r>
+                    <m:t>500</m:t>
+                  </m:r>
+                  <m:r>
+                    <m:rPr>
+                      <m:nor/>
+                      <m:sty m:val="p"/>
+                    </m:rPr>
+                    <m:t> MHz</m:t>
+                  </m:r>
+                </m:num>
+                <m:den>
+                  <m:r>
+                    <m:t>1024</m:t>
+                  </m:r>
+                </m:den>
+              </m:f>
+              <m:r>
+                <m:rPr>
+                  <m:sty m:val="p"/>
+                </m:rPr>
+                <m:t>≈</m:t>
+              </m:r>
+              <m:r>
+                <m:t>488</m:t>
+              </m:r>
+              <m:r>
+                <m:rPr>
+                  <m:sty m:val="p"/>
+                </m:rPr>
+                <m:t>,</m:t>
+              </m:r>
+              <m:r>
+                <m:t>28</m:t>
+              </m:r>
+              <m:r>
+                <m:rPr>
+                  <m:nor/>
+                  <m:sty m:val="p"/>
+                </m:rPr>
+                <m:t> kHz</m:t>
+              </m:r>
+            </m:oMath>
+            <w:r>
+              <w:t xml:space="preserve">.</w:t>
+            </w:r>
+          </w:p>
+        </w:tc>
+      </w:tr>
+      <w:tr>
+        <w:tc>
+          <w:tcPr/>
+          <w:p>
+            <w:pPr>
+              <w:pStyle w:val="Compact"/>
+            </w:pPr>
+          </w:p>
+        </w:tc>
+        <w:tc>
+          <w:tcPr/>
+          <w:p>
+            <w:pPr>
+              <w:pStyle w:val="Compact"/>
+              <w:jc w:val="left"/>
+            </w:pPr>
+            <w:r>
+              <w:t xml:space="preserve">Wybrane podnośne pilotowe (</w:t>
+            </w:r>
+            <w:r>
+              <w:rPr>
+                <w:rStyle w:val="VerbatimChar"/>
+              </w:rPr>
+              <w:t xml:space="preserve">selected_subcarriers</w:t>
+            </w:r>
+            <w:r>
+              <w:t xml:space="preserve">)</w:t>
+            </w:r>
+          </w:p>
+        </w:tc>
+        <w:tc>
+          <w:tcPr/>
+          <w:p>
+            <w:pPr>
+              <w:pStyle w:val="Compact"/>
+              <w:jc w:val="left"/>
+            </w:pPr>
+            <w:r>
+              <w:t xml:space="preserve">Pierwsze 64 podnośne</w:t>
+            </w:r>
+          </w:p>
+        </w:tc>
+        <w:tc>
+          <w:tcPr/>
+          <w:p>
+            <w:pPr>
+              <w:pStyle w:val="Compact"/>
+              <w:jc w:val="left"/>
+            </w:pPr>
+            <w:r>
+              <w:t xml:space="preserve">wektor indeksów (</w:t>
+            </w:r>
+            <w:r>
+              <w:rPr>
+                <w:rStyle w:val="VerbatimChar"/>
+              </w:rPr>
+              <w:t xml:space="preserve">0..63</w:t>
+            </w:r>
+            <w:r>
+              <w:t xml:space="preserve">)</w:t>
+            </w:r>
+          </w:p>
+        </w:tc>
+        <w:tc>
+          <w:tcPr/>
+          <w:p>
+            <w:pPr>
+              <w:pStyle w:val="Compact"/>
+              <w:jc w:val="left"/>
+            </w:pPr>
+            <w:r>
+              <w:t xml:space="preserve">Rzeczywisty wycinek pasma estymacji pilotowej (</w:t>
+            </w:r>
+            <m:oMath>
+              <m:r>
+                <m:t>64</m:t>
+              </m:r>
+              <m:r>
+                <m:rPr>
+                  <m:sty m:val="p"/>
+                </m:rPr>
+                <m:t>×</m:t>
+              </m:r>
+              <m:r>
+                <m:t>Δ</m:t>
+              </m:r>
+              <m:r>
+                <m:t>f</m:t>
+              </m:r>
+              <m:r>
+                <m:rPr>
+                  <m:sty m:val="p"/>
+                </m:rPr>
+                <m:t>=</m:t>
+              </m:r>
+              <m:r>
+                <m:t>31</m:t>
+              </m:r>
+              <m:r>
+                <m:rPr>
+                  <m:sty m:val="p"/>
+                </m:rPr>
+                <m:t>,</m:t>
+              </m:r>
+              <m:r>
+                <m:t>25</m:t>
+              </m:r>
+              <m:r>
+                <m:rPr>
+                  <m:nor/>
+                  <m:sty m:val="p"/>
+                </m:rPr>
+                <m:t> MHz</m:t>
+              </m:r>
+            </m:oMath>
+            <w:r>
+              <w:t xml:space="preserve">).</w:t>
+            </w:r>
+          </w:p>
+        </w:tc>
+      </w:tr>
+      <w:tr>
+        <w:tc>
+          <w:tcPr/>
+          <w:p>
+            <w:pPr>
+              <w:pStyle w:val="Compact"/>
+            </w:pPr>
+          </w:p>
+        </w:tc>
+        <w:tc>
+          <w:tcPr/>
+          <w:p>
+            <w:pPr>
+              <w:pStyle w:val="Compact"/>
+              <w:jc w:val="left"/>
+            </w:pPr>
+            <w:r>
+              <w:t xml:space="preserve">Krok próbkowania podnośnych (</w:t>
+            </w:r>
+            <w:r>
+              <w:rPr>
+                <w:rStyle w:val="VerbatimChar"/>
+              </w:rPr>
+              <w:t xml:space="preserve">subcarriers_sampling</w:t>
+            </w:r>
+            <w:r>
+              <w:t xml:space="preserve">)</w:t>
+            </w:r>
+          </w:p>
+        </w:tc>
+        <w:tc>
+          <w:tcPr/>
+          <w:p>
+            <w:pPr>
+              <w:pStyle w:val="Compact"/>
+              <w:jc w:val="left"/>
+            </w:pPr>
+            <w:r>
+              <w:t xml:space="preserve">1</w:t>
+            </w:r>
+          </w:p>
+        </w:tc>
+        <w:tc>
+          <w:tcPr/>
+          <w:p>
+            <w:pPr>
+              <w:pStyle w:val="Compact"/>
+              <w:jc w:val="left"/>
+            </w:pPr>
+            <w:r>
+              <w:t xml:space="preserve">całkowity</w:t>
+            </w:r>
+          </w:p>
+        </w:tc>
+        <w:tc>
+          <w:tcPr/>
+          <w:p>
+            <w:pPr>
+              <w:pStyle w:val="Compact"/>
+              <w:jc w:val="left"/>
+            </w:pPr>
+            <w:r>
+              <w:t xml:space="preserve">Brak podpróbkowania – wykorzystanie wszystkich pierwszych 64 podnośnych.</w:t>
+            </w:r>
+          </w:p>
+        </w:tc>
+      </w:tr>
+      <w:tr>
+        <w:tc>
+          <w:tcPr/>
+          <w:p>
+            <w:pPr>
+              <w:pStyle w:val="Compact"/>
+            </w:pPr>
+          </w:p>
+        </w:tc>
+        <w:tc>
+          <w:tcPr/>
+          <w:p>
+            <w:pPr>
+              <w:pStyle w:val="Compact"/>
+              <w:jc w:val="left"/>
+            </w:pPr>
+            <w:r>
+              <w:t xml:space="preserve">Domena częstotliwości (</w:t>
+            </w:r>
+            <w:r>
+              <w:rPr>
+                <w:rStyle w:val="VerbatimChar"/>
+              </w:rPr>
+              <w:t xml:space="preserve">freq_domain</w:t>
+            </w:r>
+            <w:r>
+              <w:t xml:space="preserve">)</w:t>
+            </w:r>
+          </w:p>
+        </w:tc>
+        <w:tc>
+          <w:tcPr/>
+          <w:p>
+            <w:pPr>
+              <w:pStyle w:val="Compact"/>
+              <w:jc w:val="left"/>
+            </w:pPr>
+            <w:r>
+              <w:rPr>
+                <w:rStyle w:val="VerbatimChar"/>
+              </w:rPr>
+              <w:t xml:space="preserve">True</w:t>
+            </w:r>
+          </w:p>
+        </w:tc>
+        <w:tc>
+          <w:tcPr/>
+          <w:p>
+            <w:pPr>
+              <w:pStyle w:val="Compact"/>
+              <w:jc w:val="left"/>
+            </w:pPr>
+            <w:r>
+              <w:t xml:space="preserve">logiczny</w:t>
+            </w:r>
+          </w:p>
+        </w:tc>
+        <w:tc>
+          <w:tcPr/>
+          <w:p>
+            <w:pPr>
+              <w:pStyle w:val="Compact"/>
+              <w:jc w:val="left"/>
+            </w:pPr>
+            <w:r>
+              <w:t xml:space="preserve">Generowanie zespolonych transmitancji kanałowych</w:t>
+            </w:r>
+            <w:r>
+              <w:t xml:space="preserve"> </w:t>
+            </w:r>
+            <m:oMath>
+              <m:r>
+                <m:t>H</m:t>
+              </m:r>
+              <m:d>
+                <m:dPr>
+                  <m:begChr m:val="["/>
+                  <m:endChr m:val="]"/>
+                  <m:sepChr m:val=""/>
+                  <m:grow/>
+                </m:dPr>
+                <m:e>
+                  <m:r>
+                    <m:t>k</m:t>
+                  </m:r>
+                </m:e>
+              </m:d>
+            </m:oMath>
+            <w:r>
+              <w:t xml:space="preserve"> </w:t>
+            </w:r>
+            <w:r>
+              <w:t xml:space="preserve">dla każdej podnośnej OFDM.</w:t>
+            </w:r>
+          </w:p>
+        </w:tc>
+      </w:tr>
+      <w:tr>
+        <w:tc>
+          <w:tcPr/>
+          <w:p>
+            <w:pPr>
+              <w:pStyle w:val="Compact"/>
+            </w:pPr>
+          </w:p>
+        </w:tc>
+        <w:tc>
+          <w:tcPr/>
+          <w:p>
+            <w:pPr>
+              <w:pStyle w:val="Compact"/>
+              <w:jc w:val="left"/>
+            </w:pPr>
+            <w:r>
+              <w:t xml:space="preserve">Filtr dolnoprzepustowy odbiornika (</w:t>
+            </w:r>
+            <w:r>
+              <w:rPr>
+                <w:rStyle w:val="VerbatimChar"/>
+              </w:rPr>
+              <w:t xml:space="preserve">rx_filter</w:t>
+            </w:r>
+            <w:r>
+              <w:t xml:space="preserve">)</w:t>
+            </w:r>
+          </w:p>
+        </w:tc>
+        <w:tc>
+          <w:tcPr/>
+          <w:p>
+            <w:pPr>
+              <w:pStyle w:val="Compact"/>
+              <w:jc w:val="left"/>
+            </w:pPr>
+            <w:r>
+              <w:rPr>
+                <w:rStyle w:val="VerbatimChar"/>
+              </w:rPr>
+              <w:t xml:space="preserve">False</w:t>
+            </w:r>
+          </w:p>
+        </w:tc>
+        <w:tc>
+          <w:tcPr/>
+          <w:p>
+            <w:pPr>
+              <w:pStyle w:val="Compact"/>
+              <w:jc w:val="left"/>
+            </w:pPr>
+            <w:r>
+              <w:t xml:space="preserve">logiczny</w:t>
+            </w:r>
+          </w:p>
+        </w:tc>
+        <w:tc>
+          <w:tcPr/>
+          <w:p>
+            <w:pPr>
+              <w:pStyle w:val="Compact"/>
+              <w:jc w:val="left"/>
+            </w:pPr>
+            <w:r>
+              <w:t xml:space="preserve">Wyłączenie filtru kształtującego pasmo w celu zachowania surowej odpowiedzi kanału.</w:t>
+            </w:r>
+          </w:p>
+        </w:tc>
+      </w:tr>
+      <w:tr>
+        <w:tc>
+          <w:tcPr/>
+          <w:p>
+            <w:pPr>
+              <w:pStyle w:val="Compact"/>
+            </w:pPr>
+          </w:p>
+        </w:tc>
+        <w:tc>
+          <w:tcPr/>
+          <w:p>
+            <w:pPr>
+              <w:pStyle w:val="Compact"/>
+              <w:jc w:val="left"/>
+            </w:pPr>
+            <w:r>
+              <w:t xml:space="preserve">Zjawisko Dopplera (</w:t>
+            </w:r>
+            <w:r>
+              <w:rPr>
+                <w:rStyle w:val="VerbatimChar"/>
+              </w:rPr>
+              <w:t xml:space="preserve">doppler</w:t>
+            </w:r>
+            <w:r>
+              <w:t xml:space="preserve">)</w:t>
+            </w:r>
+          </w:p>
+        </w:tc>
+        <w:tc>
+          <w:tcPr/>
+          <w:p>
+            <w:pPr>
+              <w:pStyle w:val="Compact"/>
+              <w:jc w:val="left"/>
+            </w:pPr>
+            <w:r>
+              <w:rPr>
+                <w:rStyle w:val="VerbatimChar"/>
+              </w:rPr>
+              <w:t xml:space="preserve">False</w:t>
+            </w:r>
+          </w:p>
+        </w:tc>
+        <w:tc>
+          <w:tcPr/>
+          <w:p>
+            <w:pPr>
+              <w:pStyle w:val="Compact"/>
+              <w:jc w:val="left"/>
+            </w:pPr>
+            <w:r>
+              <w:t xml:space="preserve">logiczny</w:t>
+            </w:r>
+          </w:p>
+        </w:tc>
+        <w:tc>
+          <w:tcPr/>
+          <w:p>
+            <w:pPr>
+              <w:pStyle w:val="Compact"/>
+              <w:jc w:val="left"/>
+            </w:pPr>
+            <w:r>
+              <w:t xml:space="preserve">Pominięcie dynamicznego przesunięcia Dopplera (statyczne migawki kanału w punktach siatki).</w:t>
+            </w:r>
+          </w:p>
+        </w:tc>
+      </w:tr>
+      <w:tr>
+        <w:tc>
+          <w:tcPr/>
+          <w:p>
+            <w:pPr>
+              <w:pStyle w:val="Compact"/>
+              <w:jc w:val="left"/>
+            </w:pPr>
+            <w:r>
+              <w:rPr>
+                <w:b/>
+                <w:bCs/>
+              </w:rPr>
+              <w:t xml:space="preserve">Książka kodowa i model szumu</w:t>
+            </w:r>
+          </w:p>
+        </w:tc>
+        <w:tc>
+          <w:tcPr/>
+          <w:p>
+            <w:pPr>
+              <w:pStyle w:val="Compact"/>
+              <w:jc w:val="left"/>
+            </w:pPr>
+            <w:r>
+              <w:t xml:space="preserve">Książka kodowa kształtowania wiązki (Codebook)</w:t>
+            </w:r>
+          </w:p>
+        </w:tc>
+        <w:tc>
+          <w:tcPr/>
+          <w:p>
+            <w:pPr>
+              <w:pStyle w:val="Compact"/>
+              <w:jc w:val="left"/>
+            </w:pPr>
+            <w:r>
+              <w:t xml:space="preserve">Macierz DFT</w:t>
+            </w:r>
+            <w:r>
+              <w:t xml:space="preserve"> </w:t>
+            </w:r>
+            <m:oMath>
+              <m:r>
+                <m:t>256</m:t>
+              </m:r>
+              <m:r>
+                <m:rPr>
+                  <m:sty m:val="p"/>
+                </m:rPr>
+                <m:t>×</m:t>
+              </m:r>
+              <m:r>
+                <m:t>512</m:t>
+              </m:r>
+            </m:oMath>
+          </w:p>
+        </w:tc>
+        <w:tc>
+          <w:tcPr/>
+          <w:p>
+            <w:pPr>
+              <w:pStyle w:val="Compact"/>
+              <w:jc w:val="left"/>
+            </w:pPr>
+            <w:r>
+              <w:t xml:space="preserve">zespolona macierz</w:t>
+            </w:r>
+          </w:p>
+        </w:tc>
+        <w:tc>
+          <w:tcPr/>
+          <w:p>
+            <w:pPr>
+              <w:pStyle w:val="Compact"/>
+              <w:jc w:val="left"/>
+            </w:pPr>
+            <w:r>
+              <w:t xml:space="preserve">Dwukrotne nadpróbkowanie w płaszczyźnie azymutu (</w:t>
+            </w:r>
+            <w:r>
+              <w:rPr>
+                <w:rStyle w:val="VerbatimChar"/>
+              </w:rPr>
+              <w:t xml:space="preserve">oversampling_rate = [1, 2, 1]</w:t>
+            </w:r>
+            <w:r>
+              <w:t xml:space="preserve">), dające</w:t>
+            </w:r>
+            <w:r>
+              <w:t xml:space="preserve"> </w:t>
+            </w:r>
+            <m:oMath>
+              <m:r>
+                <m:t>64</m:t>
+              </m:r>
+              <m:r>
+                <m:rPr>
+                  <m:sty m:val="p"/>
+                </m:rPr>
+                <m:t>×</m:t>
+              </m:r>
+              <m:r>
+                <m:t>8</m:t>
+              </m:r>
+              <m:r>
+                <m:rPr>
+                  <m:sty m:val="p"/>
+                </m:rPr>
+                <m:t>=</m:t>
+              </m:r>
+              <m:r>
+                <m:rPr>
+                  <m:sty m:val="b"/>
+                </m:rPr>
+                <m:t>512</m:t>
+              </m:r>
+            </m:oMath>
+            <w:r>
+              <w:t xml:space="preserve"> </w:t>
+            </w:r>
+            <w:r>
+              <w:t xml:space="preserve">kierunków wiązek na stację bazową.</w:t>
+            </w:r>
+          </w:p>
+        </w:tc>
+      </w:tr>
+      <w:tr>
+        <w:tc>
+          <w:tcPr/>
+          <w:p>
+            <w:pPr>
+              <w:pStyle w:val="Compact"/>
+            </w:pPr>
+          </w:p>
+        </w:tc>
+        <w:tc>
+          <w:tcPr/>
+          <w:p>
+            <w:pPr>
+              <w:pStyle w:val="Compact"/>
+              <w:jc w:val="left"/>
+            </w:pPr>
+            <w:r>
+              <w:t xml:space="preserve">Współczynnik szumów odbiornika (NF)</w:t>
+            </w:r>
+          </w:p>
+        </w:tc>
+        <w:tc>
+          <w:tcPr/>
+          <w:p>
+            <w:pPr>
+              <w:pStyle w:val="Compact"/>
+              <w:jc w:val="left"/>
+            </w:pPr>
+            <m:oMath>
+              <m:r>
+                <m:t>5</m:t>
+              </m:r>
+              <m:r>
+                <m:rPr>
+                  <m:nor/>
+                  <m:sty m:val="p"/>
+                </m:rPr>
+                <m:t> dB</m:t>
+              </m:r>
+            </m:oMath>
+          </w:p>
+        </w:tc>
+        <w:tc>
+          <w:tcPr/>
+          <w:p>
+            <w:pPr>
+              <w:pStyle w:val="Compact"/>
+              <w:jc w:val="left"/>
+            </w:pPr>
+            <w:r>
+              <w:t xml:space="preserve">dB</w:t>
+            </w:r>
+          </w:p>
+        </w:tc>
+        <w:tc>
+          <w:tcPr/>
+          <w:p>
+            <w:pPr>
+              <w:pStyle w:val="Compact"/>
+              <w:jc w:val="left"/>
+            </w:pPr>
+            <w:r>
+              <w:t xml:space="preserve">Typowa wartość szumów własnych głowicy odbiorczej RF stacji bazowej w paśmie 60 GHz.</w:t>
+            </w:r>
+          </w:p>
+        </w:tc>
+      </w:tr>
+      <w:tr>
+        <w:tc>
+          <w:tcPr/>
+          <w:p>
+            <w:pPr>
+              <w:pStyle w:val="Compact"/>
+            </w:pPr>
+          </w:p>
+        </w:tc>
+        <w:tc>
+          <w:tcPr/>
+          <w:p>
+            <w:pPr>
+              <w:pStyle w:val="Compact"/>
+              <w:jc w:val="left"/>
+            </w:pPr>
+            <w:r>
+              <w:t xml:space="preserve">Zysk przetwarzania estymacji (Processing Gain)</w:t>
+            </w:r>
+          </w:p>
+        </w:tc>
+        <w:tc>
+          <w:tcPr/>
+          <w:p>
+            <w:pPr>
+              <w:pStyle w:val="Compact"/>
+              <w:jc w:val="left"/>
+            </w:pPr>
+            <m:oMath>
+              <m:r>
+                <m:t>10</m:t>
+              </m:r>
+              <m:r>
+                <m:rPr>
+                  <m:nor/>
+                  <m:sty m:val="p"/>
+                </m:rPr>
+                <m:t> dB</m:t>
+              </m:r>
+            </m:oMath>
+          </w:p>
+        </w:tc>
+        <w:tc>
+          <w:tcPr/>
+          <w:p>
+            <w:pPr>
+              <w:pStyle w:val="Compact"/>
+              <w:jc w:val="left"/>
+            </w:pPr>
+            <w:r>
+              <w:t xml:space="preserve">dB</w:t>
+            </w:r>
+          </w:p>
+        </w:tc>
+        <w:tc>
+          <w:tcPr/>
+          <w:p>
+            <w:pPr>
+              <w:pStyle w:val="Compact"/>
+              <w:jc w:val="left"/>
+            </w:pPr>
+            <w:r>
+              <w:t xml:space="preserve">Zysk z koherentnej korelacji sekwencji pilotującej podczas estymacji kanału w łączu w górę.</w:t>
+            </w:r>
+          </w:p>
+        </w:tc>
+      </w:tr>
+      <w:tr>
+        <w:tc>
+          <w:tcPr/>
+          <w:p>
+            <w:pPr>
+              <w:pStyle w:val="Compact"/>
+            </w:pPr>
+          </w:p>
+        </w:tc>
+        <w:tc>
+          <w:tcPr/>
+          <w:p>
+            <w:pPr>
+              <w:pStyle w:val="Compact"/>
+              <w:jc w:val="left"/>
+            </w:pPr>
+            <w:r>
+              <w:t xml:space="preserve">Gęstość widmowa mocy szumu</w:t>
+            </w:r>
+          </w:p>
+        </w:tc>
+        <w:tc>
+          <w:tcPr/>
+          <w:p>
+            <w:pPr>
+              <w:pStyle w:val="Compact"/>
+              <w:jc w:val="left"/>
+            </w:pPr>
+            <m:oMath>
+              <m:r>
+                <m:rPr>
+                  <m:sty m:val="p"/>
+                </m:rPr>
+                <m:t>−</m:t>
+              </m:r>
+              <m:r>
+                <m:t>204</m:t>
+              </m:r>
+              <m:r>
+                <m:rPr>
+                  <m:nor/>
+                  <m:sty m:val="p"/>
+                </m:rPr>
+                <m:t> dBW/Hz</m:t>
+              </m:r>
+            </m:oMath>
+          </w:p>
+        </w:tc>
+        <w:tc>
+          <w:tcPr/>
+          <w:p>
+            <w:pPr>
+              <w:pStyle w:val="Compact"/>
+              <w:jc w:val="left"/>
+            </w:pPr>
+            <w:r>
+              <w:t xml:space="preserve">dBW/Hz</w:t>
+            </w:r>
+          </w:p>
+        </w:tc>
+        <w:tc>
+          <w:tcPr/>
+          <w:p>
+            <w:pPr>
+              <w:pStyle w:val="Compact"/>
+              <w:jc w:val="left"/>
+            </w:pPr>
+            <w:r>
+              <w:t xml:space="preserve">Odpowiada</w:t>
+            </w:r>
+            <w:r>
+              <w:t xml:space="preserve"> </w:t>
+            </w:r>
+            <m:oMath>
+              <m:r>
+                <m:rPr>
+                  <m:sty m:val="p"/>
+                </m:rPr>
+                <m:t>−</m:t>
+              </m:r>
+              <m:r>
+                <m:t>174</m:t>
+              </m:r>
+              <m:r>
+                <m:rPr>
+                  <m:nor/>
+                  <m:sty m:val="p"/>
+                </m:rPr>
+                <m:t> dBm/Hz</m:t>
+              </m:r>
+            </m:oMath>
+            <w:r>
+              <w:t xml:space="preserve"> </w:t>
+            </w:r>
+            <w:r>
+              <w:t xml:space="preserve">(szum termiczny w temperaturze pokojowej</w:t>
+            </w:r>
+            <w:r>
+              <w:t xml:space="preserve"> </w:t>
+            </w:r>
+            <m:oMath>
+              <m:sSub>
+                <m:e>
+                  <m:r>
+                    <m:t>T</m:t>
+                  </m:r>
+                </m:e>
+                <m:sub>
+                  <m:r>
+                    <m:t>0</m:t>
+                  </m:r>
+                </m:sub>
+              </m:sSub>
+              <m:r>
+                <m:rPr>
+                  <m:sty m:val="p"/>
+                </m:rPr>
+                <m:t>=</m:t>
+              </m:r>
+              <m:r>
+                <m:t>290</m:t>
+              </m:r>
+              <m:r>
+                <m:rPr>
+                  <m:nor/>
+                  <m:sty m:val="p"/>
+                </m:rPr>
+                <m:t> K</m:t>
+              </m:r>
+            </m:oMath>
+            <w:r>
+              <w:t xml:space="preserve">).</w:t>
+            </w:r>
+          </w:p>
+        </w:tc>
+      </w:tr>
+    </w:tbl>
+    <w:bookmarkEnd w:id="40"/>
+    <w:bookmarkStart w:id="41" w:name="X86333f0151c60bc90dea9c2ad58be81a515bbab"/>
+    <w:p>
+      <w:pPr>
+        <w:pStyle w:val="Heading3"/>
+      </w:pPr>
+      <w:r>
+        <w:t xml:space="preserve">2.2.2. Zestawienie cech i zmiennych w zbiorze danych</w:t>
+      </w:r>
+    </w:p>
+    <w:p>
+      <w:pPr>
+        <w:pStyle w:val="FirstParagraph"/>
+      </w:pPr>
+      <w:r>
         <w:t xml:space="preserve">Zbiór zawiera [N] obserwacji oraz [M] cech (zmiennych objaśniających) oraz zmienną celu</w:t>
       </w:r>
       <w:r>
@@ -768,7 +5004,7 @@
         <w:pStyle w:val="BodyText"/>
       </w:pPr>
       <w:r>
-        <w:t xml:space="preserve">Tabela 1. Zestawienie cech w zbiorze danych.</w:t>
+        <w:t xml:space="preserve">Tabela 2. Zestawienie cech w zbiorze danych.</w:t>
       </w:r>
     </w:p>
     <w:tbl>
@@ -997,8 +5233,9 @@
         </w:tc>
       </w:tr>
     </w:tbl>
-    <w:bookmarkEnd w:id="30"/>
-    <w:bookmarkStart w:id="31" w:name="statystyki-opisowe-i-jakość-danych"/>
+    <w:bookmarkEnd w:id="41"/>
+    <w:bookmarkEnd w:id="42"/>
+    <w:bookmarkStart w:id="43" w:name="statystyki-opisowe-i-jakość-danych"/>
     <w:p>
       <w:pPr>
         <w:pStyle w:val="Heading2"/>
@@ -1015,8 +5252,8 @@
         <w:t xml:space="preserve">[Krótkie omówienie rozkładów zmiennych, statystyk pozycyjnych i miar rozproszenia…]</w:t>
       </w:r>
     </w:p>
-    <w:bookmarkEnd w:id="31"/>
-    <w:bookmarkStart w:id="32" w:name="braki-danych-i-wartości-odstające"/>
+    <w:bookmarkEnd w:id="43"/>
+    <w:bookmarkStart w:id="44" w:name="braki-danych-i-wartości-odstające"/>
     <w:p>
       <w:pPr>
         <w:pStyle w:val="Heading2"/>
@@ -1033,8 +5270,8 @@
         <w:t xml:space="preserve">[Analiza braków danych (udział procentowy, mechanizm MCAR/MAR/MNAR) oraz strategie detekcji anomalii/outlierów…]</w:t>
       </w:r>
     </w:p>
-    <w:bookmarkEnd w:id="32"/>
-    <w:bookmarkStart w:id="33" w:name="ograniczenia-zbioru-danych"/>
+    <w:bookmarkEnd w:id="44"/>
+    <w:bookmarkStart w:id="45" w:name="ograniczenia-zbioru-danych"/>
     <w:p>
       <w:pPr>
         <w:pStyle w:val="Heading2"/>
@@ -1048,7 +5285,145 @@
         <w:pStyle w:val="FirstParagraph"/>
       </w:pPr>
       <w:r>
-        <w:t xml:space="preserve">[Jawne wymienienie ograniczeń zbioru, np. specyfika próbki, reprezentatywność, błąd pomiarowy…]</w:t>
+        <w:t xml:space="preserve">Do zidentyfikowanych ograniczeń analizowanego zbioru danych należą:</w:t>
+      </w:r>
+      <w:r>
+        <w:t xml:space="preserve"> </w:t>
+      </w:r>
+      <w:r>
+        <w:t xml:space="preserve">-</w:t>
+      </w:r>
+      <w:r>
+        <w:t xml:space="preserve"> </w:t>
+      </w:r>
+      <w:r>
+        <w:rPr>
+          <w:b/>
+          <w:bCs/>
+        </w:rPr>
+        <w:t xml:space="preserve">Uproszczenie właściwości materiałowych fasad budynków:</w:t>
+      </w:r>
+      <w:r>
+        <w:t xml:space="preserve"> </w:t>
+      </w:r>
+      <w:r>
+        <w:t xml:space="preserve">W scenariuszu</w:t>
+      </w:r>
+      <w:r>
+        <w:t xml:space="preserve"> </w:t>
+      </w:r>
+      <w:r>
+        <w:rPr>
+          <w:rStyle w:val="VerbatimChar"/>
+        </w:rPr>
+        <w:t xml:space="preserve">o1_60</w:t>
+      </w:r>
+      <w:r>
+        <w:t xml:space="preserve"> </w:t>
+      </w:r>
+      <w:r>
+        <w:t xml:space="preserve">bryły budynków zamodelowano przy użyciu materiału bibliotecznego</w:t>
+      </w:r>
+      <w:r>
+        <w:t xml:space="preserve"> </w:t>
+      </w:r>
+      <w:r>
+        <w:rPr>
+          <w:rStyle w:val="VerbatimChar"/>
+        </w:rPr>
+        <w:t xml:space="preserve">ITU Layered drywall 3.5 GHz</w:t>
+      </w:r>
+      <w:r>
+        <w:t xml:space="preserve"> </w:t>
+      </w:r>
+      <w:r>
+        <w:t xml:space="preserve">o stałych elektrycznych właściwych dla płyty gipsowo-kartonowej w paśmie 3,5 GHz (</w:t>
+      </w:r>
+      <m:oMath>
+        <m:sSub>
+          <m:e>
+            <m:r>
+              <m:t>ε</m:t>
+            </m:r>
+          </m:e>
+          <m:sub>
+            <m:r>
+              <m:t>r</m:t>
+            </m:r>
+          </m:sub>
+        </m:sSub>
+        <m:r>
+          <m:rPr>
+            <m:sty m:val="p"/>
+          </m:rPr>
+          <m:t>=</m:t>
+        </m:r>
+        <m:r>
+          <m:t>2</m:t>
+        </m:r>
+        <m:r>
+          <m:rPr>
+            <m:sty m:val="p"/>
+          </m:rPr>
+          <m:t>,</m:t>
+        </m:r>
+        <m:r>
+          <m:t>94</m:t>
+        </m:r>
+      </m:oMath>
+      <w:r>
+        <w:t xml:space="preserve">,</w:t>
+      </w:r>
+      <w:r>
+        <w:t xml:space="preserve"> </w:t>
+      </w:r>
+      <m:oMath>
+        <m:r>
+          <m:t>σ</m:t>
+        </m:r>
+        <m:r>
+          <m:rPr>
+            <m:sty m:val="p"/>
+          </m:rPr>
+          <m:t>=</m:t>
+        </m:r>
+        <m:r>
+          <m:t>0</m:t>
+        </m:r>
+        <m:r>
+          <m:rPr>
+            <m:sty m:val="p"/>
+          </m:rPr>
+          <m:t>,</m:t>
+        </m:r>
+        <m:r>
+          <m:t>02815</m:t>
+        </m:r>
+        <m:r>
+          <m:rPr>
+            <m:nor/>
+            <m:sty m:val="p"/>
+          </m:rPr>
+          <m:t> S/m</m:t>
+        </m:r>
+      </m:oMath>
+      <w:r>
+        <w:t xml:space="preserve">), co stanowi uproszczenie względem rzeczywistych materiałów elewacyjnych (beton, szkło) w paśmie 60 GHz. Ze względu na zdefiniowany w symulacji brak transmisji skrośnej (</w:t>
+      </w:r>
+      <w:r>
+        <w:rPr>
+          <w:rStyle w:val="VerbatimChar"/>
+        </w:rPr>
+        <w:t xml:space="preserve">max_transmissions = 0</w:t>
+      </w:r>
+      <w:r>
+        <w:t xml:space="preserve">), parametry te wpływają wyłącznie na wartości współczynnika odbicia Fresnela od powierzchni budynków.</w:t>
+      </w:r>
+      <w:r>
+        <w:t xml:space="preserve"> </w:t>
+      </w:r>
+      <w:r>
+        <w:t xml:space="preserve">- [Dalsze ograniczenia zbioru danych: syntetyczny i deterministyczny charakter ray-tracingu, brak dynamicznych przeszkód i obiektów ruchomych, wyłączenie dyfrakcji i rozpraszania dyfuzyjnego…]</w:t>
       </w:r>
     </w:p>
     <w:p>
@@ -1056,9 +5431,9 @@
         <w:br w:type="page"/>
       </w:r>
     </w:p>
-    <w:bookmarkEnd w:id="33"/>
-    <w:bookmarkEnd w:id="34"/>
-    <w:bookmarkStart w:id="40" w:name="metodyka"/>
+    <w:bookmarkEnd w:id="45"/>
+    <w:bookmarkEnd w:id="46"/>
+    <w:bookmarkStart w:id="52" w:name="metodyka"/>
     <w:p>
       <w:pPr>
         <w:pStyle w:val="Heading1"/>
@@ -1067,7 +5442,7 @@
         <w:t xml:space="preserve">3. Metodyka</w:t>
       </w:r>
     </w:p>
-    <w:bookmarkStart w:id="35" w:name="schemat-procesu-analitycznego"/>
+    <w:bookmarkStart w:id="47" w:name="schemat-procesu-analitycznego"/>
     <w:p>
       <w:pPr>
         <w:pStyle w:val="Heading2"/>
@@ -1117,8 +5492,8 @@
         <w:t xml:space="preserve">Rysunek 1. Schemat blokowy procesu badawczo-analitycznego.</w:t>
       </w:r>
     </w:p>
-    <w:bookmarkEnd w:id="35"/>
-    <w:bookmarkStart w:id="36" w:name="podział-danych-i-strategia-walidacji"/>
+    <w:bookmarkEnd w:id="47"/>
+    <w:bookmarkStart w:id="48" w:name="podział-danych-i-strategia-walidacji"/>
     <w:p>
       <w:pPr>
         <w:pStyle w:val="Heading2"/>
@@ -1157,8 +5532,8 @@
         <w:t xml:space="preserve">- Walidacja krzyżowa: [np. 5-krotna stratyfikowana walidacja krzyżowa (StratifiedKFold)].</w:t>
       </w:r>
     </w:p>
-    <w:bookmarkEnd w:id="36"/>
-    <w:bookmarkStart w:id="37" w:name="przygotowanie-danych-i-pipeline"/>
+    <w:bookmarkEnd w:id="48"/>
+    <w:bookmarkStart w:id="49" w:name="przygotowanie-danych-i-pipeline"/>
     <w:p>
       <w:pPr>
         <w:pStyle w:val="Heading2"/>
@@ -1202,8 +5577,8 @@
         <w:t xml:space="preserve">…</w:t>
       </w:r>
     </w:p>
-    <w:bookmarkEnd w:id="37"/>
-    <w:bookmarkStart w:id="38" w:name="Xc26eab739f92967b1266102f5825f32bc618574"/>
+    <w:bookmarkEnd w:id="49"/>
+    <w:bookmarkStart w:id="50" w:name="Xc26eab739f92967b1266102f5825f32bc618574"/>
     <w:p>
       <w:pPr>
         <w:pStyle w:val="Heading2"/>
@@ -1217,7 +5592,7 @@
         <w:pStyle w:val="Compact"/>
         <w:numPr>
           <w:ilvl w:val="0"/>
-          <w:numId w:val="1002"/>
+          <w:numId w:val="1010"/>
         </w:numPr>
       </w:pPr>
       <w:r>
@@ -1239,7 +5614,7 @@
         <w:pStyle w:val="Compact"/>
         <w:numPr>
           <w:ilvl w:val="0"/>
-          <w:numId w:val="1002"/>
+          <w:numId w:val="1010"/>
         </w:numPr>
       </w:pPr>
       <w:r>
@@ -1256,8 +5631,8 @@
         <w:t xml:space="preserve">[np. Regresja Logistyczna, Random Forest, XGBoost / LightGBM].</w:t>
       </w:r>
     </w:p>
-    <w:bookmarkEnd w:id="38"/>
-    <w:bookmarkStart w:id="39" w:name="metryki-ewaluacji"/>
+    <w:bookmarkEnd w:id="50"/>
+    <w:bookmarkStart w:id="51" w:name="metryki-ewaluacji"/>
     <w:p>
       <w:pPr>
         <w:pStyle w:val="Heading2"/>
@@ -1345,9 +5720,9 @@
         <w:br w:type="page"/>
       </w:r>
     </w:p>
-    <w:bookmarkEnd w:id="39"/>
-    <w:bookmarkEnd w:id="40"/>
-    <w:bookmarkStart w:id="45" w:name="wyniki"/>
+    <w:bookmarkEnd w:id="51"/>
+    <w:bookmarkEnd w:id="52"/>
+    <w:bookmarkStart w:id="57" w:name="wyniki"/>
     <w:p>
       <w:pPr>
         <w:pStyle w:val="Heading1"/>
@@ -1356,7 +5731,7 @@
         <w:t xml:space="preserve">4. Wyniki</w:t>
       </w:r>
     </w:p>
-    <w:bookmarkStart w:id="41" w:name="porównanie-modeli-z-punktem-odniesienia"/>
+    <w:bookmarkStart w:id="53" w:name="porównanie-modeli-z-punktem-odniesienia"/>
     <w:p>
       <w:pPr>
         <w:pStyle w:val="Heading2"/>
@@ -1669,8 +6044,8 @@
         </w:tc>
       </w:tr>
     </w:tbl>
-    <w:bookmarkEnd w:id="41"/>
-    <w:bookmarkStart w:id="42" w:name="wizualizacja-jakości-predykcji"/>
+    <w:bookmarkEnd w:id="53"/>
+    <w:bookmarkStart w:id="54" w:name="wizualizacja-jakości-predykcji"/>
     <w:p>
       <w:pPr>
         <w:pStyle w:val="Heading2"/>
@@ -1753,8 +6128,8 @@
         <w:t xml:space="preserve">Rysunek 3. Znormalizowana macierz pomyłek modelu finalnego.</w:t>
       </w:r>
     </w:p>
-    <w:bookmarkEnd w:id="42"/>
-    <w:bookmarkStart w:id="43" w:name="analiza-ważności-cech"/>
+    <w:bookmarkEnd w:id="54"/>
+    <w:bookmarkStart w:id="55" w:name="analiza-ważności-cech"/>
     <w:p>
       <w:pPr>
         <w:pStyle w:val="Heading2"/>
@@ -1804,8 +6179,8 @@
         <w:t xml:space="preserve">Rysunek 4. Istotność cech wyznaczona metodą Permutation Feature Importance.</w:t>
       </w:r>
     </w:p>
-    <w:bookmarkEnd w:id="43"/>
-    <w:bookmarkStart w:id="44" w:name="analiza-błędów-error-analysis"/>
+    <w:bookmarkEnd w:id="55"/>
+    <w:bookmarkStart w:id="56" w:name="analiza-błędów-error-analysis"/>
     <w:p>
       <w:pPr>
         <w:pStyle w:val="Heading2"/>
@@ -1827,9 +6202,9 @@
         <w:br w:type="page"/>
       </w:r>
     </w:p>
-    <w:bookmarkEnd w:id="44"/>
-    <w:bookmarkEnd w:id="45"/>
-    <w:bookmarkStart w:id="49" w:name="dyskusja-i-ograniczenia"/>
+    <w:bookmarkEnd w:id="56"/>
+    <w:bookmarkEnd w:id="57"/>
+    <w:bookmarkStart w:id="61" w:name="dyskusja-i-ograniczenia"/>
     <w:p>
       <w:pPr>
         <w:pStyle w:val="Heading1"/>
@@ -1838,7 +6213,7 @@
         <w:t xml:space="preserve">5. Dyskusja i ograniczenia</w:t>
       </w:r>
     </w:p>
-    <w:bookmarkStart w:id="46" w:name="interpretacja-dziedzinowa"/>
+    <w:bookmarkStart w:id="58" w:name="interpretacja-dziedzinowa"/>
     <w:p>
       <w:pPr>
         <w:pStyle w:val="Heading2"/>
@@ -1855,8 +6230,8 @@
         <w:t xml:space="preserve">[Omówienie uzyskanych rezultatów w kontekście praktycznym i biznesowym…]</w:t>
       </w:r>
     </w:p>
-    <w:bookmarkEnd w:id="46"/>
-    <w:bookmarkStart w:id="47" w:name="odniesienie-do-literatury"/>
+    <w:bookmarkEnd w:id="58"/>
+    <w:bookmarkStart w:id="59" w:name="odniesienie-do-literatury"/>
     <w:p>
       <w:pPr>
         <w:pStyle w:val="Heading2"/>
@@ -1873,8 +6248,8 @@
         <w:t xml:space="preserve">[Porównanie z wynikami raportowanymi w innych publikacjach lub na podobnych zbiorach danych…]</w:t>
       </w:r>
     </w:p>
-    <w:bookmarkEnd w:id="47"/>
-    <w:bookmarkStart w:id="48" w:name="ograniczenia-pracy"/>
+    <w:bookmarkEnd w:id="59"/>
+    <w:bookmarkStart w:id="60" w:name="ograniczenia-pracy"/>
     <w:p>
       <w:pPr>
         <w:pStyle w:val="Heading2"/>
@@ -1962,9 +6337,9 @@
         <w:br w:type="page"/>
       </w:r>
     </w:p>
-    <w:bookmarkEnd w:id="48"/>
-    <w:bookmarkEnd w:id="49"/>
-    <w:bookmarkStart w:id="52" w:name="wnioski"/>
+    <w:bookmarkEnd w:id="60"/>
+    <w:bookmarkEnd w:id="61"/>
+    <w:bookmarkStart w:id="64" w:name="wnioski"/>
     <w:p>
       <w:pPr>
         <w:pStyle w:val="Heading1"/>
@@ -1973,7 +6348,7 @@
         <w:t xml:space="preserve">6. Wnioski</w:t>
       </w:r>
     </w:p>
-    <w:bookmarkStart w:id="50" w:name="odpowiedzi-na-pytania-badawcze"/>
+    <w:bookmarkStart w:id="62" w:name="odpowiedzi-na-pytania-badawcze"/>
     <w:p>
       <w:pPr>
         <w:pStyle w:val="Heading2"/>
@@ -2056,8 +6431,8 @@
         <w:t xml:space="preserve">[Uzasadniona danymi odpowiedź na trzecie pytanie]</w:t>
       </w:r>
     </w:p>
-    <w:bookmarkEnd w:id="50"/>
-    <w:bookmarkStart w:id="51" w:name="podsumowanie-i-kierunki-dalszych-badań"/>
+    <w:bookmarkEnd w:id="62"/>
+    <w:bookmarkStart w:id="63" w:name="podsumowanie-i-kierunki-dalszych-badań"/>
     <w:p>
       <w:pPr>
         <w:pStyle w:val="Heading2"/>
@@ -2079,9 +6454,9 @@
         <w:br w:type="page"/>
       </w:r>
     </w:p>
-    <w:bookmarkEnd w:id="51"/>
-    <w:bookmarkEnd w:id="52"/>
-    <w:bookmarkStart w:id="79" w:name="bibliografia-i-załączniki"/>
+    <w:bookmarkEnd w:id="63"/>
+    <w:bookmarkEnd w:id="64"/>
+    <w:bookmarkStart w:id="93" w:name="bibliografia-i-załączniki"/>
     <w:p>
       <w:pPr>
         <w:pStyle w:val="Heading1"/>
@@ -2090,7 +6465,7 @@
         <w:t xml:space="preserve">7. Bibliografia i Załączniki</w:t>
       </w:r>
     </w:p>
-    <w:bookmarkStart w:id="53" w:name="repozytorium-kodu"/>
+    <w:bookmarkStart w:id="65" w:name="repozytorium-kodu"/>
     <w:p>
       <w:pPr>
         <w:pStyle w:val="Heading2"/>
@@ -2132,8 +6507,8 @@
         <w:t xml:space="preserve">https://github.com/twoj-login/praca-koncowa-twoje-nazwisko</w:t>
       </w:r>
     </w:p>
-    <w:bookmarkEnd w:id="53"/>
-    <w:bookmarkStart w:id="54" w:name="X46293fc64c5a25459dba04a9b6079cf79af659f"/>
+    <w:bookmarkEnd w:id="65"/>
+    <w:bookmarkStart w:id="66" w:name="X46293fc64c5a25459dba04a9b6079cf79af659f"/>
     <w:p>
       <w:pPr>
         <w:pStyle w:val="Heading2"/>
@@ -2196,8 +6571,8 @@
         <w:t xml:space="preserve">Data: ……………….. Podpis: ……………………………..</w:t>
       </w:r>
     </w:p>
-    <w:bookmarkEnd w:id="54"/>
-    <w:bookmarkStart w:id="78" w:name="literatura"/>
+    <w:bookmarkEnd w:id="66"/>
+    <w:bookmarkStart w:id="92" w:name="literatura"/>
     <w:p>
       <w:pPr>
         <w:pStyle w:val="Heading2"/>
@@ -2206,8 +6581,8 @@
         <w:t xml:space="preserve">7.3. Literatura</w:t>
       </w:r>
     </w:p>
-    <w:bookmarkStart w:id="77" w:name="refs"/>
-    <w:bookmarkStart w:id="55" w:name="ref-3gpp_tr38843"/>
+    <w:bookmarkStart w:id="91" w:name="refs"/>
+    <w:bookmarkStart w:id="67" w:name="ref-3gpp_tr38843"/>
     <w:p>
       <w:pPr>
         <w:pStyle w:val="Bibliography"/>
@@ -2240,8 +6615,8 @@
         <w:t xml:space="preserve">).</w:t>
       </w:r>
     </w:p>
-    <w:bookmarkEnd w:id="55"/>
-    <w:bookmarkStart w:id="56" w:name="ref-Alkhateeb2019"/>
+    <w:bookmarkEnd w:id="67"/>
+    <w:bookmarkStart w:id="68" w:name="ref-Alkhateeb2019"/>
     <w:p>
       <w:pPr>
         <w:pStyle w:val="Bibliography"/>
@@ -2293,8 +6668,8 @@
         <w:t xml:space="preserve">, 1–8. San Diego, CA.</w:t>
       </w:r>
     </w:p>
-    <w:bookmarkEnd w:id="56"/>
-    <w:bookmarkStart w:id="58" w:name="ref-deepmimo_website"/>
+    <w:bookmarkEnd w:id="68"/>
+    <w:bookmarkStart w:id="70" w:name="ref-deepmimo_website"/>
     <w:p>
       <w:pPr>
         <w:pStyle w:val="Bibliography"/>
@@ -2335,7 +6710,7 @@
       <w:r>
         <w:t xml:space="preserve"> </w:t>
       </w:r>
-      <w:hyperlink r:id="rId57">
+      <w:hyperlink r:id="rId69">
         <w:r>
           <w:rPr>
             <w:rStyle w:val="Hyperlink"/>
@@ -2347,8 +6722,8 @@
         <w:t xml:space="preserve">.</w:t>
       </w:r>
     </w:p>
-    <w:bookmarkEnd w:id="58"/>
-    <w:bookmarkStart w:id="60" w:name="ref-alkhateeb2018deep"/>
+    <w:bookmarkEnd w:id="70"/>
+    <w:bookmarkStart w:id="72" w:name="ref-alkhateeb2018deep"/>
     <w:p>
       <w:pPr>
         <w:pStyle w:val="Bibliography"/>
@@ -2387,7 +6762,7 @@
       <w:r>
         <w:t xml:space="preserve"> </w:t>
       </w:r>
-      <w:hyperlink r:id="rId59">
+      <w:hyperlink r:id="rId71">
         <w:r>
           <w:rPr>
             <w:rStyle w:val="Hyperlink"/>
@@ -2399,8 +6774,8 @@
         <w:t xml:space="preserve">.</w:t>
       </w:r>
     </w:p>
-    <w:bookmarkEnd w:id="60"/>
-    <w:bookmarkStart w:id="62" w:name="ref-bjornson2017massive"/>
+    <w:bookmarkEnd w:id="72"/>
+    <w:bookmarkStart w:id="74" w:name="ref-bjornson2017massive"/>
     <w:p>
       <w:pPr>
         <w:pStyle w:val="Bibliography"/>
@@ -2452,7 +6827,7 @@
       <w:r>
         <w:t xml:space="preserve"> </w:t>
       </w:r>
-      <w:hyperlink r:id="rId61">
+      <w:hyperlink r:id="rId73">
         <w:r>
           <w:rPr>
             <w:rStyle w:val="Hyperlink"/>
@@ -2464,8 +6839,8 @@
         <w:t xml:space="preserve">.</w:t>
       </w:r>
     </w:p>
-    <w:bookmarkEnd w:id="62"/>
-    <w:bookmarkStart w:id="64" w:name="ref-cammerer2025sionna"/>
+    <w:bookmarkEnd w:id="74"/>
+    <w:bookmarkStart w:id="76" w:name="ref-cammerer2025sionna"/>
     <w:p>
       <w:pPr>
         <w:pStyle w:val="Bibliography"/>
@@ -2528,7 +6903,7 @@
       <w:r>
         <w:t xml:space="preserve"> </w:t>
       </w:r>
-      <w:hyperlink r:id="rId63">
+      <w:hyperlink r:id="rId75">
         <w:r>
           <w:rPr>
             <w:rStyle w:val="Hyperlink"/>
@@ -2540,8 +6915,8 @@
         <w:t xml:space="preserve">.</w:t>
       </w:r>
     </w:p>
-    <w:bookmarkEnd w:id="64"/>
-    <w:bookmarkStart w:id="66" w:name="ref-cohenarazi2025aerial"/>
+    <w:bookmarkEnd w:id="76"/>
+    <w:bookmarkStart w:id="78" w:name="ref-cohenarazi2025aerial"/>
     <w:p>
       <w:pPr>
         <w:pStyle w:val="Bibliography"/>
@@ -2589,7 +6964,7 @@
       <w:r>
         <w:t xml:space="preserve"> </w:t>
       </w:r>
-      <w:hyperlink r:id="rId65">
+      <w:hyperlink r:id="rId77">
         <w:r>
           <w:rPr>
             <w:rStyle w:val="Hyperlink"/>
@@ -2601,8 +6976,8 @@
         <w:t xml:space="preserve">.</w:t>
       </w:r>
     </w:p>
-    <w:bookmarkEnd w:id="66"/>
-    <w:bookmarkStart w:id="68" w:name="ref-gsma2018spectrum_pricing"/>
+    <w:bookmarkEnd w:id="78"/>
+    <w:bookmarkStart w:id="80" w:name="ref-gsma2018spectrum_pricing"/>
     <w:p>
       <w:pPr>
         <w:pStyle w:val="Bibliography"/>
@@ -2640,7 +7015,7 @@
       <w:r>
         <w:t xml:space="preserve"> </w:t>
       </w:r>
-      <w:hyperlink r:id="rId67">
+      <w:hyperlink r:id="rId79">
         <w:r>
           <w:rPr>
             <w:rStyle w:val="Hyperlink"/>
@@ -2652,8 +7027,8 @@
         <w:t xml:space="preserve">.</w:t>
       </w:r>
     </w:p>
-    <w:bookmarkEnd w:id="68"/>
-    <w:bookmarkStart w:id="70" w:name="ref-giordani2019tutorial"/>
+    <w:bookmarkEnd w:id="80"/>
+    <w:bookmarkStart w:id="82" w:name="ref-giordani2019tutorial"/>
     <w:p>
       <w:pPr>
         <w:pStyle w:val="Bibliography"/>
@@ -2692,7 +7067,7 @@
       <w:r>
         <w:t xml:space="preserve"> </w:t>
       </w:r>
-      <w:hyperlink r:id="rId69">
+      <w:hyperlink r:id="rId81">
         <w:r>
           <w:rPr>
             <w:rStyle w:val="Hyperlink"/>
@@ -2704,8 +7079,8 @@
         <w:t xml:space="preserve">.</w:t>
       </w:r>
     </w:p>
-    <w:bookmarkEnd w:id="70"/>
-    <w:bookmarkStart w:id="72" w:name="ref-hoydis2022sionna"/>
+    <w:bookmarkEnd w:id="82"/>
+    <w:bookmarkStart w:id="84" w:name="ref-hoydis2022sionna"/>
     <w:p>
       <w:pPr>
         <w:pStyle w:val="Bibliography"/>
@@ -2741,7 +7116,7 @@
       <w:r>
         <w:t xml:space="preserve"> </w:t>
       </w:r>
-      <w:hyperlink r:id="rId71">
+      <w:hyperlink r:id="rId83">
         <w:r>
           <w:rPr>
             <w:rStyle w:val="Hyperlink"/>
@@ -2753,8 +7128,8 @@
         <w:t xml:space="preserve">.</w:t>
       </w:r>
     </w:p>
-    <w:bookmarkEnd w:id="72"/>
-    <w:bookmarkStart w:id="74" w:name="ref-lin2023overview"/>
+    <w:bookmarkEnd w:id="84"/>
+    <w:bookmarkStart w:id="86" w:name="ref-lin2023overview"/>
     <w:p>
       <w:pPr>
         <w:pStyle w:val="Bibliography"/>
@@ -2814,7 +7189,7 @@
       <w:r>
         <w:t xml:space="preserve"> </w:t>
       </w:r>
-      <w:hyperlink r:id="rId73">
+      <w:hyperlink r:id="rId85">
         <w:r>
           <w:rPr>
             <w:rStyle w:val="Hyperlink"/>
@@ -2826,14 +7201,14 @@
         <w:t xml:space="preserve">.</w:t>
       </w:r>
     </w:p>
-    <w:bookmarkEnd w:id="74"/>
-    <w:bookmarkStart w:id="76" w:name="ref-marzetta2010noncooperative"/>
+    <w:bookmarkEnd w:id="86"/>
+    <w:bookmarkStart w:id="88" w:name="ref-ma2023deep"/>
     <w:p>
       <w:pPr>
         <w:pStyle w:val="Bibliography"/>
       </w:pPr>
       <w:r>
-        <w:t xml:space="preserve">Marzetta, Thomas L. 2010.</w:t>
+        <w:t xml:space="preserve">Ma, Ke, Zhaocheng Wang, Wenqiang Tian, Sheng Chen, and Lajos Hanzo. 2023.</w:t>
       </w:r>
       <w:r>
         <w:t xml:space="preserve"> </w:t>
@@ -2842,7 +7217,7 @@
         <w:t xml:space="preserve">“</w:t>
       </w:r>
       <w:r>
-        <w:t xml:space="preserve">Noncooperative Cellular Wireless with Unlimited Numbers of Base Station Antennas</w:t>
+        <w:t xml:space="preserve">Deep Learning for mmWave Beam-Management: State-of-the-Art, Opportunities and Challenges</w:t>
       </w:r>
       <w:r>
         <w:t xml:space="preserve">.”</w:t>
@@ -2855,6 +7230,58 @@
           <w:i/>
           <w:iCs/>
         </w:rPr>
+        <w:t xml:space="preserve">IEEE Wireless Communications</w:t>
+      </w:r>
+      <w:r>
+        <w:t xml:space="preserve"> </w:t>
+      </w:r>
+      <w:r>
+        <w:t xml:space="preserve">30 (4): 108–14.</w:t>
+      </w:r>
+      <w:r>
+        <w:t xml:space="preserve"> </w:t>
+      </w:r>
+      <w:hyperlink r:id="rId87">
+        <w:r>
+          <w:rPr>
+            <w:rStyle w:val="Hyperlink"/>
+          </w:rPr>
+          <w:t xml:space="preserve">https://doi.org/10.1109/MWC.018.2100713</w:t>
+        </w:r>
+      </w:hyperlink>
+      <w:r>
+        <w:t xml:space="preserve">.</w:t>
+      </w:r>
+    </w:p>
+    <w:bookmarkEnd w:id="88"/>
+    <w:bookmarkStart w:id="90" w:name="ref-marzetta2010noncooperative"/>
+    <w:p>
+      <w:pPr>
+        <w:pStyle w:val="Bibliography"/>
+      </w:pPr>
+      <w:r>
+        <w:t xml:space="preserve">Marzetta, Thomas L. 2010.</w:t>
+      </w:r>
+      <w:r>
+        <w:t xml:space="preserve"> </w:t>
+      </w:r>
+      <w:r>
+        <w:t xml:space="preserve">“</w:t>
+      </w:r>
+      <w:r>
+        <w:t xml:space="preserve">Noncooperative Cellular Wireless with Unlimited Numbers of Base Station Antennas</w:t>
+      </w:r>
+      <w:r>
+        <w:t xml:space="preserve">.”</w:t>
+      </w:r>
+      <w:r>
+        <w:t xml:space="preserve"> </w:t>
+      </w:r>
+      <w:r>
+        <w:rPr>
+          <w:i/>
+          <w:iCs/>
+        </w:rPr>
         <w:t xml:space="preserve">IEEE Transactions on Wireless Communications</w:t>
       </w:r>
       <w:r>
@@ -2866,7 +7293,7 @@
       <w:r>
         <w:t xml:space="preserve"> </w:t>
       </w:r>
-      <w:hyperlink r:id="rId75">
+      <w:hyperlink r:id="rId89">
         <w:r>
           <w:rPr>
             <w:rStyle w:val="Hyperlink"/>
@@ -2878,15 +7305,15 @@
         <w:t xml:space="preserve">.</w:t>
       </w:r>
     </w:p>
-    <w:bookmarkEnd w:id="76"/>
-    <w:bookmarkEnd w:id="77"/>
+    <w:bookmarkEnd w:id="90"/>
+    <w:bookmarkEnd w:id="91"/>
     <w:p>
       <w:r>
         <w:br w:type="page"/>
       </w:r>
     </w:p>
-    <w:bookmarkEnd w:id="78"/>
-    <w:bookmarkEnd w:id="79"/>
+    <w:bookmarkEnd w:id="92"/>
+    <w:bookmarkEnd w:id="93"/>
     <w:sectPr>
       <w:pgSz w:h="15840" w:w="12240"/>
       <w:pgMar w:bottom="1418" w:footer="720" w:gutter="0" w:header="720" w:left="1418" w:right="1418" w:top="1418"/>
@@ -3299,6 +7726,57 @@
     </w:lvlOverride>
   </w:num>
   <w:num w:numId="1002">
+    <w:abstractNumId w:val="99411"/>
+    <w:lvlOverride w:ilvl="0">
+      <w:startOverride w:val="1"/>
+    </w:lvlOverride>
+    <w:lvlOverride w:ilvl="1">
+      <w:startOverride w:val="1"/>
+    </w:lvlOverride>
+    <w:lvlOverride w:ilvl="2">
+      <w:startOverride w:val="1"/>
+    </w:lvlOverride>
+    <w:lvlOverride w:ilvl="3">
+      <w:startOverride w:val="1"/>
+    </w:lvlOverride>
+    <w:lvlOverride w:ilvl="4">
+      <w:startOverride w:val="1"/>
+    </w:lvlOverride>
+    <w:lvlOverride w:ilvl="5">
+      <w:startOverride w:val="1"/>
+    </w:lvlOverride>
+    <w:lvlOverride w:ilvl="6">
+      <w:startOverride w:val="1"/>
+    </w:lvlOverride>
+    <w:lvlOverride w:ilvl="7">
+      <w:startOverride w:val="1"/>
+    </w:lvlOverride>
+    <w:lvlOverride w:ilvl="8">
+      <w:startOverride w:val="1"/>
+    </w:lvlOverride>
+  </w:num>
+  <w:num w:numId="1003">
+    <w:abstractNumId w:val="991"/>
+  </w:num>
+  <w:num w:numId="1004">
+    <w:abstractNumId w:val="991"/>
+  </w:num>
+  <w:num w:numId="1005">
+    <w:abstractNumId w:val="991"/>
+  </w:num>
+  <w:num w:numId="1006">
+    <w:abstractNumId w:val="991"/>
+  </w:num>
+  <w:num w:numId="1007">
+    <w:abstractNumId w:val="991"/>
+  </w:num>
+  <w:num w:numId="1008">
+    <w:abstractNumId w:val="991"/>
+  </w:num>
+  <w:num w:numId="1009">
+    <w:abstractNumId w:val="991"/>
+  </w:num>
+  <w:num w:numId="1010">
     <w:abstractNumId w:val="991"/>
   </w:num>
 </w:numbering>
